--- a/report/Evaluating_KIU_Internship_Support_BRMT_FinalProject.docx
+++ b/report/Evaluating_KIU_Internship_Support_BRMT_FinalProject.docx
@@ -77,13 +77,17 @@
         <w:jc w:val="center"/>
         <w:rPr>
           <w:rFonts w:ascii="Sylfaen" w:hAnsi="Sylfaen"/>
+          <w:sz w:val="26"/>
+          <w:szCs w:val="26"/>
         </w:rPr>
       </w:pPr>
       <w:r>
         <w:rPr>
           <w:rFonts w:ascii="Sylfaen" w:hAnsi="Sylfaen"/>
-        </w:rPr>
-        <w:t>Lasha Giorgi Tskhadadze</w:t>
+          <w:sz w:val="26"/>
+          <w:szCs w:val="26"/>
+        </w:rPr>
+        <w:t>Tinatin Javakhadze</w:t>
       </w:r>
     </w:p>
     <w:p>
@@ -98,8 +102,16 @@
         <w:rPr>
           <w:rFonts w:ascii="Sylfaen" w:hAnsi="Sylfaen"/>
         </w:rPr>
-        <w:t>Luka Meqoshvili</w:t>
-      </w:r>
+        <w:t xml:space="preserve">Lasha Giorgi </w:t>
+      </w:r>
+      <w:proofErr w:type="spellStart"/>
+      <w:r>
+        <w:rPr>
+          <w:rFonts w:ascii="Sylfaen" w:hAnsi="Sylfaen"/>
+        </w:rPr>
+        <w:t>Tskhadadze</w:t>
+      </w:r>
+      <w:proofErr w:type="spellEnd"/>
     </w:p>
     <w:p>
       <w:pPr>
@@ -113,7 +125,54 @@
         <w:rPr>
           <w:rFonts w:ascii="Sylfaen" w:hAnsi="Sylfaen"/>
         </w:rPr>
-        <w:t>Davit Cheishvili</w:t>
+        <w:t xml:space="preserve">Luka </w:t>
+      </w:r>
+      <w:proofErr w:type="spellStart"/>
+      <w:r>
+        <w:rPr>
+          <w:rFonts w:ascii="Sylfaen" w:hAnsi="Sylfaen"/>
+        </w:rPr>
+        <w:t>Me</w:t>
+      </w:r>
+      <w:r>
+        <w:rPr>
+          <w:rFonts w:ascii="Sylfaen" w:hAnsi="Sylfaen"/>
+        </w:rPr>
+        <w:t>k</w:t>
+      </w:r>
+      <w:r>
+        <w:rPr>
+          <w:rFonts w:ascii="Sylfaen" w:hAnsi="Sylfaen"/>
+        </w:rPr>
+        <w:t>oshvili</w:t>
+      </w:r>
+      <w:proofErr w:type="spellEnd"/>
+    </w:p>
+    <w:p>
+      <w:pPr>
+        <w:spacing w:before="600" w:after="200" w:line="360" w:lineRule="auto"/>
+        <w:jc w:val="center"/>
+        <w:rPr>
+          <w:rFonts w:ascii="Sylfaen" w:hAnsi="Sylfaen"/>
+        </w:rPr>
+      </w:pPr>
+      <w:r>
+        <w:rPr>
+          <w:rFonts w:ascii="Sylfaen" w:hAnsi="Sylfaen"/>
+        </w:rPr>
+        <w:t xml:space="preserve">Davit </w:t>
+      </w:r>
+      <w:r>
+        <w:rPr>
+          <w:rFonts w:ascii="Sylfaen" w:hAnsi="Sylfaen"/>
+        </w:rPr>
+        <w:t>Tch</w:t>
+      </w:r>
+      <w:r>
+        <w:rPr>
+          <w:rFonts w:ascii="Sylfaen" w:hAnsi="Sylfaen"/>
+        </w:rPr>
+        <w:t>eishvili</w:t>
       </w:r>
     </w:p>
     <w:p>
@@ -143,7 +202,19 @@
         <w:t xml:space="preserve">Date of submission: </w:t>
       </w:r>
       <w:r>
-        <w:t>07/09/2026</w:t>
+        <w:t>0</w:t>
+      </w:r>
+      <w:r>
+        <w:t>9</w:t>
+      </w:r>
+      <w:r>
+        <w:t>/0</w:t>
+      </w:r>
+      <w:r>
+        <w:t>7</w:t>
+      </w:r>
+      <w:r>
+        <w:t>/2026</w:t>
       </w:r>
     </w:p>
     <w:p>
@@ -181,7 +252,23 @@
         <w:jc w:val="both"/>
       </w:pPr>
       <w:r>
-        <w:t>This study examined how undergraduate students at Kutaisi International University (KIU) perceive the effectiveness of the university’s internship support services in helping them find, prepare for, and apply to internships. Prior research shows that university career support is often underused and that its perceived usefulness, rather than its mere availability, determines its value; no such evidence existed for KIU. A cross-sectional online survey was distributed to 2nd–4th year students in the Computer Science, Management, and Mathematics schools, and 122 valid responses were analysed using descriptive statistics and a Welch independent-samples t-test. Awareness of the services was low to moderate (M = 2.92 on a 5-point scale) and only 31.1% of respondents had used them, most commonly citing not knowing the services existed. Students who had used support services reported significantly higher perceived internship readiness than non-users, t(88.1) = 3.36, p = .001, d = 0.60, so the null hypothesis was rejected. Among users, satisfaction was modest overall, with CV and interview preparation support rated lowest. The results suggest that KIU’s internship support is potentially valuable but under-promoted, and the study recommends earlier and more visible communication, a central internship information platform, and stronger field-specific opportunities.</w:t>
+        <w:t xml:space="preserve">This study examined how undergraduate students at Kutaisi International University (KIU) perceive the effectiveness of the university’s internship support services in helping them find, prepare for, and apply to internships. Prior research shows that university career support is often underused and that its perceived usefulness, rather than its mere availability, determines its value; no such evidence existed for KIU. A cross-sectional online survey was distributed to 2nd–4th year students in the Computer Science, Management, and Mathematics schools, and 122 valid responses were </w:t>
+      </w:r>
+      <w:proofErr w:type="spellStart"/>
+      <w:r>
+        <w:t>analysed</w:t>
+      </w:r>
+      <w:proofErr w:type="spellEnd"/>
+      <w:r>
+        <w:t xml:space="preserve"> using descriptive statistics and a Welch independent-samples t-test. Awareness of the services was low to moderate (M = 2.92 on a 5-point scale) and only 31.1% of respondents had used them, most commonly citing not knowing the services existed. Students who had used support services reported significantly higher perceived internship readiness than non-users, </w:t>
+      </w:r>
+      <w:proofErr w:type="gramStart"/>
+      <w:r>
+        <w:t>t(</w:t>
+      </w:r>
+      <w:proofErr w:type="gramEnd"/>
+      <w:r>
+        <w:t>88.1) = 3.36, p = .001, d = 0.60, so the null hypothesis was rejected. Among users, satisfaction was modest overall, with CV and interview preparation support rated lowest. The results suggest that KIU’s internship support is potentially valuable but under-promoted, and the study recommends earlier and more visible communication, a central internship information platform, and stronger field-specific opportunities.</w:t>
       </w:r>
     </w:p>
     <w:p>
@@ -2344,7 +2431,15 @@
         <w:jc w:val="both"/>
       </w:pPr>
       <w:r>
-        <w:t>Internships have become one of the most important bridges between undergraduate study and professional employment. Through them, students connect academic knowledge to real workplace practice, gain experience, explore career interests, build professional networks, and develop the confidence they need to compete in an increasingly crowded graduate labour market. As a degree alone no longer guarantees employment, responsibility for building employability has shifted increasingly onto students themselves, and universities are now widely judged on how well they prepare graduates for this transition rather than simply on the qualifications they award [1].</w:t>
+        <w:t xml:space="preserve">Internships have become one of the most important bridges between undergraduate study and professional employment. Through them, students connect academic knowledge to real workplace practice, gain experience, explore career interests, build professional networks, and develop the confidence they need to compete in an increasingly crowded graduate </w:t>
+      </w:r>
+      <w:proofErr w:type="spellStart"/>
+      <w:r>
+        <w:t>labour</w:t>
+      </w:r>
+      <w:proofErr w:type="spellEnd"/>
+      <w:r>
+        <w:t xml:space="preserve"> market. As a degree alone no longer guarantees employment, responsibility for building employability has shifted increasingly onto students themselves, and universities are now widely judged on how well they prepare graduates for this transition rather than simply on the qualifications they award [1].</w:t>
       </w:r>
     </w:p>
     <w:p>
@@ -2353,7 +2448,39 @@
         <w:jc w:val="both"/>
       </w:pPr>
       <w:r>
-        <w:t>Universities typically try to meet this need through internship support services: sharing internship announcements, organising employer and alumni events, reviewing CVs, offering interview preparation, and advising students on what employers expect. In principle, these services should smooth the path from classroom to workplace. In practice, however, the existing literature reveals a persistent “satisfaction–utilisation paradox”: while most students report that their university helped prepare them for life after graduation, only around a third actually use their institution’s centralised career services directly [2]. Research further shows that students tend to value concrete, practical help such as CV reviews and mock interviews, but are far less satisfied when they seek personalised, in-depth guidance [3]. In short, the mere existence of support services does not guarantee that students are aware of them, use them, or find them useful.</w:t>
+        <w:t xml:space="preserve">Universities typically try to meet this need through internship support services: sharing internship announcements, </w:t>
+      </w:r>
+      <w:proofErr w:type="spellStart"/>
+      <w:r>
+        <w:t>organising</w:t>
+      </w:r>
+      <w:proofErr w:type="spellEnd"/>
+      <w:r>
+        <w:t xml:space="preserve"> employer and alumni events, reviewing CVs, offering interview preparation, and advising students on what employers expect. In principle, these services should smooth the path from classroom to workplace. In practice, however, the existing literature reveals a persistent “satisfaction–</w:t>
+      </w:r>
+      <w:proofErr w:type="spellStart"/>
+      <w:r>
+        <w:t>utilisation</w:t>
+      </w:r>
+      <w:proofErr w:type="spellEnd"/>
+      <w:r>
+        <w:t xml:space="preserve"> paradox”: while most students report that their university helped prepare them for life after graduation, only around a third actually use their institution’s </w:t>
+      </w:r>
+      <w:proofErr w:type="spellStart"/>
+      <w:r>
+        <w:t>centralised</w:t>
+      </w:r>
+      <w:proofErr w:type="spellEnd"/>
+      <w:r>
+        <w:t xml:space="preserve"> career services directly [2]. Research further shows that students tend to value concrete, practical help such as CV reviews and mock interviews, but are far less satisfied when they seek </w:t>
+      </w:r>
+      <w:proofErr w:type="spellStart"/>
+      <w:r>
+        <w:t>personalised</w:t>
+      </w:r>
+      <w:proofErr w:type="spellEnd"/>
+      <w:r>
+        <w:t>, in-depth guidance [3]. In short, the mere existence of support services does not guarantee that students are aware of them, use them, or find them useful.</w:t>
       </w:r>
     </w:p>
     <w:p>
@@ -2527,11 +2654,45 @@
         <w:jc w:val="both"/>
       </w:pPr>
       <w:r>
-        <w:t xml:space="preserve">The starting point for this literature is a shared rejection of the idea that employability is a checklist of technical skills. Beyond that agreement, however, the major frameworks differ in where they locate the problem. Yorke and Knight’s USEM model places it inside the curriculum: employability emerges from understanding, skilful practice, efficacy beliefs, and metacognition, and is therefore best built through high-quality active learning rather than bolt-on skills training [4]. Tomlinson, writing from a sociological perspective, instead locates the problem in the labour market itself: mass higher education has created “credentials congestion,” shifting responsibility onto students to accumulate five forms of capital — human, social, cultural, identity, and </w:t>
+        <w:t xml:space="preserve">The starting point for this literature is a shared rejection of the idea that employability is a checklist of technical skills. Beyond that agreement, however, the major frameworks differ in where they locate the problem. Yorke and Knight’s USEM model places it inside the curriculum: employability emerges from understanding, </w:t>
+      </w:r>
+      <w:proofErr w:type="spellStart"/>
+      <w:r>
+        <w:t>skilful</w:t>
+      </w:r>
+      <w:proofErr w:type="spellEnd"/>
+      <w:r>
+        <w:t xml:space="preserve"> practice, efficacy beliefs, and metacognition, and is therefore best built through high-quality active learning rather than bolt-on skills training [4]. Tomlinson, writing from a sociological perspective, instead locates the problem in the </w:t>
+      </w:r>
+      <w:proofErr w:type="spellStart"/>
+      <w:r>
+        <w:t>labour</w:t>
+      </w:r>
+      <w:proofErr w:type="spellEnd"/>
+      <w:r>
+        <w:t xml:space="preserve"> market itself: mass higher education has created “credentials congestion,” shifting responsibility onto students to accumulate five forms of capital — human, social, cultural, identity, and </w:t>
       </w:r>
       <w:r>
         <w:lastRenderedPageBreak/>
-        <w:t>psychological — to stay competitive [1], [5]. Where USEM emphasises what universities should teach, the Graduate Capital Model emphasises what students must acquire, including resources such as networks that lie largely outside the classroom.</w:t>
+        <w:t xml:space="preserve">psychological — to stay competitive [1], [5]. Where USEM </w:t>
+      </w:r>
+      <w:proofErr w:type="spellStart"/>
+      <w:proofErr w:type="gramStart"/>
+      <w:r>
+        <w:t>emphasises</w:t>
+      </w:r>
+      <w:proofErr w:type="spellEnd"/>
+      <w:proofErr w:type="gramEnd"/>
+      <w:r>
+        <w:t xml:space="preserve"> what universities should teach, the Graduate Capital Model </w:t>
+      </w:r>
+      <w:proofErr w:type="spellStart"/>
+      <w:r>
+        <w:t>emphasises</w:t>
+      </w:r>
+      <w:proofErr w:type="spellEnd"/>
+      <w:r>
+        <w:t xml:space="preserve"> what students must acquire, including resources such as networks that lie largely outside the classroom.</w:t>
       </w:r>
     </w:p>
     <w:p>
@@ -2540,7 +2701,23 @@
         <w:jc w:val="both"/>
       </w:pPr>
       <w:r>
-        <w:t>Dacre Pool and Sewell’s CareerEDGE model bridges these positions by specifying the mechanism that turns inputs into outcomes: career development learning, experience, subject knowledge, generic skills, and emotional intelligence only become employability when reflection converts them into self-efficacy, self-confidence, and self-esteem [6], [7]. This claim has direct empirical support: an employability module built on CareerEDGE produced a significant increase in students’ employability development scores with a large effect size, and most participants passed employer-led mock interviews [8]. Social Cognitive Career Theory supplies the psychological foundation for all three models, showing that self-efficacy beliefs and outcome expectations drive career interest and persistence, and that mastery experiences — such as work-based learning and mock interviews — are the strongest sources of self-efficacy [9].</w:t>
+        <w:t xml:space="preserve">Dacre Pool and Sewell’s </w:t>
+      </w:r>
+      <w:proofErr w:type="spellStart"/>
+      <w:r>
+        <w:t>CareerEDGE</w:t>
+      </w:r>
+      <w:proofErr w:type="spellEnd"/>
+      <w:r>
+        <w:t xml:space="preserve"> model bridges these positions by specifying the mechanism that turns inputs into outcomes: career development learning, experience, subject knowledge, generic skills, and emotional intelligence only become employability when reflection converts them into self-efficacy, self-confidence, and self-esteem [6], [7]. This claim has direct empirical support: an employability module built on </w:t>
+      </w:r>
+      <w:proofErr w:type="spellStart"/>
+      <w:r>
+        <w:t>CareerEDGE</w:t>
+      </w:r>
+      <w:proofErr w:type="spellEnd"/>
+      <w:r>
+        <w:t xml:space="preserve"> produced a significant increase in students’ employability development scores with a large effect size, and most participants passed employer-led mock interviews [8]. Social Cognitive Career Theory supplies the psychological foundation for all three models, showing that self-efficacy beliefs and outcome expectations drive career interest and persistence, and that mastery experiences — such as work-based learning and mock interviews — are the strongest sources of self-efficacy [9].</w:t>
       </w:r>
     </w:p>
     <w:p>
@@ -2549,7 +2726,15 @@
         <w:jc w:val="both"/>
       </w:pPr>
       <w:r>
-        <w:t>Despite their different emphases, the frameworks converge on one implication for this study: the test of a support service is not whether it exists but whether it builds students’ confidence and self-efficacy for the internship search. This is why perceived internship readiness — a self-efficacy-style construct drawn from CareerEDGE — serves as the primary outcome variable here, and why the hypothesis predicts higher readiness among service users specifically.</w:t>
+        <w:t xml:space="preserve">Despite their different emphases, the frameworks converge on one implication for this study: the test of a support service is not whether it exists but whether it builds students’ confidence and self-efficacy for the internship search. This is why perceived internship readiness — a self-efficacy-style construct drawn from </w:t>
+      </w:r>
+      <w:proofErr w:type="spellStart"/>
+      <w:r>
+        <w:t>CareerEDGE</w:t>
+      </w:r>
+      <w:proofErr w:type="spellEnd"/>
+      <w:r>
+        <w:t xml:space="preserve"> — serves as the primary outcome variable here, and why the hypothesis predicts higher readiness among service users specifically.</w:t>
       </w:r>
     </w:p>
     <w:p>
@@ -2576,7 +2761,15 @@
         <w:jc w:val="both"/>
       </w:pPr>
       <w:r>
-        <w:t xml:space="preserve">If self-efficacy is the mechanism, internships are the strongest lever universities have for activating it. Gault, Redington and Schlager’s frequently cited study of business undergraduates found that internship completers enjoyed higher starting salaries, shorter job searches, and greater long-term job satisfaction [10], and professional bodies have since standardised the target: NACE defines career readiness through eight core competencies, including communication, critical thinking, professionalism, and technology [11]. Jackson’s survey of 131 undergraduates on work placements complicates this optimistic picture in an important way: when students underperform during placements, the cause is rarely the student, but rather poor placement design — unclear tasks, weak supervision, and inadequate integration between coursework and workplace demands [12]. Read together, these studies imply that the payoff documented by Gault and colleagues is conditional on the quality of the surrounding support structure, which is precisely what this study evaluates at KIU. Jackson’s work is methodologically valuable for shifting attention from </w:t>
+        <w:t xml:space="preserve">If self-efficacy is the mechanism, internships are the strongest lever universities have for activating it. Gault, Redington and Schlager’s frequently cited study of business undergraduates found that internship completers enjoyed higher starting salaries, shorter job searches, and greater long-term job satisfaction [10], and professional bodies have since </w:t>
+      </w:r>
+      <w:proofErr w:type="spellStart"/>
+      <w:r>
+        <w:t>standardised</w:t>
+      </w:r>
+      <w:proofErr w:type="spellEnd"/>
+      <w:r>
+        <w:t xml:space="preserve"> the target: NACE defines career readiness through eight core competencies, including communication, critical thinking, professionalism, and technology [11]. Jackson’s survey of 131 undergraduates on work placements complicates this optimistic picture in an important way: when students underperform during placements, the cause is rarely the student, but rather poor placement design — unclear tasks, weak supervision, and inadequate integration between coursework and workplace demands [12]. Read together, these studies imply that the payoff documented by Gault and colleagues is conditional on the quality of the surrounding support structure, which is precisely what this study evaluates at KIU. Jackson’s work is methodologically valuable for shifting attention from </w:t>
       </w:r>
       <w:r>
         <w:lastRenderedPageBreak/>
@@ -2607,7 +2800,15 @@
         <w:jc w:val="both"/>
       </w:pPr>
       <w:r>
-        <w:t>The benefits above are unevenly distributed. Hora and colleagues coined the term “thwarted intern” for students who want an internship but are blocked by structural obstacles; across their multi-institutional surveys, 64% of students without internships had wanted one [13]. The barriers they document — unpaid roles, time poverty from combining work and heavy course loads, geographic concentration of opportunities, and unequal social capital — frame non-participation as a structural problem rather than an individual failing. A 2025 UK study (N = 152) tested this quantitatively and found a nuanced result: students from higher socioeconomic backgrounds did perceive themselves as more employable, largely through pre-existing social capital, but internships raised perceived employability across all social classes by expanding students’ networks [14]. The two research programmes agree that access, not motivation, is the bottleneck, and they disagree only on emphasis: Hora et al. stress who gets excluded, while the UK study stresses that inclusion pays off for everyone. Both points matter for KIU — the first predicts that many students who want internships will report barriers, and the second supports the hypothesis tested here that engagement with internship-related support is associated with higher perceived readiness. Methodologically, the UK study’s validated scales and mediation analysis are a strength, though its modest convenience sample mirrors the constraints of most student research, including this project.</w:t>
+        <w:t xml:space="preserve">The benefits above are unevenly distributed. Hora and colleagues coined the term “thwarted intern” for students who want an internship but are blocked by structural obstacles; across their multi-institutional surveys, 64% of students without internships had wanted one [13]. The barriers they document — unpaid roles, time poverty from combining work and heavy course loads, geographic concentration of opportunities, and unequal social capital — frame non-participation as a structural problem rather than an individual failing. A 2025 UK study (N = 152) tested this quantitatively and found a nuanced result: students from higher socioeconomic backgrounds did perceive themselves as more employable, largely through pre-existing social capital, but internships raised perceived employability across all social classes by expanding students’ networks [14]. The two research </w:t>
+      </w:r>
+      <w:proofErr w:type="spellStart"/>
+      <w:r>
+        <w:t>programmes</w:t>
+      </w:r>
+      <w:proofErr w:type="spellEnd"/>
+      <w:r>
+        <w:t xml:space="preserve"> agree that access, not motivation, is the bottleneck, and they disagree only on emphasis: Hora et al. stress who gets excluded, while the UK study stresses that inclusion pays off for everyone. Both points matter for KIU — the first predicts that many students who want internships will report barriers, and the second supports the hypothesis tested here that engagement with internship-related support is associated with higher perceived readiness. Methodologically, the UK study’s validated scales and mediation analysis are a strength, though its modest convenience sample mirrors the constraints of most student research, including this project.</w:t>
       </w:r>
     </w:p>
     <w:p>
@@ -2634,11 +2835,59 @@
         <w:jc w:val="both"/>
       </w:pPr>
       <w:r>
-        <w:t xml:space="preserve">When researchers evaluate career services directly, the same paradox recurs across very different contexts. UK Office for Students data show that although 88% of graduates felt their university helped prepare them for life after graduation, only 33% ever used the centralised careers service [2] — a “satisfaction–utilisation paradox” in which broad goodwill coexists with low engagement. Studies disagree, however, on what students find lacking once they do engage. A US study of 372 business undergraduates found students satisfied with transactional coaching (CVs, interviews) but critical of staff who lacked industry-specific knowledge and support for underrepresented groups [3]. In contrast, a large Chinese study (N = 1,328) found perceived usefulness strongly predicted satisfaction, with adviser expertise and targeted career-planning guidance as the top drivers [15], and a service-quality study of 300 students similarly identified reliability and empathy as the strongest satisfaction predictors while career guidance availability performed weakest [16]. </w:t>
+        <w:t xml:space="preserve">When researchers evaluate career services directly, the same paradox recurs across very different contexts. UK Office for Students data show that although 88% of graduates felt their university helped prepare them for life after graduation, only 33% ever used the </w:t>
+      </w:r>
+      <w:proofErr w:type="spellStart"/>
+      <w:r>
+        <w:t>centralised</w:t>
+      </w:r>
+      <w:proofErr w:type="spellEnd"/>
+      <w:r>
+        <w:t xml:space="preserve"> careers service [2] — a “satisfaction–</w:t>
+      </w:r>
+      <w:proofErr w:type="spellStart"/>
+      <w:r>
+        <w:t>utilisation</w:t>
+      </w:r>
+      <w:proofErr w:type="spellEnd"/>
+      <w:r>
+        <w:t xml:space="preserve"> paradox” in which broad goodwill coexists with low engagement. Studies disagree, however, on what students find lacking once they do engage. A US study of 372 business undergraduates found students satisfied with transactional coaching (CVs, interviews) but critical of staff who lacked industry-specific knowledge and support for underrepresented groups [3]. In contrast, a large Chinese study (N = 1,328) found perceived usefulness strongly predicted satisfaction, with adviser expertise and targeted career-planning guidance as the top drivers [15], and a service-quality study of 300 students similarly identified reliability and empathy as the strongest satisfaction predictors while career guidance availability performed weakest [16]. </w:t>
       </w:r>
       <w:r>
         <w:lastRenderedPageBreak/>
-        <w:t>The pattern across these settings is that transactional help is usually the strength and personalised, expert guidance the weakness — a pattern whose applicability to KIU is examined in this study. Recent trend reports add a temporal dimension: today’s students delay career planning and then expect fast, digital-first, personalised support when they finally engage [17]. These studies vary considerably in rigour — several rely on convenience samples and unvalidated instruments, and the trend report is industry rather than peer-reviewed literature — but their agreement on low utilisation is difficult to dismiss precisely because it survives such different methods and settings.</w:t>
+        <w:t xml:space="preserve">The pattern across these settings is that transactional help is usually the strength and </w:t>
+      </w:r>
+      <w:proofErr w:type="spellStart"/>
+      <w:r>
+        <w:t>personalised</w:t>
+      </w:r>
+      <w:proofErr w:type="spellEnd"/>
+      <w:r>
+        <w:t xml:space="preserve">, expert guidance the weakness — a pattern whose applicability to KIU is examined in this study. Recent trend reports add a temporal dimension: today’s students delay career planning and then expect fast, digital-first, </w:t>
+      </w:r>
+      <w:proofErr w:type="spellStart"/>
+      <w:r>
+        <w:t>personalised</w:t>
+      </w:r>
+      <w:proofErr w:type="spellEnd"/>
+      <w:r>
+        <w:t xml:space="preserve"> support when they finally engage [17]. These studies vary considerably in </w:t>
+      </w:r>
+      <w:proofErr w:type="spellStart"/>
+      <w:r>
+        <w:t>rigour</w:t>
+      </w:r>
+      <w:proofErr w:type="spellEnd"/>
+      <w:r>
+        <w:t xml:space="preserve"> — several rely on convenience samples and unvalidated instruments, and the trend report is industry rather than peer-reviewed literature — but their agreement on low </w:t>
+      </w:r>
+      <w:proofErr w:type="spellStart"/>
+      <w:r>
+        <w:t>utilisation</w:t>
+      </w:r>
+      <w:proofErr w:type="spellEnd"/>
+      <w:r>
+        <w:t xml:space="preserve"> is difficult to dismiss precisely because it survives such different methods and settings.</w:t>
       </w:r>
     </w:p>
     <w:p>
@@ -2665,7 +2914,23 @@
         <w:jc w:val="both"/>
       </w:pPr>
       <w:r>
-        <w:t>Taken together, the literature establishes three things: internships build employability through self-efficacy, awareness and access are the main bottlenecks to participation, and career services are chronically underused even where they are valued. What it does not establish is whether these patterns hold at small, young, non-Western institutions: virtually all of the evidence above comes from large universities in the UK, US, Australia, and China. No published evidence examines how students at KIU — a small Georgian university with recently established programmes — perceive its internship support. It is therefore unknown whether the satisfaction–utilisation paradox replicates at KIU, which specific services students consider weak, or whether using KIU’s services is associated with higher internship readiness. This study addresses that gap with a quantitative survey of KIU undergraduates, testing whether service users report significantly higher perceived internship readiness than non-users.</w:t>
+        <w:t xml:space="preserve">Taken together, the literature establishes three things: internships build employability through self-efficacy, awareness and access are the main bottlenecks to participation, and career services are chronically underused even where they are valued. What it does not establish is whether these patterns hold at small, young, non-Western institutions: virtually all of the evidence above comes from large universities in the UK, US, Australia, and China. No published evidence examines how students at KIU — a small Georgian university with recently established </w:t>
+      </w:r>
+      <w:proofErr w:type="spellStart"/>
+      <w:r>
+        <w:t>programmes</w:t>
+      </w:r>
+      <w:proofErr w:type="spellEnd"/>
+      <w:r>
+        <w:t xml:space="preserve"> — perceive its internship support. It is therefore unknown whether the satisfaction–</w:t>
+      </w:r>
+      <w:proofErr w:type="spellStart"/>
+      <w:r>
+        <w:t>utilisation</w:t>
+      </w:r>
+      <w:proofErr w:type="spellEnd"/>
+      <w:r>
+        <w:t xml:space="preserve"> paradox replicates at KIU, which specific services students consider weak, or whether using KIU’s services is associated with higher internship readiness. This study addresses that gap with a quantitative survey of KIU undergraduates, testing whether service users report significantly higher perceived internship readiness than non-users.</w:t>
       </w:r>
     </w:p>
     <w:p>
@@ -2783,7 +3048,15 @@
         <w:jc w:val="both"/>
       </w:pPr>
       <w:r>
-        <w:t>Data was collected using a custom, self-administered questionnaire (Appendix A), estimated at 5–7 minutes to complete. Since no existing validated scale fit KIU’s specific internship-support context, the team developed the instrument itself, drawing on constructs from the literature review. The readiness items were shaped by the self-efficacy and confidence dimensions central to the CareerEDGE model [6], while the service-evaluation items were built around service-quality dimensions such as reliability, accessibility, and personalized guidance — factors that prior career-services research consistently identifies as key drivers of student satisfaction [15], [16].</w:t>
+        <w:t xml:space="preserve">Data was collected using a custom, self-administered questionnaire (Appendix A), estimated at 5–7 minutes to complete. Since no existing validated scale fit KIU’s specific internship-support context, the team developed the instrument itself, drawing on constructs from the literature review. The readiness items were shaped by the self-efficacy and confidence dimensions central to the </w:t>
+      </w:r>
+      <w:proofErr w:type="spellStart"/>
+      <w:r>
+        <w:t>CareerEDGE</w:t>
+      </w:r>
+      <w:proofErr w:type="spellEnd"/>
+      <w:r>
+        <w:t xml:space="preserve"> model [6], while the service-evaluation items were built around service-quality dimensions such as reliability, accessibility, and personalized guidance — factors that prior career-services research consistently identifies as key drivers of student satisfaction [15], [16].</w:t>
       </w:r>
     </w:p>
     <w:p>
@@ -2850,7 +3123,15 @@
         <w:jc w:val="both"/>
       </w:pPr>
       <w:r>
-        <w:t>The questionnaire was built and distributed through Google Forms. Before full distribution, it was pilot-tested with two students to check that the wording, response options, and branching logic were clear and functioned correctly; no substantive issues were raised, and the pilot responses were collected on a separate test form and are not part of the analysed data. The final form link was then shared through KIU class group chats, student association channels, and academic networks over an eleven-day collection window from 28 June to 8 July 2026. A single official form link was used throughout to reduce duplicate submissions. Responses were logged automatically to a linked Google Sheet, exported to CSV, and screened for completeness and duplication before analysis.</w:t>
+        <w:t xml:space="preserve">The questionnaire was built and distributed through Google Forms. Before full distribution, it was pilot-tested with two students to check that the wording, response options, and branching logic were clear and functioned correctly; no substantive issues were raised, and the pilot responses were collected on a separate test form and are not part of the </w:t>
+      </w:r>
+      <w:proofErr w:type="spellStart"/>
+      <w:r>
+        <w:t>analysed</w:t>
+      </w:r>
+      <w:proofErr w:type="spellEnd"/>
+      <w:r>
+        <w:t xml:space="preserve"> data. The final form link was then shared through KIU class group chats, student association channels, and academic networks over an eleven-day collection window from 28 June to 8 July 2026. A single official form link was used throughout to reduce duplicate submissions. Responses were logged automatically to a linked Google Sheet, exported to CSV, and screened for completeness and duplication before analysis.</w:t>
       </w:r>
     </w:p>
     <w:p>
@@ -2959,7 +3240,15 @@
         <w:jc w:val="both"/>
       </w:pPr>
       <w:r>
-        <w:t>The survey collected 122 responses between 28 June and 8 July 2026. All 122 respondents consented, fell within the target years and schools, and completed every required item, so no responses were excluded and the final analytic sample is N = 122. Table 1 summarises the sample. Most respondents were 3rd-year students (68.0%) and enrolled in Computer Science (62.3%). A large majority (78.7%) had searched for an internship during their studies, while 33.6% had completed one.</w:t>
+        <w:t xml:space="preserve">The survey collected 122 responses between 28 June and 8 July 2026. All 122 respondents consented, fell within the target years and schools, and completed every required item, so no responses were excluded and the final analytic sample is N = 122. Table 1 </w:t>
+      </w:r>
+      <w:proofErr w:type="spellStart"/>
+      <w:r>
+        <w:t>summarises</w:t>
+      </w:r>
+      <w:proofErr w:type="spellEnd"/>
+      <w:r>
+        <w:t xml:space="preserve"> the sample. Most respondents were 3rd-year students (68.0%) and enrolled in Computer Science (62.3%). A large majority (78.7%) had searched for an internship during their studies, while 33.6% had completed one.</w:t>
       </w:r>
     </w:p>
     <w:p>
@@ -2999,12 +3288,6 @@
         <w:gridCol w:w="1600"/>
       </w:tblGrid>
       <w:tr>
-        <w:tblPrEx>
-          <w:tblCellMar>
-            <w:top w:w="0" w:type="dxa"/>
-            <w:bottom w:w="0" w:type="dxa"/>
-          </w:tblCellMar>
-        </w:tblPrEx>
         <w:tc>
           <w:tcPr>
             <w:tcW w:w="3600" w:type="dxa"/>
@@ -3067,12 +3350,6 @@
         </w:tc>
       </w:tr>
       <w:tr>
-        <w:tblPrEx>
-          <w:tblCellMar>
-            <w:top w:w="0" w:type="dxa"/>
-            <w:bottom w:w="0" w:type="dxa"/>
-          </w:tblCellMar>
-        </w:tblPrEx>
         <w:tc>
           <w:tcPr>
             <w:tcW w:w="3600" w:type="dxa"/>
@@ -3126,12 +3403,6 @@
         </w:tc>
       </w:tr>
       <w:tr>
-        <w:tblPrEx>
-          <w:tblCellMar>
-            <w:top w:w="0" w:type="dxa"/>
-            <w:bottom w:w="0" w:type="dxa"/>
-          </w:tblCellMar>
-        </w:tblPrEx>
         <w:tc>
           <w:tcPr>
             <w:tcW w:w="3600" w:type="dxa"/>
@@ -3185,12 +3456,6 @@
         </w:tc>
       </w:tr>
       <w:tr>
-        <w:tblPrEx>
-          <w:tblCellMar>
-            <w:top w:w="0" w:type="dxa"/>
-            <w:bottom w:w="0" w:type="dxa"/>
-          </w:tblCellMar>
-        </w:tblPrEx>
         <w:tc>
           <w:tcPr>
             <w:tcW w:w="3600" w:type="dxa"/>
@@ -3245,12 +3510,6 @@
         </w:tc>
       </w:tr>
       <w:tr>
-        <w:tblPrEx>
-          <w:tblCellMar>
-            <w:top w:w="0" w:type="dxa"/>
-            <w:bottom w:w="0" w:type="dxa"/>
-          </w:tblCellMar>
-        </w:tblPrEx>
         <w:tc>
           <w:tcPr>
             <w:tcW w:w="3600" w:type="dxa"/>
@@ -3304,12 +3563,6 @@
         </w:tc>
       </w:tr>
       <w:tr>
-        <w:tblPrEx>
-          <w:tblCellMar>
-            <w:top w:w="0" w:type="dxa"/>
-            <w:bottom w:w="0" w:type="dxa"/>
-          </w:tblCellMar>
-        </w:tblPrEx>
         <w:tc>
           <w:tcPr>
             <w:tcW w:w="3600" w:type="dxa"/>
@@ -3363,12 +3616,6 @@
         </w:tc>
       </w:tr>
       <w:tr>
-        <w:tblPrEx>
-          <w:tblCellMar>
-            <w:top w:w="0" w:type="dxa"/>
-            <w:bottom w:w="0" w:type="dxa"/>
-          </w:tblCellMar>
-        </w:tblPrEx>
         <w:tc>
           <w:tcPr>
             <w:tcW w:w="3600" w:type="dxa"/>
@@ -3422,12 +3669,6 @@
         </w:tc>
       </w:tr>
       <w:tr>
-        <w:tblPrEx>
-          <w:tblCellMar>
-            <w:top w:w="0" w:type="dxa"/>
-            <w:bottom w:w="0" w:type="dxa"/>
-          </w:tblCellMar>
-        </w:tblPrEx>
         <w:tc>
           <w:tcPr>
             <w:tcW w:w="3600" w:type="dxa"/>
@@ -3481,12 +3722,6 @@
         </w:tc>
       </w:tr>
       <w:tr>
-        <w:tblPrEx>
-          <w:tblCellMar>
-            <w:top w:w="0" w:type="dxa"/>
-            <w:bottom w:w="0" w:type="dxa"/>
-          </w:tblCellMar>
-        </w:tblPrEx>
         <w:tc>
           <w:tcPr>
             <w:tcW w:w="3600" w:type="dxa"/>
@@ -3540,12 +3775,6 @@
         </w:tc>
       </w:tr>
       <w:tr>
-        <w:tblPrEx>
-          <w:tblCellMar>
-            <w:top w:w="0" w:type="dxa"/>
-            <w:bottom w:w="0" w:type="dxa"/>
-          </w:tblCellMar>
-        </w:tblPrEx>
         <w:tc>
           <w:tcPr>
             <w:tcW w:w="3600" w:type="dxa"/>
@@ -3699,12 +3928,6 @@
         <w:gridCol w:w="1600"/>
       </w:tblGrid>
       <w:tr>
-        <w:tblPrEx>
-          <w:tblCellMar>
-            <w:top w:w="0" w:type="dxa"/>
-            <w:bottom w:w="0" w:type="dxa"/>
-          </w:tblCellMar>
-        </w:tblPrEx>
         <w:tc>
           <w:tcPr>
             <w:tcW w:w="4200" w:type="dxa"/>
@@ -3767,12 +3990,6 @@
         </w:tc>
       </w:tr>
       <w:tr>
-        <w:tblPrEx>
-          <w:tblCellMar>
-            <w:top w:w="0" w:type="dxa"/>
-            <w:bottom w:w="0" w:type="dxa"/>
-          </w:tblCellMar>
-        </w:tblPrEx>
         <w:tc>
           <w:tcPr>
             <w:tcW w:w="4200" w:type="dxa"/>
@@ -3826,12 +4043,6 @@
         </w:tc>
       </w:tr>
       <w:tr>
-        <w:tblPrEx>
-          <w:tblCellMar>
-            <w:top w:w="0" w:type="dxa"/>
-            <w:bottom w:w="0" w:type="dxa"/>
-          </w:tblCellMar>
-        </w:tblPrEx>
         <w:tc>
           <w:tcPr>
             <w:tcW w:w="4200" w:type="dxa"/>
@@ -3885,12 +4096,6 @@
         </w:tc>
       </w:tr>
       <w:tr>
-        <w:tblPrEx>
-          <w:tblCellMar>
-            <w:top w:w="0" w:type="dxa"/>
-            <w:bottom w:w="0" w:type="dxa"/>
-          </w:tblCellMar>
-        </w:tblPrEx>
         <w:tc>
           <w:tcPr>
             <w:tcW w:w="4200" w:type="dxa"/>
@@ -3944,12 +4149,6 @@
         </w:tc>
       </w:tr>
       <w:tr>
-        <w:tblPrEx>
-          <w:tblCellMar>
-            <w:top w:w="0" w:type="dxa"/>
-            <w:bottom w:w="0" w:type="dxa"/>
-          </w:tblCellMar>
-        </w:tblPrEx>
         <w:tc>
           <w:tcPr>
             <w:tcW w:w="4200" w:type="dxa"/>
@@ -4003,12 +4202,6 @@
         </w:tc>
       </w:tr>
       <w:tr>
-        <w:tblPrEx>
-          <w:tblCellMar>
-            <w:top w:w="0" w:type="dxa"/>
-            <w:bottom w:w="0" w:type="dxa"/>
-          </w:tblCellMar>
-        </w:tblPrEx>
         <w:tc>
           <w:tcPr>
             <w:tcW w:w="4200" w:type="dxa"/>
@@ -4062,12 +4255,6 @@
         </w:tc>
       </w:tr>
       <w:tr>
-        <w:tblPrEx>
-          <w:tblCellMar>
-            <w:top w:w="0" w:type="dxa"/>
-            <w:bottom w:w="0" w:type="dxa"/>
-          </w:tblCellMar>
-        </w:tblPrEx>
         <w:tc>
           <w:tcPr>
             <w:tcW w:w="4200" w:type="dxa"/>
@@ -4122,12 +4309,6 @@
         </w:tc>
       </w:tr>
       <w:tr>
-        <w:tblPrEx>
-          <w:tblCellMar>
-            <w:top w:w="0" w:type="dxa"/>
-            <w:bottom w:w="0" w:type="dxa"/>
-          </w:tblCellMar>
-        </w:tblPrEx>
         <w:tc>
           <w:tcPr>
             <w:tcW w:w="4200" w:type="dxa"/>
@@ -4181,12 +4362,6 @@
         </w:tc>
       </w:tr>
       <w:tr>
-        <w:tblPrEx>
-          <w:tblCellMar>
-            <w:top w:w="0" w:type="dxa"/>
-            <w:bottom w:w="0" w:type="dxa"/>
-          </w:tblCellMar>
-        </w:tblPrEx>
         <w:tc>
           <w:tcPr>
             <w:tcW w:w="4200" w:type="dxa"/>
@@ -4240,12 +4415,6 @@
         </w:tc>
       </w:tr>
       <w:tr>
-        <w:tblPrEx>
-          <w:tblCellMar>
-            <w:top w:w="0" w:type="dxa"/>
-            <w:bottom w:w="0" w:type="dxa"/>
-          </w:tblCellMar>
-        </w:tblPrEx>
         <w:tc>
           <w:tcPr>
             <w:tcW w:w="4200" w:type="dxa"/>
@@ -4386,7 +4555,15 @@
         <w:jc w:val="both"/>
       </w:pPr>
       <w:r>
-        <w:t>Across all 122 respondents, the composite readiness score averaged M = 2.89 (SD = 0.85; Cronbach’s α = .77). Confidence was highest for CV preparation (M = 3.20) and lowest for finding internship opportunities (M = 2.60).</w:t>
+        <w:t xml:space="preserve">Across all 122 respondents, the composite readiness </w:t>
+      </w:r>
+      <w:proofErr w:type="gramStart"/>
+      <w:r>
+        <w:t>score</w:t>
+      </w:r>
+      <w:proofErr w:type="gramEnd"/>
+      <w:r>
+        <w:t xml:space="preserve"> averaged M = 2.89 (SD = 0.85; Cronbach’s α = .77). Confidence was highest for CV preparation (M = 3.20) and lowest for finding internship opportunities (M = 2.60).</w:t>
       </w:r>
     </w:p>
     <w:p>
@@ -4395,7 +4572,15 @@
         <w:jc w:val="both"/>
       </w:pPr>
       <w:r>
-        <w:t>A Welch independent-samples t-test compared readiness between service users and non-users (Table 3, Figure 2). Users reported significantly higher readiness (M = 3.23, SD = 0.70) than non-users (M = 2.74, SD = 0.87), with a mean difference of 0.50 points, 95% CI [0.20, 0.79], t(88.1) = 3.36, p = .001, d = 0.60, a medium effect. The evidence was therefore sufficient to reject H₀ at the .05 significance level: students who used KIU internship support services reported significantly higher perceived internship readiness than students who did not.</w:t>
+        <w:t xml:space="preserve">A Welch independent-samples t-test compared readiness between service users and non-users (Table 3, Figure 2). Users reported significantly higher readiness (M = 3.23, SD = 0.70) than non-users (M = 2.74, SD = 0.87), with a mean difference of 0.50 points, 95% CI [0.20, 0.79], </w:t>
+      </w:r>
+      <w:proofErr w:type="gramStart"/>
+      <w:r>
+        <w:t>t(</w:t>
+      </w:r>
+      <w:proofErr w:type="gramEnd"/>
+      <w:r>
+        <w:t>88.1) = 3.36, p = .001, d = 0.60, a medium effect. The evidence was therefore sufficient to reject H₀ at the .05 significance level: students who used KIU internship support services reported significantly higher perceived internship readiness than students who did not.</w:t>
       </w:r>
     </w:p>
     <w:p>
@@ -4436,12 +4621,6 @@
         <w:gridCol w:w="1300"/>
       </w:tblGrid>
       <w:tr>
-        <w:tblPrEx>
-          <w:tblCellMar>
-            <w:top w:w="0" w:type="dxa"/>
-            <w:bottom w:w="0" w:type="dxa"/>
-          </w:tblCellMar>
-        </w:tblPrEx>
         <w:tc>
           <w:tcPr>
             <w:tcW w:w="3000" w:type="dxa"/>
@@ -4524,12 +4703,6 @@
         </w:tc>
       </w:tr>
       <w:tr>
-        <w:tblPrEx>
-          <w:tblCellMar>
-            <w:top w:w="0" w:type="dxa"/>
-            <w:bottom w:w="0" w:type="dxa"/>
-          </w:tblCellMar>
-        </w:tblPrEx>
         <w:tc>
           <w:tcPr>
             <w:tcW w:w="3000" w:type="dxa"/>
@@ -4600,12 +4773,6 @@
         </w:tc>
       </w:tr>
       <w:tr>
-        <w:tblPrEx>
-          <w:tblCellMar>
-            <w:top w:w="0" w:type="dxa"/>
-            <w:bottom w:w="0" w:type="dxa"/>
-          </w:tblCellMar>
-        </w:tblPrEx>
         <w:tc>
           <w:tcPr>
             <w:tcW w:w="3000" w:type="dxa"/>
@@ -4686,7 +4853,23 @@
           <w:i/>
           <w:iCs/>
         </w:rPr>
-        <w:t>Mean difference = 0.50, 95% CI [0.20, 0.79], t(88.1) = 3.36, p = .001, Cohen’s d = 0.60.</w:t>
+        <w:t xml:space="preserve">Mean difference = 0.50, 95% CI [0.20, 0.79], </w:t>
+      </w:r>
+      <w:proofErr w:type="gramStart"/>
+      <w:r>
+        <w:rPr>
+          <w:i/>
+          <w:iCs/>
+        </w:rPr>
+        <w:t>t(</w:t>
+      </w:r>
+      <w:proofErr w:type="gramEnd"/>
+      <w:r>
+        <w:rPr>
+          <w:i/>
+          <w:iCs/>
+        </w:rPr>
+        <w:t>88.1) = 3.36, p = .001, Cohen’s d = 0.60.</w:t>
       </w:r>
     </w:p>
     <w:p>
@@ -4759,7 +4942,15 @@
         <w:jc w:val="both"/>
       </w:pPr>
       <w:r>
-        <w:t>Two exploratory correlations supported the same pattern. Awareness of the services correlated moderately and positively with readiness, r(120) = .43, p &lt; .001 (Spearman’s ρ = .44, p &lt; .001), and year of study correlated weakly and positively with readiness, ρ = .26, p = .003.</w:t>
+        <w:t xml:space="preserve">Two exploratory correlations supported the same pattern. Awareness of the services correlated moderately and positively with readiness, </w:t>
+      </w:r>
+      <w:proofErr w:type="gramStart"/>
+      <w:r>
+        <w:t>r(</w:t>
+      </w:r>
+      <w:proofErr w:type="gramEnd"/>
+      <w:r>
+        <w:t>120) = .43, p &lt; .001 (Spearman’s ρ = .44, p &lt; .001), and year of study correlated weakly and positively with readiness, ρ = .26, p = .003.</w:t>
       </w:r>
     </w:p>
     <w:p>
@@ -4877,7 +5068,39 @@
         <w:jc w:val="both"/>
       </w:pPr>
       <w:r>
-        <w:t>Three findings connect directly to prior work. First, the 31.1% usage rate almost exactly reproduces the international “satisfaction–utilisation paradox”, in which only about a third of students use centralised career services [2]; KIU students behave like their international peers. Second, the association between service use and higher perceived readiness aligns with the 2025 UK finding that engagement with internships and related support increases perceived employability across student groups [14], and with the CareerEDGE and SCCT prediction that career development activities build self-efficacy and confidence [6], [9]. Third, however, the results partially contradict the pattern reported in Western studies, where students are typically most satisfied with transactional services such as CV reviews and mock interviews and least satisfied with deep personalised guidance [3]. At KIU, the transactional preparation services are precisely the weakest-rated area — most likely because they are barely delivered at all, rather than delivered poorly. The satisfaction drivers identified in prior service-quality research — reliability, empathy, and targeted guidance [15], [16] — are exactly the dimensions students said were missing in their open-ended answers.</w:t>
+        <w:t>Three findings connect directly to prior work. First, the 31.1% usage rate almost exactly reproduces the international “satisfaction–</w:t>
+      </w:r>
+      <w:proofErr w:type="spellStart"/>
+      <w:r>
+        <w:t>utilisation</w:t>
+      </w:r>
+      <w:proofErr w:type="spellEnd"/>
+      <w:r>
+        <w:t xml:space="preserve"> paradox”, in which only about a third of students use </w:t>
+      </w:r>
+      <w:proofErr w:type="spellStart"/>
+      <w:r>
+        <w:t>centralised</w:t>
+      </w:r>
+      <w:proofErr w:type="spellEnd"/>
+      <w:r>
+        <w:t xml:space="preserve"> career services [2]; KIU students behave like their international peers. Second, the association between service use and higher perceived readiness aligns with the 2025 UK finding that engagement with internships and related support increases perceived employability across student groups [14], and with the </w:t>
+      </w:r>
+      <w:proofErr w:type="spellStart"/>
+      <w:r>
+        <w:t>CareerEDGE</w:t>
+      </w:r>
+      <w:proofErr w:type="spellEnd"/>
+      <w:r>
+        <w:t xml:space="preserve"> and SCCT prediction that career development activities build self-efficacy and confidence [6], [9]. Third, however, the results partially contradict the pattern reported in Western studies, where students are typically most satisfied with transactional services such as CV reviews and mock interviews and least satisfied with deep </w:t>
+      </w:r>
+      <w:proofErr w:type="spellStart"/>
+      <w:r>
+        <w:t>personalised</w:t>
+      </w:r>
+      <w:proofErr w:type="spellEnd"/>
+      <w:r>
+        <w:t xml:space="preserve"> guidance [3]. At KIU, the transactional preparation services are precisely the weakest-rated area — most likely because they are barely delivered at all, rather than delivered poorly. The satisfaction drivers identified in prior service-quality research — reliability, empathy, and targeted guidance [15], [16] — are exactly the dimensions students said were missing in their open-ended answers.</w:t>
       </w:r>
     </w:p>
     <w:p>
@@ -4932,7 +5155,15 @@
         <w:jc w:val="both"/>
       </w:pPr>
       <w:r>
-        <w:t>Several limitations qualify these findings. The convenience sample is heavily weighted toward 3rd-year Computer Science students, so the perceptions of Management and Mathematics students — and of 2nd- and 4th-year students — are represented by small subgroups. The cross-sectional design means the user/non-user difference in readiness is an association, not proof that services caused higher readiness; more confident or proactive students may simply be more likely both to use services and to feel ready (self-selection). All measures are self-reported perceptions rather than actual placement outcomes. The instrument was custom-built and only minimally piloted (two test respondents), so its validity beyond acceptable internal consistency (α = .77 for both composites) is not established. Finally, the study covers a single small institution, which limits generalisability — although single-institution evidence was precisely the gap the study set out to fill.</w:t>
+        <w:t xml:space="preserve">Several limitations qualify these findings. The convenience sample is heavily weighted toward 3rd-year Computer Science students, so the perceptions of Management and Mathematics students — and of 2nd- and 4th-year students — are represented by small subgroups. The cross-sectional design means the user/non-user difference in readiness is an association, not proof that services caused higher readiness; more confident or proactive students may simply be more likely both to use services and to feel ready (self-selection). All measures are self-reported perceptions rather than actual placement outcomes. The instrument was custom-built and only minimally piloted (two test respondents), so its validity beyond acceptable internal consistency (α = .77 for both composites) is not established. Finally, the study covers a single small institution, which limits </w:t>
+      </w:r>
+      <w:proofErr w:type="spellStart"/>
+      <w:r>
+        <w:t>generalisability</w:t>
+      </w:r>
+      <w:proofErr w:type="spellEnd"/>
+      <w:r>
+        <w:t xml:space="preserve"> — although single-institution evidence was precisely the gap the study set out to fill.</w:t>
       </w:r>
     </w:p>
     <w:p>
@@ -4959,7 +5190,23 @@
         <w:jc w:val="both"/>
       </w:pPr>
       <w:r>
-        <w:t>The practical implications are straightforward and largely inexpensive. Because the dominant barrier is awareness, the highest-return improvements are promotional and structural rather than resource-intensive: earlier and more visible communication of opportunities (the top student priority, chosen by 38.5%), and a single central internship platform (chosen by 21.3%) so information does not depend on students noticing an email. Because service use is associated with higher readiness, raising utilisation is likely to be genuinely valuable rather than cosmetic. The second tier of improvements targets the weakest-rated services: introducing regular CV and interview preparation support, and building field-specific internship partnerships for Management and Mathematics students. For theory, the study adds a small-institution, non-Western data point confirming that the satisfaction–utilisation paradox and the engagement–readiness association both replicate outside the large university systems where they were first documented.</w:t>
+        <w:t xml:space="preserve">The practical implications are straightforward and largely inexpensive. Because the dominant barrier is awareness, the highest-return improvements are promotional and structural rather than resource-intensive: earlier and more visible communication of opportunities (the top student priority, chosen by 38.5%), and a single central internship platform (chosen by 21.3%) so information does not depend on students noticing an email. Because service use is associated with higher readiness, raising </w:t>
+      </w:r>
+      <w:proofErr w:type="spellStart"/>
+      <w:r>
+        <w:t>utilisation</w:t>
+      </w:r>
+      <w:proofErr w:type="spellEnd"/>
+      <w:r>
+        <w:t xml:space="preserve"> is likely to be genuinely valuable rather than cosmetic. The second tier of improvements targets the weakest-rated services: introducing regular CV and interview preparation support, and building field-specific internship partnerships for Management and Mathematics students. For theory, the study adds a small-institution, non-Western data point confirming that the satisfaction–</w:t>
+      </w:r>
+      <w:proofErr w:type="spellStart"/>
+      <w:r>
+        <w:t>utilisation</w:t>
+      </w:r>
+      <w:proofErr w:type="spellEnd"/>
+      <w:r>
+        <w:t xml:space="preserve"> paradox and the engagement–readiness association both replicate outside the large university systems where they were first documented.</w:t>
       </w:r>
     </w:p>
     <w:p>
@@ -4987,7 +5234,15 @@
         <w:jc w:val="both"/>
       </w:pPr>
       <w:r>
-        <w:t>Two follow-up studies would address the main limitations. First, a pre–post study measuring readiness before and after students use a specific service (for example, a mock-interview workshop) would test whether the association found here reflects a causal effect. Second, a stratified survey with larger Management and Mathematics subsamples — or short follow-up interviews with these students — would establish whether the field-relevance gap identified in the open-ended responses generalises beyond this sample.</w:t>
+        <w:t xml:space="preserve">Two follow-up studies would address the main limitations. First, a pre–post study measuring readiness before and after students use a specific service (for example, a mock-interview workshop) would test whether the association found here reflects a causal effect. Second, a stratified survey with larger Management and Mathematics subsamples — or short follow-up interviews with these students — would establish whether the field-relevance gap identified in the open-ended responses </w:t>
+      </w:r>
+      <w:proofErr w:type="spellStart"/>
+      <w:r>
+        <w:t>generalises</w:t>
+      </w:r>
+      <w:proofErr w:type="spellEnd"/>
+      <w:r>
+        <w:t xml:space="preserve"> beyond this sample.</w:t>
       </w:r>
     </w:p>
     <w:p>
@@ -5023,7 +5278,15 @@
         <w:jc w:val="both"/>
       </w:pPr>
       <w:r>
-        <w:t>The answer is two-sided. On the one hand, the services appear to matter: students who used them reported significantly higher internship readiness than those who did not (t(88.1) = 3.36, p = .001, d = 0.60), and awareness correlated positively with readiness. On the other hand, only 31.1% of students had used any service, nearly a third of non-users did not know the services existed, and users rated CV and interview preparation support as clearly inadequate. KIU’s internship support is therefore best described as promising but under-promoted and underdeveloped in practical preparation.</w:t>
+        <w:t>The answer is two-sided. On the one hand, the services appear to matter: students who used them reported significantly higher internship readiness than those who did not (</w:t>
+      </w:r>
+      <w:proofErr w:type="gramStart"/>
+      <w:r>
+        <w:t>t(</w:t>
+      </w:r>
+      <w:proofErr w:type="gramEnd"/>
+      <w:r>
+        <w:t>88.1) = 3.36, p = .001, d = 0.60), and awareness correlated positively with readiness. On the other hand, only 31.1% of students had used any service, nearly a third of non-users did not know the services existed, and users rated CV and interview preparation support as clearly inadequate. KIU’s internship support is therefore best described as promising but under-promoted and underdeveloped in practical preparation.</w:t>
       </w:r>
     </w:p>
     <w:p>
@@ -5108,7 +5371,15 @@
         <w:ind w:left="480" w:hanging="480"/>
       </w:pPr>
       <w:r>
-        <w:t>[6] L. Dacre Pool, “Revisiting the CareerEDGE model of graduate employability,” Journal of the National Institute for Career Education and Counselling, vol. 44, no. 1, pp. 51–56, 2020.</w:t>
+        <w:t xml:space="preserve">[6] L. Dacre Pool, “Revisiting the </w:t>
+      </w:r>
+      <w:proofErr w:type="spellStart"/>
+      <w:r>
+        <w:t>CareerEDGE</w:t>
+      </w:r>
+      <w:proofErr w:type="spellEnd"/>
+      <w:r>
+        <w:t xml:space="preserve"> model of graduate employability,” Journal of the National Institute for Career Education and Counselling, vol. 44, no. 1, pp. 51–56, 2020.</w:t>
       </w:r>
     </w:p>
     <w:p>
@@ -5117,7 +5388,15 @@
         <w:ind w:left="480" w:hanging="480"/>
       </w:pPr>
       <w:r>
-        <w:t>[7] L. Dacre Pool, “Developing graduate employability: The CareerEDGE model and the importance of emotional intelligence,” in Graduate Employability in Context, M. Tomlinson and L. Holmes, Eds. London, UK: Palgrave Macmillan, 2017, pp. 317–338.</w:t>
+        <w:t xml:space="preserve">[7] L. Dacre Pool, “Developing graduate employability: The </w:t>
+      </w:r>
+      <w:proofErr w:type="spellStart"/>
+      <w:r>
+        <w:t>CareerEDGE</w:t>
+      </w:r>
+      <w:proofErr w:type="spellEnd"/>
+      <w:r>
+        <w:t xml:space="preserve"> model and the importance of emotional intelligence,” in Graduate Employability in Context, M. Tomlinson and L. Holmes, Eds. London, UK: Palgrave Macmillan, 2017, pp. 317–338.</w:t>
       </w:r>
     </w:p>
     <w:p>
@@ -5126,7 +5405,15 @@
         <w:ind w:left="480" w:hanging="480"/>
       </w:pPr>
       <w:r>
-        <w:t>[8] C. Hughes and D. Kilcommins, “Employer collaboration in developing graduate employability: A pilot study in Ireland,” Technological University Dublin, 2023.</w:t>
+        <w:t xml:space="preserve">[8] C. Hughes and D. </w:t>
+      </w:r>
+      <w:proofErr w:type="spellStart"/>
+      <w:r>
+        <w:t>Kilcommins</w:t>
+      </w:r>
+      <w:proofErr w:type="spellEnd"/>
+      <w:r>
+        <w:t>, “Employer collaboration in developing graduate employability: A pilot study in Ireland,” Technological University Dublin, 2023.</w:t>
       </w:r>
     </w:p>
     <w:p>
@@ -5144,7 +5431,15 @@
         <w:ind w:left="480" w:hanging="480"/>
       </w:pPr>
       <w:r>
-        <w:t>[10] J. Gault, J. Redington, and T. Schlager, “Undergraduate business internships and career success: Are they related?,” Journal of Marketing Education, vol. 22, no. 1, pp. 45–53, 2000.</w:t>
+        <w:t xml:space="preserve">[10] J. Gault, J. Redington, and T. Schlager, “Undergraduate business internships and career success: Are they </w:t>
+      </w:r>
+      <w:proofErr w:type="gramStart"/>
+      <w:r>
+        <w:t>related?,</w:t>
+      </w:r>
+      <w:proofErr w:type="gramEnd"/>
+      <w:r>
+        <w:t>” Journal of Marketing Education, vol. 22, no. 1, pp. 45–53, 2000.</w:t>
       </w:r>
     </w:p>
     <w:p>
@@ -5181,7 +5476,23 @@
         <w:ind w:left="480" w:hanging="480"/>
       </w:pPr>
       <w:r>
-        <w:t>[14] “Levelling the playing field? How social class and internships influence perceived employability amongst UK university students,” Studies in Higher Education, 2025, doi: 10.1080/03075079.2025.2601096.</w:t>
+        <w:t xml:space="preserve">[14] “Levelling the playing field? How social class and internships influence perceived employability amongst UK </w:t>
+      </w:r>
+      <w:proofErr w:type="gramStart"/>
+      <w:r>
+        <w:t>university</w:t>
+      </w:r>
+      <w:proofErr w:type="gramEnd"/>
+      <w:r>
+        <w:t xml:space="preserve"> students,” Studies in Higher Education, 2025, </w:t>
+      </w:r>
+      <w:proofErr w:type="spellStart"/>
+      <w:r>
+        <w:t>doi</w:t>
+      </w:r>
+      <w:proofErr w:type="spellEnd"/>
+      <w:r>
+        <w:t>: 10.1080/03075079.2025.2601096.</w:t>
       </w:r>
     </w:p>
     <w:p>
@@ -5208,7 +5519,15 @@
         <w:ind w:left="480" w:hanging="480"/>
       </w:pPr>
       <w:r>
-        <w:t>[17] Writesea, “The 2026 student career readiness report — Trends every university must know,” 2026. [Online]. Available: https://writesea.com/blog/the-2026-student-career-readiness-report/</w:t>
+        <w:t xml:space="preserve">[17] </w:t>
+      </w:r>
+      <w:proofErr w:type="spellStart"/>
+      <w:r>
+        <w:t>Writesea</w:t>
+      </w:r>
+      <w:proofErr w:type="spellEnd"/>
+      <w:r>
+        <w:t>, “The 2026 student career readiness report — Trends every university must know,” 2026. [Online]. Available: https://writesea.com/blog/the-2026-student-career-readiness-report/</w:t>
       </w:r>
     </w:p>
     <w:p>
@@ -6015,7 +6334,6 @@
   <w:style w:type="character" w:default="1" w:styleId="DefaultParagraphFont">
     <w:name w:val="Default Paragraph Font"/>
     <w:uiPriority w:val="1"/>
-    <w:semiHidden/>
     <w:unhideWhenUsed/>
   </w:style>
   <w:style w:type="table" w:default="1" w:styleId="TableNormal">

--- a/report/Evaluating_KIU_Internship_Support_BRMT_FinalProject.docx
+++ b/report/Evaluating_KIU_Internship_Support_BRMT_FinalProject.docx
@@ -13,7 +13,7 @@
     </w:p>
     <w:p>
       <w:pPr>
-        <w:spacing w:before="800" w:after="600" w:line="360" w:lineRule="auto"/>
+        <w:spacing w:before="800" w:after="500" w:line="360" w:lineRule="auto"/>
         <w:jc w:val="center"/>
       </w:pPr>
       <w:r>
@@ -28,156 +28,71 @@
     </w:p>
     <w:p>
       <w:pPr>
-        <w:spacing w:before="600" w:after="200" w:line="360" w:lineRule="auto"/>
+        <w:spacing w:before="400" w:after="40" w:line="360" w:lineRule="auto"/>
         <w:jc w:val="center"/>
-        <w:rPr>
-          <w:rFonts w:ascii="Sylfaen" w:hAnsi="Sylfaen"/>
-          <w:sz w:val="26"/>
-          <w:szCs w:val="26"/>
-        </w:rPr>
-      </w:pPr>
-      <w:r>
-        <w:rPr>
-          <w:sz w:val="26"/>
-          <w:szCs w:val="26"/>
-        </w:rPr>
-        <w:t>N</w:t>
-      </w:r>
-      <w:r>
-        <w:rPr>
-          <w:rFonts w:ascii="Sylfaen" w:hAnsi="Sylfaen"/>
-          <w:sz w:val="26"/>
-          <w:szCs w:val="26"/>
-        </w:rPr>
-        <w:t>ikoloz Modebadze</w:t>
-      </w:r>
-    </w:p>
-    <w:p>
-      <w:pPr>
-        <w:spacing w:before="600" w:after="200" w:line="360" w:lineRule="auto"/>
+      </w:pPr>
+      <w:r>
+        <w:t>Nikoloz Modebadze</w:t>
+      </w:r>
+    </w:p>
+    <w:p>
+      <w:pPr>
+        <w:spacing w:after="40" w:line="360" w:lineRule="auto"/>
         <w:jc w:val="center"/>
-        <w:rPr>
-          <w:rFonts w:ascii="Sylfaen" w:hAnsi="Sylfaen"/>
-          <w:sz w:val="26"/>
-          <w:szCs w:val="26"/>
-        </w:rPr>
-      </w:pPr>
-      <w:r>
-        <w:rPr>
-          <w:rFonts w:ascii="Sylfaen" w:hAnsi="Sylfaen"/>
-          <w:sz w:val="26"/>
-          <w:szCs w:val="26"/>
-        </w:rPr>
+      </w:pPr>
+      <w:r>
         <w:t>Mariam Pkhaladze</w:t>
       </w:r>
     </w:p>
     <w:p>
       <w:pPr>
-        <w:spacing w:before="600" w:after="200" w:line="360" w:lineRule="auto"/>
+        <w:spacing w:after="40" w:line="360" w:lineRule="auto"/>
         <w:jc w:val="center"/>
-        <w:rPr>
-          <w:rFonts w:ascii="Sylfaen" w:hAnsi="Sylfaen"/>
-          <w:sz w:val="26"/>
-          <w:szCs w:val="26"/>
-        </w:rPr>
-      </w:pPr>
-      <w:r>
-        <w:rPr>
-          <w:rFonts w:ascii="Sylfaen" w:hAnsi="Sylfaen"/>
-          <w:sz w:val="26"/>
-          <w:szCs w:val="26"/>
-        </w:rPr>
+      </w:pPr>
+      <w:r>
         <w:t>Tinatin Javakhadze</w:t>
       </w:r>
     </w:p>
     <w:p>
       <w:pPr>
-        <w:spacing w:before="600" w:after="200" w:line="360" w:lineRule="auto"/>
+        <w:spacing w:after="40" w:line="360" w:lineRule="auto"/>
         <w:jc w:val="center"/>
-        <w:rPr>
-          <w:rFonts w:ascii="Sylfaen" w:hAnsi="Sylfaen"/>
-        </w:rPr>
-      </w:pPr>
-      <w:r>
-        <w:rPr>
-          <w:rFonts w:ascii="Sylfaen" w:hAnsi="Sylfaen"/>
-        </w:rPr>
+      </w:pPr>
+      <w:r>
         <w:t xml:space="preserve">Lasha Giorgi </w:t>
       </w:r>
       <w:proofErr w:type="spellStart"/>
       <w:r>
-        <w:rPr>
-          <w:rFonts w:ascii="Sylfaen" w:hAnsi="Sylfaen"/>
-        </w:rPr>
         <w:t>Tskhadadze</w:t>
       </w:r>
       <w:proofErr w:type="spellEnd"/>
     </w:p>
     <w:p>
       <w:pPr>
-        <w:spacing w:before="600" w:after="200" w:line="360" w:lineRule="auto"/>
+        <w:spacing w:after="40" w:line="360" w:lineRule="auto"/>
         <w:jc w:val="center"/>
-        <w:rPr>
-          <w:rFonts w:ascii="Sylfaen" w:hAnsi="Sylfaen"/>
-        </w:rPr>
-      </w:pPr>
-      <w:r>
-        <w:rPr>
-          <w:rFonts w:ascii="Sylfaen" w:hAnsi="Sylfaen"/>
-        </w:rPr>
+      </w:pPr>
+      <w:r>
         <w:t xml:space="preserve">Luka </w:t>
       </w:r>
       <w:proofErr w:type="spellStart"/>
       <w:r>
-        <w:rPr>
-          <w:rFonts w:ascii="Sylfaen" w:hAnsi="Sylfaen"/>
-        </w:rPr>
-        <w:t>Me</w:t>
-      </w:r>
-      <w:r>
-        <w:rPr>
-          <w:rFonts w:ascii="Sylfaen" w:hAnsi="Sylfaen"/>
-        </w:rPr>
-        <w:t>k</w:t>
-      </w:r>
-      <w:r>
-        <w:rPr>
-          <w:rFonts w:ascii="Sylfaen" w:hAnsi="Sylfaen"/>
-        </w:rPr>
-        <w:t>oshvili</w:t>
+        <w:t>Mekoshvili</w:t>
       </w:r>
       <w:proofErr w:type="spellEnd"/>
     </w:p>
     <w:p>
       <w:pPr>
-        <w:spacing w:before="600" w:after="200" w:line="360" w:lineRule="auto"/>
+        <w:spacing w:after="300" w:line="360" w:lineRule="auto"/>
         <w:jc w:val="center"/>
-        <w:rPr>
-          <w:rFonts w:ascii="Sylfaen" w:hAnsi="Sylfaen"/>
-        </w:rPr>
-      </w:pPr>
-      <w:r>
-        <w:rPr>
-          <w:rFonts w:ascii="Sylfaen" w:hAnsi="Sylfaen"/>
-        </w:rPr>
-        <w:t xml:space="preserve">Davit </w:t>
-      </w:r>
-      <w:r>
-        <w:rPr>
-          <w:rFonts w:ascii="Sylfaen" w:hAnsi="Sylfaen"/>
-        </w:rPr>
-        <w:t>Tch</w:t>
-      </w:r>
-      <w:r>
-        <w:rPr>
-          <w:rFonts w:ascii="Sylfaen" w:hAnsi="Sylfaen"/>
-        </w:rPr>
-        <w:t>eishvili</w:t>
-      </w:r>
-    </w:p>
-    <w:p>
-      <w:pPr>
-        <w:spacing w:before="400" w:after="100" w:line="360" w:lineRule="auto"/>
+      </w:pPr>
+      <w:r>
+        <w:t>Davit Tcheishvili</w:t>
+      </w:r>
+    </w:p>
+    <w:p>
+      <w:pPr>
+        <w:spacing w:before="300" w:after="100" w:line="360" w:lineRule="auto"/>
         <w:jc w:val="center"/>
       </w:pPr>
       <w:r>
@@ -199,22 +114,7 @@
         <w:jc w:val="center"/>
       </w:pPr>
       <w:r>
-        <w:t xml:space="preserve">Date of submission: </w:t>
-      </w:r>
-      <w:r>
-        <w:t>0</w:t>
-      </w:r>
-      <w:r>
-        <w:t>9</w:t>
-      </w:r>
-      <w:r>
-        <w:t>/0</w:t>
-      </w:r>
-      <w:r>
-        <w:t>7</w:t>
-      </w:r>
-      <w:r>
-        <w:t>/2026</w:t>
+        <w:t>Date of submission: 09/07/2026</w:t>
       </w:r>
     </w:p>
     <w:p>
@@ -232,7 +132,7 @@
         <w:pStyle w:val="Heading1"/>
         <w:spacing w:before="280" w:after="160" w:line="360" w:lineRule="auto"/>
       </w:pPr>
-      <w:bookmarkStart w:id="0" w:name="_Toc234492044"/>
+      <w:bookmarkStart w:id="0" w:name="_Toc234495263"/>
       <w:r>
         <w:rPr>
           <w:b/>
@@ -281,7 +181,7 @@
         <w:pStyle w:val="Heading1"/>
         <w:spacing w:before="280" w:after="160" w:line="360" w:lineRule="auto"/>
       </w:pPr>
-      <w:bookmarkStart w:id="1" w:name="_Toc234492045"/>
+      <w:bookmarkStart w:id="1" w:name="_Toc234495264"/>
       <w:r>
         <w:rPr>
           <w:b/>
@@ -298,7 +198,7 @@
     <w:sdt>
       <w:sdtPr>
         <w:alias w:val="Table of Contents"/>
-        <w:id w:val="-168792730"/>
+        <w:id w:val="1129060092"/>
       </w:sdtPr>
       <w:sdtContent>
         <w:p>
@@ -320,7 +220,7 @@
           <w:r>
             <w:fldChar w:fldCharType="separate"/>
           </w:r>
-          <w:hyperlink w:anchor="_Toc234492044" w:history="1">
+          <w:hyperlink w:anchor="_Toc234495263" w:history="1">
             <w:r>
               <w:rPr>
                 <w:rStyle w:val="Hyperlink"/>
@@ -346,7 +246,7 @@
               <w:rPr>
                 <w:noProof/>
               </w:rPr>
-              <w:instrText xml:space="preserve"> PAGEREF _Toc234492044 \h </w:instrText>
+              <w:instrText xml:space="preserve"> PAGEREF _Toc234495263 \h </w:instrText>
             </w:r>
             <w:r>
               <w:rPr>
@@ -383,7 +283,7 @@
               <w:noProof/>
             </w:rPr>
           </w:pPr>
-          <w:hyperlink w:anchor="_Toc234492045" w:history="1">
+          <w:hyperlink w:anchor="_Toc234495264" w:history="1">
             <w:r>
               <w:rPr>
                 <w:rStyle w:val="Hyperlink"/>
@@ -409,7 +309,7 @@
               <w:rPr>
                 <w:noProof/>
               </w:rPr>
-              <w:instrText xml:space="preserve"> PAGEREF _Toc234492045 \h </w:instrText>
+              <w:instrText xml:space="preserve"> PAGEREF _Toc234495264 \h </w:instrText>
             </w:r>
             <w:r>
               <w:rPr>
@@ -446,7 +346,7 @@
               <w:noProof/>
             </w:rPr>
           </w:pPr>
-          <w:hyperlink w:anchor="_Toc234492046" w:history="1">
+          <w:hyperlink w:anchor="_Toc234495265" w:history="1">
             <w:r>
               <w:rPr>
                 <w:rStyle w:val="Hyperlink"/>
@@ -454,7 +354,7 @@
                 <w:bCs/>
                 <w:noProof/>
               </w:rPr>
-              <w:t>1. Introduction</w:t>
+              <w:t>List of Tables</w:t>
             </w:r>
             <w:r>
               <w:rPr>
@@ -472,7 +372,7 @@
               <w:rPr>
                 <w:noProof/>
               </w:rPr>
-              <w:instrText xml:space="preserve"> PAGEREF _Toc234492046 \h </w:instrText>
+              <w:instrText xml:space="preserve"> PAGEREF _Toc234495265 \h </w:instrText>
             </w:r>
             <w:r>
               <w:rPr>
@@ -489,7 +389,7 @@
               <w:rPr>
                 <w:noProof/>
               </w:rPr>
-              <w:t>1</w:t>
+              <w:t>iv</w:t>
             </w:r>
             <w:r>
               <w:rPr>
@@ -509,7 +409,7 @@
               <w:noProof/>
             </w:rPr>
           </w:pPr>
-          <w:hyperlink w:anchor="_Toc234492047" w:history="1">
+          <w:hyperlink w:anchor="_Toc234495266" w:history="1">
             <w:r>
               <w:rPr>
                 <w:rStyle w:val="Hyperlink"/>
@@ -517,6 +417,132 @@
                 <w:bCs/>
                 <w:noProof/>
               </w:rPr>
+              <w:t>List of Figures</w:t>
+            </w:r>
+            <w:r>
+              <w:rPr>
+                <w:noProof/>
+              </w:rPr>
+              <w:tab/>
+            </w:r>
+            <w:r>
+              <w:rPr>
+                <w:noProof/>
+              </w:rPr>
+              <w:fldChar w:fldCharType="begin"/>
+            </w:r>
+            <w:r>
+              <w:rPr>
+                <w:noProof/>
+              </w:rPr>
+              <w:instrText xml:space="preserve"> PAGEREF _Toc234495266 \h </w:instrText>
+            </w:r>
+            <w:r>
+              <w:rPr>
+                <w:noProof/>
+              </w:rPr>
+            </w:r>
+            <w:r>
+              <w:rPr>
+                <w:noProof/>
+              </w:rPr>
+              <w:fldChar w:fldCharType="separate"/>
+            </w:r>
+            <w:r>
+              <w:rPr>
+                <w:noProof/>
+              </w:rPr>
+              <w:t>iv</w:t>
+            </w:r>
+            <w:r>
+              <w:rPr>
+                <w:noProof/>
+              </w:rPr>
+              <w:fldChar w:fldCharType="end"/>
+            </w:r>
+          </w:hyperlink>
+        </w:p>
+        <w:p>
+          <w:pPr>
+            <w:pStyle w:val="TOC1"/>
+            <w:tabs>
+              <w:tab w:val="right" w:leader="dot" w:pos="9345"/>
+            </w:tabs>
+            <w:rPr>
+              <w:noProof/>
+            </w:rPr>
+          </w:pPr>
+          <w:hyperlink w:anchor="_Toc234495267" w:history="1">
+            <w:r>
+              <w:rPr>
+                <w:rStyle w:val="Hyperlink"/>
+                <w:b/>
+                <w:bCs/>
+                <w:noProof/>
+              </w:rPr>
+              <w:t>1. Introduction</w:t>
+            </w:r>
+            <w:r>
+              <w:rPr>
+                <w:noProof/>
+              </w:rPr>
+              <w:tab/>
+            </w:r>
+            <w:r>
+              <w:rPr>
+                <w:noProof/>
+              </w:rPr>
+              <w:fldChar w:fldCharType="begin"/>
+            </w:r>
+            <w:r>
+              <w:rPr>
+                <w:noProof/>
+              </w:rPr>
+              <w:instrText xml:space="preserve"> PAGEREF _Toc234495267 \h </w:instrText>
+            </w:r>
+            <w:r>
+              <w:rPr>
+                <w:noProof/>
+              </w:rPr>
+            </w:r>
+            <w:r>
+              <w:rPr>
+                <w:noProof/>
+              </w:rPr>
+              <w:fldChar w:fldCharType="separate"/>
+            </w:r>
+            <w:r>
+              <w:rPr>
+                <w:noProof/>
+              </w:rPr>
+              <w:t>1</w:t>
+            </w:r>
+            <w:r>
+              <w:rPr>
+                <w:noProof/>
+              </w:rPr>
+              <w:fldChar w:fldCharType="end"/>
+            </w:r>
+          </w:hyperlink>
+        </w:p>
+        <w:p>
+          <w:pPr>
+            <w:pStyle w:val="TOC1"/>
+            <w:tabs>
+              <w:tab w:val="right" w:leader="dot" w:pos="9345"/>
+            </w:tabs>
+            <w:rPr>
+              <w:noProof/>
+            </w:rPr>
+          </w:pPr>
+          <w:hyperlink w:anchor="_Toc234495268" w:history="1">
+            <w:r>
+              <w:rPr>
+                <w:rStyle w:val="Hyperlink"/>
+                <w:b/>
+                <w:bCs/>
+                <w:noProof/>
+              </w:rPr>
               <w:t>2. Literature Review</w:t>
             </w:r>
             <w:r>
@@ -535,7 +561,7 @@
               <w:rPr>
                 <w:noProof/>
               </w:rPr>
-              <w:instrText xml:space="preserve"> PAGEREF _Toc234492047 \h </w:instrText>
+              <w:instrText xml:space="preserve"> PAGEREF _Toc234495268 \h </w:instrText>
             </w:r>
             <w:r>
               <w:rPr>
@@ -572,7 +598,7 @@
               <w:noProof/>
             </w:rPr>
           </w:pPr>
-          <w:hyperlink w:anchor="_Toc234492048" w:history="1">
+          <w:hyperlink w:anchor="_Toc234495269" w:history="1">
             <w:r>
               <w:rPr>
                 <w:rStyle w:val="Hyperlink"/>
@@ -598,7 +624,7 @@
               <w:rPr>
                 <w:noProof/>
               </w:rPr>
-              <w:instrText xml:space="preserve"> PAGEREF _Toc234492048 \h </w:instrText>
+              <w:instrText xml:space="preserve"> PAGEREF _Toc234495269 \h </w:instrText>
             </w:r>
             <w:r>
               <w:rPr>
@@ -635,7 +661,7 @@
               <w:noProof/>
             </w:rPr>
           </w:pPr>
-          <w:hyperlink w:anchor="_Toc234492049" w:history="1">
+          <w:hyperlink w:anchor="_Toc234495270" w:history="1">
             <w:r>
               <w:rPr>
                 <w:rStyle w:val="Hyperlink"/>
@@ -661,7 +687,7 @@
               <w:rPr>
                 <w:noProof/>
               </w:rPr>
-              <w:instrText xml:space="preserve"> PAGEREF _Toc234492049 \h </w:instrText>
+              <w:instrText xml:space="preserve"> PAGEREF _Toc234495270 \h </w:instrText>
             </w:r>
             <w:r>
               <w:rPr>
@@ -698,7 +724,7 @@
               <w:noProof/>
             </w:rPr>
           </w:pPr>
-          <w:hyperlink w:anchor="_Toc234492050" w:history="1">
+          <w:hyperlink w:anchor="_Toc234495271" w:history="1">
             <w:r>
               <w:rPr>
                 <w:rStyle w:val="Hyperlink"/>
@@ -724,7 +750,7 @@
               <w:rPr>
                 <w:noProof/>
               </w:rPr>
-              <w:instrText xml:space="preserve"> PAGEREF _Toc234492050 \h </w:instrText>
+              <w:instrText xml:space="preserve"> PAGEREF _Toc234495271 \h </w:instrText>
             </w:r>
             <w:r>
               <w:rPr>
@@ -761,7 +787,7 @@
               <w:noProof/>
             </w:rPr>
           </w:pPr>
-          <w:hyperlink w:anchor="_Toc234492051" w:history="1">
+          <w:hyperlink w:anchor="_Toc234495272" w:history="1">
             <w:r>
               <w:rPr>
                 <w:rStyle w:val="Hyperlink"/>
@@ -787,7 +813,7 @@
               <w:rPr>
                 <w:noProof/>
               </w:rPr>
-              <w:instrText xml:space="preserve"> PAGEREF _Toc234492051 \h </w:instrText>
+              <w:instrText xml:space="preserve"> PAGEREF _Toc234495272 \h </w:instrText>
             </w:r>
             <w:r>
               <w:rPr>
@@ -824,7 +850,7 @@
               <w:noProof/>
             </w:rPr>
           </w:pPr>
-          <w:hyperlink w:anchor="_Toc234492052" w:history="1">
+          <w:hyperlink w:anchor="_Toc234495273" w:history="1">
             <w:r>
               <w:rPr>
                 <w:rStyle w:val="Hyperlink"/>
@@ -850,7 +876,7 @@
               <w:rPr>
                 <w:noProof/>
               </w:rPr>
-              <w:instrText xml:space="preserve"> PAGEREF _Toc234492052 \h </w:instrText>
+              <w:instrText xml:space="preserve"> PAGEREF _Toc234495273 \h </w:instrText>
             </w:r>
             <w:r>
               <w:rPr>
@@ -887,7 +913,7 @@
               <w:noProof/>
             </w:rPr>
           </w:pPr>
-          <w:hyperlink w:anchor="_Toc234492053" w:history="1">
+          <w:hyperlink w:anchor="_Toc234495274" w:history="1">
             <w:r>
               <w:rPr>
                 <w:rStyle w:val="Hyperlink"/>
@@ -913,7 +939,7 @@
               <w:rPr>
                 <w:noProof/>
               </w:rPr>
-              <w:instrText xml:space="preserve"> PAGEREF _Toc234492053 \h </w:instrText>
+              <w:instrText xml:space="preserve"> PAGEREF _Toc234495274 \h </w:instrText>
             </w:r>
             <w:r>
               <w:rPr>
@@ -950,7 +976,7 @@
               <w:noProof/>
             </w:rPr>
           </w:pPr>
-          <w:hyperlink w:anchor="_Toc234492054" w:history="1">
+          <w:hyperlink w:anchor="_Toc234495275" w:history="1">
             <w:r>
               <w:rPr>
                 <w:rStyle w:val="Hyperlink"/>
@@ -976,7 +1002,7 @@
               <w:rPr>
                 <w:noProof/>
               </w:rPr>
-              <w:instrText xml:space="preserve"> PAGEREF _Toc234492054 \h </w:instrText>
+              <w:instrText xml:space="preserve"> PAGEREF _Toc234495275 \h </w:instrText>
             </w:r>
             <w:r>
               <w:rPr>
@@ -1013,7 +1039,7 @@
               <w:noProof/>
             </w:rPr>
           </w:pPr>
-          <w:hyperlink w:anchor="_Toc234492055" w:history="1">
+          <w:hyperlink w:anchor="_Toc234495276" w:history="1">
             <w:r>
               <w:rPr>
                 <w:rStyle w:val="Hyperlink"/>
@@ -1039,7 +1065,7 @@
               <w:rPr>
                 <w:noProof/>
               </w:rPr>
-              <w:instrText xml:space="preserve"> PAGEREF _Toc234492055 \h </w:instrText>
+              <w:instrText xml:space="preserve"> PAGEREF _Toc234495276 \h </w:instrText>
             </w:r>
             <w:r>
               <w:rPr>
@@ -1076,7 +1102,7 @@
               <w:noProof/>
             </w:rPr>
           </w:pPr>
-          <w:hyperlink w:anchor="_Toc234492056" w:history="1">
+          <w:hyperlink w:anchor="_Toc234495277" w:history="1">
             <w:r>
               <w:rPr>
                 <w:rStyle w:val="Hyperlink"/>
@@ -1102,7 +1128,7 @@
               <w:rPr>
                 <w:noProof/>
               </w:rPr>
-              <w:instrText xml:space="preserve"> PAGEREF _Toc234492056 \h </w:instrText>
+              <w:instrText xml:space="preserve"> PAGEREF _Toc234495277 \h </w:instrText>
             </w:r>
             <w:r>
               <w:rPr>
@@ -1139,7 +1165,7 @@
               <w:noProof/>
             </w:rPr>
           </w:pPr>
-          <w:hyperlink w:anchor="_Toc234492057" w:history="1">
+          <w:hyperlink w:anchor="_Toc234495278" w:history="1">
             <w:r>
               <w:rPr>
                 <w:rStyle w:val="Hyperlink"/>
@@ -1165,7 +1191,7 @@
               <w:rPr>
                 <w:noProof/>
               </w:rPr>
-              <w:instrText xml:space="preserve"> PAGEREF _Toc234492057 \h </w:instrText>
+              <w:instrText xml:space="preserve"> PAGEREF _Toc234495278 \h </w:instrText>
             </w:r>
             <w:r>
               <w:rPr>
@@ -1202,7 +1228,7 @@
               <w:noProof/>
             </w:rPr>
           </w:pPr>
-          <w:hyperlink w:anchor="_Toc234492058" w:history="1">
+          <w:hyperlink w:anchor="_Toc234495279" w:history="1">
             <w:r>
               <w:rPr>
                 <w:rStyle w:val="Hyperlink"/>
@@ -1228,7 +1254,7 @@
               <w:rPr>
                 <w:noProof/>
               </w:rPr>
-              <w:instrText xml:space="preserve"> PAGEREF _Toc234492058 \h </w:instrText>
+              <w:instrText xml:space="preserve"> PAGEREF _Toc234495279 \h </w:instrText>
             </w:r>
             <w:r>
               <w:rPr>
@@ -1265,7 +1291,7 @@
               <w:noProof/>
             </w:rPr>
           </w:pPr>
-          <w:hyperlink w:anchor="_Toc234492059" w:history="1">
+          <w:hyperlink w:anchor="_Toc234495280" w:history="1">
             <w:r>
               <w:rPr>
                 <w:rStyle w:val="Hyperlink"/>
@@ -1291,7 +1317,7 @@
               <w:rPr>
                 <w:noProof/>
               </w:rPr>
-              <w:instrText xml:space="preserve"> PAGEREF _Toc234492059 \h </w:instrText>
+              <w:instrText xml:space="preserve"> PAGEREF _Toc234495280 \h </w:instrText>
             </w:r>
             <w:r>
               <w:rPr>
@@ -1328,7 +1354,7 @@
               <w:noProof/>
             </w:rPr>
           </w:pPr>
-          <w:hyperlink w:anchor="_Toc234492060" w:history="1">
+          <w:hyperlink w:anchor="_Toc234495281" w:history="1">
             <w:r>
               <w:rPr>
                 <w:rStyle w:val="Hyperlink"/>
@@ -1354,7 +1380,7 @@
               <w:rPr>
                 <w:noProof/>
               </w:rPr>
-              <w:instrText xml:space="preserve"> PAGEREF _Toc234492060 \h </w:instrText>
+              <w:instrText xml:space="preserve"> PAGEREF _Toc234495281 \h </w:instrText>
             </w:r>
             <w:r>
               <w:rPr>
@@ -1391,7 +1417,7 @@
               <w:noProof/>
             </w:rPr>
           </w:pPr>
-          <w:hyperlink w:anchor="_Toc234492061" w:history="1">
+          <w:hyperlink w:anchor="_Toc234495282" w:history="1">
             <w:r>
               <w:rPr>
                 <w:rStyle w:val="Hyperlink"/>
@@ -1417,7 +1443,7 @@
               <w:rPr>
                 <w:noProof/>
               </w:rPr>
-              <w:instrText xml:space="preserve"> PAGEREF _Toc234492061 \h </w:instrText>
+              <w:instrText xml:space="preserve"> PAGEREF _Toc234495282 \h </w:instrText>
             </w:r>
             <w:r>
               <w:rPr>
@@ -1454,7 +1480,7 @@
               <w:noProof/>
             </w:rPr>
           </w:pPr>
-          <w:hyperlink w:anchor="_Toc234492062" w:history="1">
+          <w:hyperlink w:anchor="_Toc234495283" w:history="1">
             <w:r>
               <w:rPr>
                 <w:rStyle w:val="Hyperlink"/>
@@ -1480,7 +1506,7 @@
               <w:rPr>
                 <w:noProof/>
               </w:rPr>
-              <w:instrText xml:space="preserve"> PAGEREF _Toc234492062 \h </w:instrText>
+              <w:instrText xml:space="preserve"> PAGEREF _Toc234495283 \h </w:instrText>
             </w:r>
             <w:r>
               <w:rPr>
@@ -1517,7 +1543,7 @@
               <w:noProof/>
             </w:rPr>
           </w:pPr>
-          <w:hyperlink w:anchor="_Toc234492063" w:history="1">
+          <w:hyperlink w:anchor="_Toc234495284" w:history="1">
             <w:r>
               <w:rPr>
                 <w:rStyle w:val="Hyperlink"/>
@@ -1543,7 +1569,7 @@
               <w:rPr>
                 <w:noProof/>
               </w:rPr>
-              <w:instrText xml:space="preserve"> PAGEREF _Toc234492063 \h </w:instrText>
+              <w:instrText xml:space="preserve"> PAGEREF _Toc234495284 \h </w:instrText>
             </w:r>
             <w:r>
               <w:rPr>
@@ -1580,7 +1606,7 @@
               <w:noProof/>
             </w:rPr>
           </w:pPr>
-          <w:hyperlink w:anchor="_Toc234492064" w:history="1">
+          <w:hyperlink w:anchor="_Toc234495285" w:history="1">
             <w:r>
               <w:rPr>
                 <w:rStyle w:val="Hyperlink"/>
@@ -1606,7 +1632,7 @@
               <w:rPr>
                 <w:noProof/>
               </w:rPr>
-              <w:instrText xml:space="preserve"> PAGEREF _Toc234492064 \h </w:instrText>
+              <w:instrText xml:space="preserve"> PAGEREF _Toc234495285 \h </w:instrText>
             </w:r>
             <w:r>
               <w:rPr>
@@ -1643,7 +1669,7 @@
               <w:noProof/>
             </w:rPr>
           </w:pPr>
-          <w:hyperlink w:anchor="_Toc234492065" w:history="1">
+          <w:hyperlink w:anchor="_Toc234495286" w:history="1">
             <w:r>
               <w:rPr>
                 <w:rStyle w:val="Hyperlink"/>
@@ -1669,7 +1695,7 @@
               <w:rPr>
                 <w:noProof/>
               </w:rPr>
-              <w:instrText xml:space="preserve"> PAGEREF _Toc234492065 \h </w:instrText>
+              <w:instrText xml:space="preserve"> PAGEREF _Toc234495286 \h </w:instrText>
             </w:r>
             <w:r>
               <w:rPr>
@@ -1706,7 +1732,7 @@
               <w:noProof/>
             </w:rPr>
           </w:pPr>
-          <w:hyperlink w:anchor="_Toc234492066" w:history="1">
+          <w:hyperlink w:anchor="_Toc234495287" w:history="1">
             <w:r>
               <w:rPr>
                 <w:rStyle w:val="Hyperlink"/>
@@ -1732,7 +1758,7 @@
               <w:rPr>
                 <w:noProof/>
               </w:rPr>
-              <w:instrText xml:space="preserve"> PAGEREF _Toc234492066 \h </w:instrText>
+              <w:instrText xml:space="preserve"> PAGEREF _Toc234495287 \h </w:instrText>
             </w:r>
             <w:r>
               <w:rPr>
@@ -1769,7 +1795,7 @@
               <w:noProof/>
             </w:rPr>
           </w:pPr>
-          <w:hyperlink w:anchor="_Toc234492067" w:history="1">
+          <w:hyperlink w:anchor="_Toc234495288" w:history="1">
             <w:r>
               <w:rPr>
                 <w:rStyle w:val="Hyperlink"/>
@@ -1795,7 +1821,7 @@
               <w:rPr>
                 <w:noProof/>
               </w:rPr>
-              <w:instrText xml:space="preserve"> PAGEREF _Toc234492067 \h </w:instrText>
+              <w:instrText xml:space="preserve"> PAGEREF _Toc234495288 \h </w:instrText>
             </w:r>
             <w:r>
               <w:rPr>
@@ -1812,7 +1838,7 @@
               <w:rPr>
                 <w:noProof/>
               </w:rPr>
-              <w:t>11</w:t>
+              <w:t>12</w:t>
             </w:r>
             <w:r>
               <w:rPr>
@@ -1832,7 +1858,7 @@
               <w:noProof/>
             </w:rPr>
           </w:pPr>
-          <w:hyperlink w:anchor="_Toc234492068" w:history="1">
+          <w:hyperlink w:anchor="_Toc234495289" w:history="1">
             <w:r>
               <w:rPr>
                 <w:rStyle w:val="Hyperlink"/>
@@ -1858,7 +1884,7 @@
               <w:rPr>
                 <w:noProof/>
               </w:rPr>
-              <w:instrText xml:space="preserve"> PAGEREF _Toc234492068 \h </w:instrText>
+              <w:instrText xml:space="preserve"> PAGEREF _Toc234495289 \h </w:instrText>
             </w:r>
             <w:r>
               <w:rPr>
@@ -1895,7 +1921,7 @@
               <w:noProof/>
             </w:rPr>
           </w:pPr>
-          <w:hyperlink w:anchor="_Toc234492069" w:history="1">
+          <w:hyperlink w:anchor="_Toc234495290" w:history="1">
             <w:r>
               <w:rPr>
                 <w:rStyle w:val="Hyperlink"/>
@@ -1921,7 +1947,7 @@
               <w:rPr>
                 <w:noProof/>
               </w:rPr>
-              <w:instrText xml:space="preserve"> PAGEREF _Toc234492069 \h </w:instrText>
+              <w:instrText xml:space="preserve"> PAGEREF _Toc234495290 \h </w:instrText>
             </w:r>
             <w:r>
               <w:rPr>
@@ -1958,7 +1984,7 @@
               <w:noProof/>
             </w:rPr>
           </w:pPr>
-          <w:hyperlink w:anchor="_Toc234492070" w:history="1">
+          <w:hyperlink w:anchor="_Toc234495291" w:history="1">
             <w:r>
               <w:rPr>
                 <w:rStyle w:val="Hyperlink"/>
@@ -1984,7 +2010,7 @@
               <w:rPr>
                 <w:noProof/>
               </w:rPr>
-              <w:instrText xml:space="preserve"> PAGEREF _Toc234492070 \h </w:instrText>
+              <w:instrText xml:space="preserve"> PAGEREF _Toc234495291 \h </w:instrText>
             </w:r>
             <w:r>
               <w:rPr>
@@ -2001,7 +2027,7 @@
               <w:rPr>
                 <w:noProof/>
               </w:rPr>
-              <w:t>12</w:t>
+              <w:t>13</w:t>
             </w:r>
             <w:r>
               <w:rPr>
@@ -2021,7 +2047,7 @@
               <w:noProof/>
             </w:rPr>
           </w:pPr>
-          <w:hyperlink w:anchor="_Toc234492071" w:history="1">
+          <w:hyperlink w:anchor="_Toc234495292" w:history="1">
             <w:r>
               <w:rPr>
                 <w:rStyle w:val="Hyperlink"/>
@@ -2047,7 +2073,7 @@
               <w:rPr>
                 <w:noProof/>
               </w:rPr>
-              <w:instrText xml:space="preserve"> PAGEREF _Toc234492071 \h </w:instrText>
+              <w:instrText xml:space="preserve"> PAGEREF _Toc234495292 \h </w:instrText>
             </w:r>
             <w:r>
               <w:rPr>
@@ -2084,7 +2110,7 @@
               <w:noProof/>
             </w:rPr>
           </w:pPr>
-          <w:hyperlink w:anchor="_Toc234492072" w:history="1">
+          <w:hyperlink w:anchor="_Toc234495293" w:history="1">
             <w:r>
               <w:rPr>
                 <w:rStyle w:val="Hyperlink"/>
@@ -2110,7 +2136,7 @@
               <w:rPr>
                 <w:noProof/>
               </w:rPr>
-              <w:instrText xml:space="preserve"> PAGEREF _Toc234492072 \h </w:instrText>
+              <w:instrText xml:space="preserve"> PAGEREF _Toc234495293 \h </w:instrText>
             </w:r>
             <w:r>
               <w:rPr>
@@ -2147,7 +2173,7 @@
               <w:noProof/>
             </w:rPr>
           </w:pPr>
-          <w:hyperlink w:anchor="_Toc234492073" w:history="1">
+          <w:hyperlink w:anchor="_Toc234495294" w:history="1">
             <w:r>
               <w:rPr>
                 <w:rStyle w:val="Hyperlink"/>
@@ -2173,7 +2199,7 @@
               <w:rPr>
                 <w:noProof/>
               </w:rPr>
-              <w:instrText xml:space="preserve"> PAGEREF _Toc234492073 \h </w:instrText>
+              <w:instrText xml:space="preserve"> PAGEREF _Toc234495294 \h </w:instrText>
             </w:r>
             <w:r>
               <w:rPr>
@@ -2210,7 +2236,7 @@
               <w:noProof/>
             </w:rPr>
           </w:pPr>
-          <w:hyperlink w:anchor="_Toc234492074" w:history="1">
+          <w:hyperlink w:anchor="_Toc234495295" w:history="1">
             <w:r>
               <w:rPr>
                 <w:rStyle w:val="Hyperlink"/>
@@ -2236,7 +2262,7 @@
               <w:rPr>
                 <w:noProof/>
               </w:rPr>
-              <w:instrText xml:space="preserve"> PAGEREF _Toc234492074 \h </w:instrText>
+              <w:instrText xml:space="preserve"> PAGEREF _Toc234495295 \h </w:instrText>
             </w:r>
             <w:r>
               <w:rPr>
@@ -2273,7 +2299,7 @@
               <w:noProof/>
             </w:rPr>
           </w:pPr>
-          <w:hyperlink w:anchor="_Toc234492075" w:history="1">
+          <w:hyperlink w:anchor="_Toc234495296" w:history="1">
             <w:r>
               <w:rPr>
                 <w:rStyle w:val="Hyperlink"/>
@@ -2299,7 +2325,7 @@
               <w:rPr>
                 <w:noProof/>
               </w:rPr>
-              <w:instrText xml:space="preserve"> PAGEREF _Toc234492075 \h </w:instrText>
+              <w:instrText xml:space="preserve"> PAGEREF _Toc234495296 \h </w:instrText>
             </w:r>
             <w:r>
               <w:rPr>
@@ -2316,7 +2342,7 @@
               <w:rPr>
                 <w:noProof/>
               </w:rPr>
-              <w:t>14</w:t>
+              <w:t>15</w:t>
             </w:r>
             <w:r>
               <w:rPr>
@@ -2336,7 +2362,7 @@
               <w:noProof/>
             </w:rPr>
           </w:pPr>
-          <w:hyperlink w:anchor="_Toc234492076" w:history="1">
+          <w:hyperlink w:anchor="_Toc234495297" w:history="1">
             <w:r>
               <w:rPr>
                 <w:rStyle w:val="Hyperlink"/>
@@ -2344,7 +2370,7 @@
                 <w:bCs/>
                 <w:noProof/>
               </w:rPr>
-              <w:t>Appendices</w:t>
+              <w:t>Appendix A: Survey Questionnaire</w:t>
             </w:r>
             <w:r>
               <w:rPr>
@@ -2362,7 +2388,7 @@
               <w:rPr>
                 <w:noProof/>
               </w:rPr>
-              <w:instrText xml:space="preserve"> PAGEREF _Toc234492076 \h </w:instrText>
+              <w:instrText xml:space="preserve"> PAGEREF _Toc234495297 \h </w:instrText>
             </w:r>
             <w:r>
               <w:rPr>
@@ -2379,7 +2405,7 @@
               <w:rPr>
                 <w:noProof/>
               </w:rPr>
-              <w:t>16</w:t>
+              <w:t>17</w:t>
             </w:r>
             <w:r>
               <w:rPr>
@@ -2391,15 +2417,698 @@
         </w:p>
         <w:p>
           <w:pPr>
-            <w:sectPr>
-              <w:footerReference w:type="default" r:id="rId7"/>
-              <w:pgSz w:w="11906" w:h="16838"/>
-              <w:pgMar w:top="1417" w:right="850" w:bottom="1417" w:left="1701" w:header="708" w:footer="708" w:gutter="0"/>
-              <w:pgNumType w:fmt="lowerRoman" w:start="1"/>
-              <w:cols w:space="720"/>
-              <w:docGrid w:linePitch="360"/>
-            </w:sectPr>
+            <w:pStyle w:val="TOC2"/>
+            <w:tabs>
+              <w:tab w:val="right" w:leader="dot" w:pos="9345"/>
+            </w:tabs>
+            <w:rPr>
+              <w:noProof/>
+            </w:rPr>
           </w:pPr>
+          <w:hyperlink w:anchor="_Toc234495298" w:history="1">
+            <w:r>
+              <w:rPr>
+                <w:rStyle w:val="Hyperlink"/>
+                <w:b/>
+                <w:bCs/>
+                <w:noProof/>
+              </w:rPr>
+              <w:t>Section 1: Consent</w:t>
+            </w:r>
+            <w:r>
+              <w:rPr>
+                <w:noProof/>
+              </w:rPr>
+              <w:tab/>
+            </w:r>
+            <w:r>
+              <w:rPr>
+                <w:noProof/>
+              </w:rPr>
+              <w:fldChar w:fldCharType="begin"/>
+            </w:r>
+            <w:r>
+              <w:rPr>
+                <w:noProof/>
+              </w:rPr>
+              <w:instrText xml:space="preserve"> PAGEREF _Toc234495298 \h </w:instrText>
+            </w:r>
+            <w:r>
+              <w:rPr>
+                <w:noProof/>
+              </w:rPr>
+            </w:r>
+            <w:r>
+              <w:rPr>
+                <w:noProof/>
+              </w:rPr>
+              <w:fldChar w:fldCharType="separate"/>
+            </w:r>
+            <w:r>
+              <w:rPr>
+                <w:noProof/>
+              </w:rPr>
+              <w:t>17</w:t>
+            </w:r>
+            <w:r>
+              <w:rPr>
+                <w:noProof/>
+              </w:rPr>
+              <w:fldChar w:fldCharType="end"/>
+            </w:r>
+          </w:hyperlink>
+        </w:p>
+        <w:p>
+          <w:pPr>
+            <w:pStyle w:val="TOC2"/>
+            <w:tabs>
+              <w:tab w:val="right" w:leader="dot" w:pos="9345"/>
+            </w:tabs>
+            <w:rPr>
+              <w:noProof/>
+            </w:rPr>
+          </w:pPr>
+          <w:hyperlink w:anchor="_Toc234495299" w:history="1">
+            <w:r>
+              <w:rPr>
+                <w:rStyle w:val="Hyperlink"/>
+                <w:b/>
+                <w:bCs/>
+                <w:noProof/>
+              </w:rPr>
+              <w:t>Section 2: Academic Background</w:t>
+            </w:r>
+            <w:r>
+              <w:rPr>
+                <w:noProof/>
+              </w:rPr>
+              <w:tab/>
+            </w:r>
+            <w:r>
+              <w:rPr>
+                <w:noProof/>
+              </w:rPr>
+              <w:fldChar w:fldCharType="begin"/>
+            </w:r>
+            <w:r>
+              <w:rPr>
+                <w:noProof/>
+              </w:rPr>
+              <w:instrText xml:space="preserve"> PAGEREF _Toc234495299 \h </w:instrText>
+            </w:r>
+            <w:r>
+              <w:rPr>
+                <w:noProof/>
+              </w:rPr>
+            </w:r>
+            <w:r>
+              <w:rPr>
+                <w:noProof/>
+              </w:rPr>
+              <w:fldChar w:fldCharType="separate"/>
+            </w:r>
+            <w:r>
+              <w:rPr>
+                <w:noProof/>
+              </w:rPr>
+              <w:t>17</w:t>
+            </w:r>
+            <w:r>
+              <w:rPr>
+                <w:noProof/>
+              </w:rPr>
+              <w:fldChar w:fldCharType="end"/>
+            </w:r>
+          </w:hyperlink>
+        </w:p>
+        <w:p>
+          <w:pPr>
+            <w:pStyle w:val="TOC2"/>
+            <w:tabs>
+              <w:tab w:val="right" w:leader="dot" w:pos="9345"/>
+            </w:tabs>
+            <w:rPr>
+              <w:noProof/>
+            </w:rPr>
+          </w:pPr>
+          <w:hyperlink w:anchor="_Toc234495300" w:history="1">
+            <w:r>
+              <w:rPr>
+                <w:rStyle w:val="Hyperlink"/>
+                <w:b/>
+                <w:bCs/>
+                <w:noProof/>
+              </w:rPr>
+              <w:t>Section 3: Internship Experience</w:t>
+            </w:r>
+            <w:r>
+              <w:rPr>
+                <w:noProof/>
+              </w:rPr>
+              <w:tab/>
+            </w:r>
+            <w:r>
+              <w:rPr>
+                <w:noProof/>
+              </w:rPr>
+              <w:fldChar w:fldCharType="begin"/>
+            </w:r>
+            <w:r>
+              <w:rPr>
+                <w:noProof/>
+              </w:rPr>
+              <w:instrText xml:space="preserve"> PAGEREF _Toc234495300 \h </w:instrText>
+            </w:r>
+            <w:r>
+              <w:rPr>
+                <w:noProof/>
+              </w:rPr>
+            </w:r>
+            <w:r>
+              <w:rPr>
+                <w:noProof/>
+              </w:rPr>
+              <w:fldChar w:fldCharType="separate"/>
+            </w:r>
+            <w:r>
+              <w:rPr>
+                <w:noProof/>
+              </w:rPr>
+              <w:t>17</w:t>
+            </w:r>
+            <w:r>
+              <w:rPr>
+                <w:noProof/>
+              </w:rPr>
+              <w:fldChar w:fldCharType="end"/>
+            </w:r>
+          </w:hyperlink>
+        </w:p>
+        <w:p>
+          <w:pPr>
+            <w:pStyle w:val="TOC2"/>
+            <w:tabs>
+              <w:tab w:val="right" w:leader="dot" w:pos="9345"/>
+            </w:tabs>
+            <w:rPr>
+              <w:noProof/>
+            </w:rPr>
+          </w:pPr>
+          <w:hyperlink w:anchor="_Toc234495301" w:history="1">
+            <w:r>
+              <w:rPr>
+                <w:rStyle w:val="Hyperlink"/>
+                <w:b/>
+                <w:bCs/>
+                <w:noProof/>
+              </w:rPr>
+              <w:t>Section 4: Awareness and Usage</w:t>
+            </w:r>
+            <w:r>
+              <w:rPr>
+                <w:noProof/>
+              </w:rPr>
+              <w:tab/>
+            </w:r>
+            <w:r>
+              <w:rPr>
+                <w:noProof/>
+              </w:rPr>
+              <w:fldChar w:fldCharType="begin"/>
+            </w:r>
+            <w:r>
+              <w:rPr>
+                <w:noProof/>
+              </w:rPr>
+              <w:instrText xml:space="preserve"> PAGEREF _Toc234495301 \h </w:instrText>
+            </w:r>
+            <w:r>
+              <w:rPr>
+                <w:noProof/>
+              </w:rPr>
+            </w:r>
+            <w:r>
+              <w:rPr>
+                <w:noProof/>
+              </w:rPr>
+              <w:fldChar w:fldCharType="separate"/>
+            </w:r>
+            <w:r>
+              <w:rPr>
+                <w:noProof/>
+              </w:rPr>
+              <w:t>17</w:t>
+            </w:r>
+            <w:r>
+              <w:rPr>
+                <w:noProof/>
+              </w:rPr>
+              <w:fldChar w:fldCharType="end"/>
+            </w:r>
+          </w:hyperlink>
+        </w:p>
+        <w:p>
+          <w:pPr>
+            <w:pStyle w:val="TOC2"/>
+            <w:tabs>
+              <w:tab w:val="right" w:leader="dot" w:pos="9345"/>
+            </w:tabs>
+            <w:rPr>
+              <w:noProof/>
+            </w:rPr>
+          </w:pPr>
+          <w:hyperlink w:anchor="_Toc234495302" w:history="1">
+            <w:r>
+              <w:rPr>
+                <w:rStyle w:val="Hyperlink"/>
+                <w:b/>
+                <w:bCs/>
+                <w:noProof/>
+              </w:rPr>
+              <w:t>Section 5A: Support Use Details (users only)</w:t>
+            </w:r>
+            <w:r>
+              <w:rPr>
+                <w:noProof/>
+              </w:rPr>
+              <w:tab/>
+            </w:r>
+            <w:r>
+              <w:rPr>
+                <w:noProof/>
+              </w:rPr>
+              <w:fldChar w:fldCharType="begin"/>
+            </w:r>
+            <w:r>
+              <w:rPr>
+                <w:noProof/>
+              </w:rPr>
+              <w:instrText xml:space="preserve"> PAGEREF _Toc234495302 \h </w:instrText>
+            </w:r>
+            <w:r>
+              <w:rPr>
+                <w:noProof/>
+              </w:rPr>
+            </w:r>
+            <w:r>
+              <w:rPr>
+                <w:noProof/>
+              </w:rPr>
+              <w:fldChar w:fldCharType="separate"/>
+            </w:r>
+            <w:r>
+              <w:rPr>
+                <w:noProof/>
+              </w:rPr>
+              <w:t>17</w:t>
+            </w:r>
+            <w:r>
+              <w:rPr>
+                <w:noProof/>
+              </w:rPr>
+              <w:fldChar w:fldCharType="end"/>
+            </w:r>
+          </w:hyperlink>
+        </w:p>
+        <w:p>
+          <w:pPr>
+            <w:pStyle w:val="TOC2"/>
+            <w:tabs>
+              <w:tab w:val="right" w:leader="dot" w:pos="9345"/>
+            </w:tabs>
+            <w:rPr>
+              <w:noProof/>
+            </w:rPr>
+          </w:pPr>
+          <w:hyperlink w:anchor="_Toc234495303" w:history="1">
+            <w:r>
+              <w:rPr>
+                <w:rStyle w:val="Hyperlink"/>
+                <w:b/>
+                <w:bCs/>
+                <w:noProof/>
+              </w:rPr>
+              <w:t>Section 5B: Non-Use Reason (non-users only)</w:t>
+            </w:r>
+            <w:r>
+              <w:rPr>
+                <w:noProof/>
+              </w:rPr>
+              <w:tab/>
+            </w:r>
+            <w:r>
+              <w:rPr>
+                <w:noProof/>
+              </w:rPr>
+              <w:fldChar w:fldCharType="begin"/>
+            </w:r>
+            <w:r>
+              <w:rPr>
+                <w:noProof/>
+              </w:rPr>
+              <w:instrText xml:space="preserve"> PAGEREF _Toc234495303 \h </w:instrText>
+            </w:r>
+            <w:r>
+              <w:rPr>
+                <w:noProof/>
+              </w:rPr>
+            </w:r>
+            <w:r>
+              <w:rPr>
+                <w:noProof/>
+              </w:rPr>
+              <w:fldChar w:fldCharType="separate"/>
+            </w:r>
+            <w:r>
+              <w:rPr>
+                <w:noProof/>
+              </w:rPr>
+              <w:t>18</w:t>
+            </w:r>
+            <w:r>
+              <w:rPr>
+                <w:noProof/>
+              </w:rPr>
+              <w:fldChar w:fldCharType="end"/>
+            </w:r>
+          </w:hyperlink>
+        </w:p>
+        <w:p>
+          <w:pPr>
+            <w:pStyle w:val="TOC2"/>
+            <w:tabs>
+              <w:tab w:val="right" w:leader="dot" w:pos="9345"/>
+            </w:tabs>
+            <w:rPr>
+              <w:noProof/>
+            </w:rPr>
+          </w:pPr>
+          <w:hyperlink w:anchor="_Toc234495304" w:history="1">
+            <w:r>
+              <w:rPr>
+                <w:rStyle w:val="Hyperlink"/>
+                <w:b/>
+                <w:bCs/>
+                <w:noProof/>
+              </w:rPr>
+              <w:t>Section 6: Internship Readiness (all respondents)</w:t>
+            </w:r>
+            <w:r>
+              <w:rPr>
+                <w:noProof/>
+              </w:rPr>
+              <w:tab/>
+            </w:r>
+            <w:r>
+              <w:rPr>
+                <w:noProof/>
+              </w:rPr>
+              <w:fldChar w:fldCharType="begin"/>
+            </w:r>
+            <w:r>
+              <w:rPr>
+                <w:noProof/>
+              </w:rPr>
+              <w:instrText xml:space="preserve"> PAGEREF _Toc234495304 \h </w:instrText>
+            </w:r>
+            <w:r>
+              <w:rPr>
+                <w:noProof/>
+              </w:rPr>
+            </w:r>
+            <w:r>
+              <w:rPr>
+                <w:noProof/>
+              </w:rPr>
+              <w:fldChar w:fldCharType="separate"/>
+            </w:r>
+            <w:r>
+              <w:rPr>
+                <w:noProof/>
+              </w:rPr>
+              <w:t>18</w:t>
+            </w:r>
+            <w:r>
+              <w:rPr>
+                <w:noProof/>
+              </w:rPr>
+              <w:fldChar w:fldCharType="end"/>
+            </w:r>
+          </w:hyperlink>
+        </w:p>
+        <w:p>
+          <w:pPr>
+            <w:pStyle w:val="TOC2"/>
+            <w:tabs>
+              <w:tab w:val="right" w:leader="dot" w:pos="9345"/>
+            </w:tabs>
+            <w:rPr>
+              <w:noProof/>
+            </w:rPr>
+          </w:pPr>
+          <w:hyperlink w:anchor="_Toc234495305" w:history="1">
+            <w:r>
+              <w:rPr>
+                <w:rStyle w:val="Hyperlink"/>
+                <w:b/>
+                <w:bCs/>
+                <w:noProof/>
+              </w:rPr>
+              <w:t>Section 7: Improvement Priority</w:t>
+            </w:r>
+            <w:r>
+              <w:rPr>
+                <w:noProof/>
+              </w:rPr>
+              <w:tab/>
+            </w:r>
+            <w:r>
+              <w:rPr>
+                <w:noProof/>
+              </w:rPr>
+              <w:fldChar w:fldCharType="begin"/>
+            </w:r>
+            <w:r>
+              <w:rPr>
+                <w:noProof/>
+              </w:rPr>
+              <w:instrText xml:space="preserve"> PAGEREF _Toc234495305 \h </w:instrText>
+            </w:r>
+            <w:r>
+              <w:rPr>
+                <w:noProof/>
+              </w:rPr>
+            </w:r>
+            <w:r>
+              <w:rPr>
+                <w:noProof/>
+              </w:rPr>
+              <w:fldChar w:fldCharType="separate"/>
+            </w:r>
+            <w:r>
+              <w:rPr>
+                <w:noProof/>
+              </w:rPr>
+              <w:t>18</w:t>
+            </w:r>
+            <w:r>
+              <w:rPr>
+                <w:noProof/>
+              </w:rPr>
+              <w:fldChar w:fldCharType="end"/>
+            </w:r>
+          </w:hyperlink>
+        </w:p>
+        <w:p>
+          <w:pPr>
+            <w:pStyle w:val="TOC2"/>
+            <w:tabs>
+              <w:tab w:val="right" w:leader="dot" w:pos="9345"/>
+            </w:tabs>
+            <w:rPr>
+              <w:noProof/>
+            </w:rPr>
+          </w:pPr>
+          <w:hyperlink w:anchor="_Toc234495306" w:history="1">
+            <w:r>
+              <w:rPr>
+                <w:rStyle w:val="Hyperlink"/>
+                <w:b/>
+                <w:bCs/>
+                <w:noProof/>
+              </w:rPr>
+              <w:t>Section 8: Open-Ended Questions (optional)</w:t>
+            </w:r>
+            <w:r>
+              <w:rPr>
+                <w:noProof/>
+              </w:rPr>
+              <w:tab/>
+            </w:r>
+            <w:r>
+              <w:rPr>
+                <w:noProof/>
+              </w:rPr>
+              <w:fldChar w:fldCharType="begin"/>
+            </w:r>
+            <w:r>
+              <w:rPr>
+                <w:noProof/>
+              </w:rPr>
+              <w:instrText xml:space="preserve"> PAGEREF _Toc234495306 \h </w:instrText>
+            </w:r>
+            <w:r>
+              <w:rPr>
+                <w:noProof/>
+              </w:rPr>
+            </w:r>
+            <w:r>
+              <w:rPr>
+                <w:noProof/>
+              </w:rPr>
+              <w:fldChar w:fldCharType="separate"/>
+            </w:r>
+            <w:r>
+              <w:rPr>
+                <w:noProof/>
+              </w:rPr>
+              <w:t>18</w:t>
+            </w:r>
+            <w:r>
+              <w:rPr>
+                <w:noProof/>
+              </w:rPr>
+              <w:fldChar w:fldCharType="end"/>
+            </w:r>
+          </w:hyperlink>
+        </w:p>
+        <w:p>
+          <w:pPr>
+            <w:pStyle w:val="TOC1"/>
+            <w:tabs>
+              <w:tab w:val="right" w:leader="dot" w:pos="9345"/>
+            </w:tabs>
+            <w:rPr>
+              <w:noProof/>
+            </w:rPr>
+          </w:pPr>
+          <w:hyperlink w:anchor="_Toc234495307" w:history="1">
+            <w:r>
+              <w:rPr>
+                <w:rStyle w:val="Hyperlink"/>
+                <w:b/>
+                <w:bCs/>
+                <w:noProof/>
+              </w:rPr>
+              <w:t>Appendix B: Informed Consent Text</w:t>
+            </w:r>
+            <w:r>
+              <w:rPr>
+                <w:noProof/>
+              </w:rPr>
+              <w:tab/>
+            </w:r>
+            <w:r>
+              <w:rPr>
+                <w:noProof/>
+              </w:rPr>
+              <w:fldChar w:fldCharType="begin"/>
+            </w:r>
+            <w:r>
+              <w:rPr>
+                <w:noProof/>
+              </w:rPr>
+              <w:instrText xml:space="preserve"> PAGEREF _Toc234495307 \h </w:instrText>
+            </w:r>
+            <w:r>
+              <w:rPr>
+                <w:noProof/>
+              </w:rPr>
+            </w:r>
+            <w:r>
+              <w:rPr>
+                <w:noProof/>
+              </w:rPr>
+              <w:fldChar w:fldCharType="separate"/>
+            </w:r>
+            <w:r>
+              <w:rPr>
+                <w:noProof/>
+              </w:rPr>
+              <w:t>19</w:t>
+            </w:r>
+            <w:r>
+              <w:rPr>
+                <w:noProof/>
+              </w:rPr>
+              <w:fldChar w:fldCharType="end"/>
+            </w:r>
+          </w:hyperlink>
+        </w:p>
+        <w:p>
+          <w:pPr>
+            <w:pStyle w:val="TOC1"/>
+            <w:tabs>
+              <w:tab w:val="right" w:leader="dot" w:pos="9345"/>
+            </w:tabs>
+            <w:rPr>
+              <w:noProof/>
+            </w:rPr>
+          </w:pPr>
+          <w:hyperlink w:anchor="_Toc234495308" w:history="1">
+            <w:r>
+              <w:rPr>
+                <w:rStyle w:val="Hyperlink"/>
+                <w:b/>
+                <w:bCs/>
+                <w:noProof/>
+              </w:rPr>
+              <w:t>Appendix C: Additional Tables</w:t>
+            </w:r>
+            <w:r>
+              <w:rPr>
+                <w:noProof/>
+              </w:rPr>
+              <w:tab/>
+            </w:r>
+            <w:r>
+              <w:rPr>
+                <w:noProof/>
+              </w:rPr>
+              <w:fldChar w:fldCharType="begin"/>
+            </w:r>
+            <w:r>
+              <w:rPr>
+                <w:noProof/>
+              </w:rPr>
+              <w:instrText xml:space="preserve"> PAGEREF _Toc234495308 \h </w:instrText>
+            </w:r>
+            <w:r>
+              <w:rPr>
+                <w:noProof/>
+              </w:rPr>
+            </w:r>
+            <w:r>
+              <w:rPr>
+                <w:noProof/>
+              </w:rPr>
+              <w:fldChar w:fldCharType="separate"/>
+            </w:r>
+            <w:r>
+              <w:rPr>
+                <w:noProof/>
+              </w:rPr>
+              <w:t>20</w:t>
+            </w:r>
+            <w:r>
+              <w:rPr>
+                <w:noProof/>
+              </w:rPr>
+              <w:fldChar w:fldCharType="end"/>
+            </w:r>
+          </w:hyperlink>
+        </w:p>
+        <w:p>
           <w:r>
             <w:fldChar w:fldCharType="end"/>
           </w:r>
@@ -2407,11 +3116,105 @@
       </w:sdtContent>
     </w:sdt>
     <w:p>
+      <w:r>
+        <w:br w:type="page"/>
+      </w:r>
+    </w:p>
+    <w:p>
       <w:pPr>
         <w:pStyle w:val="Heading1"/>
         <w:spacing w:before="280" w:after="160" w:line="360" w:lineRule="auto"/>
       </w:pPr>
-      <w:bookmarkStart w:id="2" w:name="_Toc234492046"/>
+      <w:bookmarkStart w:id="2" w:name="_Toc234495265"/>
+      <w:r>
+        <w:rPr>
+          <w:b/>
+          <w:bCs/>
+          <w:color w:val="000000"/>
+          <w:sz w:val="28"/>
+          <w:szCs w:val="28"/>
+        </w:rPr>
+        <w:lastRenderedPageBreak/>
+        <w:t>List of Tables</w:t>
+      </w:r>
+      <w:bookmarkEnd w:id="2"/>
+    </w:p>
+    <w:p>
+      <w:pPr>
+        <w:spacing w:after="120" w:line="360" w:lineRule="auto"/>
+      </w:pPr>
+      <w:r>
+        <w:t>Table 1. Sample characteristics (N = 122)</w:t>
+      </w:r>
+    </w:p>
+    <w:p>
+      <w:pPr>
+        <w:spacing w:after="120" w:line="360" w:lineRule="auto"/>
+      </w:pPr>
+      <w:r>
+        <w:t>Table 2. Service-evaluation ratings among support users (n = 38)</w:t>
+      </w:r>
+    </w:p>
+    <w:p>
+      <w:pPr>
+        <w:spacing w:after="120" w:line="360" w:lineRule="auto"/>
+      </w:pPr>
+      <w:r>
+        <w:t>Table 3. Welch t-test: readiness score by service usage</w:t>
+      </w:r>
+    </w:p>
+    <w:p>
+      <w:pPr>
+        <w:pStyle w:val="Heading1"/>
+        <w:spacing w:before="280" w:after="160" w:line="360" w:lineRule="auto"/>
+      </w:pPr>
+      <w:bookmarkStart w:id="3" w:name="_Toc234495266"/>
+      <w:r>
+        <w:rPr>
+          <w:b/>
+          <w:bCs/>
+          <w:color w:val="000000"/>
+          <w:sz w:val="28"/>
+          <w:szCs w:val="28"/>
+        </w:rPr>
+        <w:t>List of Figures</w:t>
+      </w:r>
+      <w:bookmarkEnd w:id="3"/>
+    </w:p>
+    <w:p>
+      <w:pPr>
+        <w:spacing w:after="120" w:line="360" w:lineRule="auto"/>
+      </w:pPr>
+      <w:r>
+        <w:t>Figure 1. Mean service-evaluation ratings among support users (n = 38)</w:t>
+      </w:r>
+    </w:p>
+    <w:p>
+      <w:pPr>
+        <w:spacing w:after="120" w:line="360" w:lineRule="auto"/>
+      </w:pPr>
+      <w:r>
+        <w:t>Figure 2. Mean readiness score by service usage (error bars show ± 1 SD)</w:t>
+      </w:r>
+    </w:p>
+    <w:p>
+      <w:pPr>
+        <w:sectPr>
+          <w:footerReference w:type="default" r:id="rId7"/>
+          <w:pgSz w:w="11906" w:h="16838"/>
+          <w:pgMar w:top="1417" w:right="850" w:bottom="1417" w:left="1701" w:header="708" w:footer="708" w:gutter="0"/>
+          <w:pgNumType w:fmt="lowerRoman" w:start="1"/>
+          <w:cols w:space="720"/>
+          <w:docGrid w:linePitch="360"/>
+        </w:sectPr>
+      </w:pPr>
+    </w:p>
+    <w:p>
+      <w:pPr>
+        <w:pStyle w:val="Heading1"/>
+        <w:spacing w:before="280" w:after="160" w:line="360" w:lineRule="auto"/>
+      </w:pPr>
+      <w:bookmarkStart w:id="4" w:name="_Toc234495267"/>
       <w:r>
         <w:rPr>
           <w:b/>
@@ -2423,7 +3226,7 @@
         <w:lastRenderedPageBreak/>
         <w:t>1. Introduction</w:t>
       </w:r>
-      <w:bookmarkEnd w:id="2"/>
+      <w:bookmarkEnd w:id="4"/>
     </w:p>
     <w:p>
       <w:pPr>
@@ -2617,7 +3420,7 @@
         <w:pStyle w:val="Heading1"/>
         <w:spacing w:before="280" w:after="160" w:line="360" w:lineRule="auto"/>
       </w:pPr>
-      <w:bookmarkStart w:id="3" w:name="_Toc234492047"/>
+      <w:bookmarkStart w:id="5" w:name="_Toc234495268"/>
       <w:r>
         <w:rPr>
           <w:b/>
@@ -2628,14 +3431,14 @@
         </w:rPr>
         <w:t>2. Literature Review</w:t>
       </w:r>
-      <w:bookmarkEnd w:id="3"/>
+      <w:bookmarkEnd w:id="5"/>
     </w:p>
     <w:p>
       <w:pPr>
         <w:pStyle w:val="Heading2"/>
         <w:spacing w:before="220" w:after="120" w:line="360" w:lineRule="auto"/>
       </w:pPr>
-      <w:bookmarkStart w:id="4" w:name="_Toc234492048"/>
+      <w:bookmarkStart w:id="6" w:name="_Toc234495269"/>
       <w:r>
         <w:rPr>
           <w:b/>
@@ -2646,7 +3449,7 @@
         </w:rPr>
         <w:t>2.1 Conceptual frameworks of graduate employability</w:t>
       </w:r>
-      <w:bookmarkEnd w:id="4"/>
+      <w:bookmarkEnd w:id="6"/>
     </w:p>
     <w:p>
       <w:pPr>
@@ -2742,7 +3545,7 @@
         <w:pStyle w:val="Heading2"/>
         <w:spacing w:before="220" w:after="120" w:line="360" w:lineRule="auto"/>
       </w:pPr>
-      <w:bookmarkStart w:id="5" w:name="_Toc234492049"/>
+      <w:bookmarkStart w:id="7" w:name="_Toc234495270"/>
       <w:r>
         <w:rPr>
           <w:b/>
@@ -2753,7 +3556,7 @@
         </w:rPr>
         <w:t>2.2 The value of internships and work-integrated learning</w:t>
       </w:r>
-      <w:bookmarkEnd w:id="5"/>
+      <w:bookmarkEnd w:id="7"/>
     </w:p>
     <w:p>
       <w:pPr>
@@ -2781,7 +3584,7 @@
         <w:pStyle w:val="Heading2"/>
         <w:spacing w:before="220" w:after="120" w:line="360" w:lineRule="auto"/>
       </w:pPr>
-      <w:bookmarkStart w:id="6" w:name="_Toc234492050"/>
+      <w:bookmarkStart w:id="8" w:name="_Toc234495271"/>
       <w:r>
         <w:rPr>
           <w:b/>
@@ -2792,7 +3595,7 @@
         </w:rPr>
         <w:t>2.3 Unequal access: the “thwarted intern”</w:t>
       </w:r>
-      <w:bookmarkEnd w:id="6"/>
+      <w:bookmarkEnd w:id="8"/>
     </w:p>
     <w:p>
       <w:pPr>
@@ -2816,7 +3619,7 @@
         <w:pStyle w:val="Heading2"/>
         <w:spacing w:before="220" w:after="120" w:line="360" w:lineRule="auto"/>
       </w:pPr>
-      <w:bookmarkStart w:id="7" w:name="_Toc234492051"/>
+      <w:bookmarkStart w:id="9" w:name="_Toc234495272"/>
       <w:r>
         <w:rPr>
           <w:b/>
@@ -2827,7 +3630,7 @@
         </w:rPr>
         <w:t>2.4 Evaluating university career services</w:t>
       </w:r>
-      <w:bookmarkEnd w:id="7"/>
+      <w:bookmarkEnd w:id="9"/>
     </w:p>
     <w:p>
       <w:pPr>
@@ -2895,7 +3698,7 @@
         <w:pStyle w:val="Heading2"/>
         <w:spacing w:before="220" w:after="120" w:line="360" w:lineRule="auto"/>
       </w:pPr>
-      <w:bookmarkStart w:id="8" w:name="_Toc234492052"/>
+      <w:bookmarkStart w:id="10" w:name="_Toc234495273"/>
       <w:r>
         <w:rPr>
           <w:b/>
@@ -2906,7 +3709,7 @@
         </w:rPr>
         <w:t>2.5 Research gap</w:t>
       </w:r>
-      <w:bookmarkEnd w:id="8"/>
+      <w:bookmarkEnd w:id="10"/>
     </w:p>
     <w:p>
       <w:pPr>
@@ -2938,7 +3741,7 @@
         <w:pStyle w:val="Heading1"/>
         <w:spacing w:before="280" w:after="160" w:line="360" w:lineRule="auto"/>
       </w:pPr>
-      <w:bookmarkStart w:id="9" w:name="_Toc234492053"/>
+      <w:bookmarkStart w:id="11" w:name="_Toc234495274"/>
       <w:r>
         <w:rPr>
           <w:b/>
@@ -2949,14 +3752,14 @@
         </w:rPr>
         <w:t>3. Methodology</w:t>
       </w:r>
-      <w:bookmarkEnd w:id="9"/>
+      <w:bookmarkEnd w:id="11"/>
     </w:p>
     <w:p>
       <w:pPr>
         <w:pStyle w:val="Heading2"/>
         <w:spacing w:before="220" w:after="120" w:line="360" w:lineRule="auto"/>
       </w:pPr>
-      <w:bookmarkStart w:id="10" w:name="_Toc234492054"/>
+      <w:bookmarkStart w:id="12" w:name="_Toc234495275"/>
       <w:r>
         <w:rPr>
           <w:b/>
@@ -2967,7 +3770,7 @@
         </w:rPr>
         <w:t>3.1 Research design</w:t>
       </w:r>
-      <w:bookmarkEnd w:id="10"/>
+      <w:bookmarkEnd w:id="12"/>
     </w:p>
     <w:p>
       <w:pPr>
@@ -2983,7 +3786,7 @@
         <w:pStyle w:val="Heading2"/>
         <w:spacing w:before="220" w:after="120" w:line="360" w:lineRule="auto"/>
       </w:pPr>
-      <w:bookmarkStart w:id="11" w:name="_Toc234492055"/>
+      <w:bookmarkStart w:id="13" w:name="_Toc234495276"/>
       <w:r>
         <w:rPr>
           <w:b/>
@@ -2994,7 +3797,7 @@
         </w:rPr>
         <w:t>3.2 Participants and sampling</w:t>
       </w:r>
-      <w:bookmarkEnd w:id="11"/>
+      <w:bookmarkEnd w:id="13"/>
     </w:p>
     <w:p>
       <w:pPr>
@@ -3029,7 +3832,7 @@
         <w:pStyle w:val="Heading2"/>
         <w:spacing w:before="220" w:after="120" w:line="360" w:lineRule="auto"/>
       </w:pPr>
-      <w:bookmarkStart w:id="12" w:name="_Toc234492056"/>
+      <w:bookmarkStart w:id="14" w:name="_Toc234495277"/>
       <w:r>
         <w:rPr>
           <w:b/>
@@ -3040,7 +3843,7 @@
         </w:rPr>
         <w:t>3.3 Data collection instrument</w:t>
       </w:r>
-      <w:bookmarkEnd w:id="12"/>
+      <w:bookmarkEnd w:id="14"/>
     </w:p>
     <w:p>
       <w:pPr>
@@ -3077,7 +3880,7 @@
         <w:pStyle w:val="Heading2"/>
         <w:spacing w:before="220" w:after="120" w:line="360" w:lineRule="auto"/>
       </w:pPr>
-      <w:bookmarkStart w:id="13" w:name="_Toc234492057"/>
+      <w:bookmarkStart w:id="15" w:name="_Toc234495278"/>
       <w:r>
         <w:rPr>
           <w:b/>
@@ -3088,7 +3891,7 @@
         </w:rPr>
         <w:t>3.4 Variables</w:t>
       </w:r>
-      <w:bookmarkEnd w:id="13"/>
+      <w:bookmarkEnd w:id="15"/>
     </w:p>
     <w:p>
       <w:pPr>
@@ -3104,7 +3907,7 @@
         <w:pStyle w:val="Heading2"/>
         <w:spacing w:before="220" w:after="120" w:line="360" w:lineRule="auto"/>
       </w:pPr>
-      <w:bookmarkStart w:id="14" w:name="_Toc234492058"/>
+      <w:bookmarkStart w:id="16" w:name="_Toc234495279"/>
       <w:r>
         <w:rPr>
           <w:b/>
@@ -3115,7 +3918,7 @@
         </w:rPr>
         <w:t>3.5 Procedure</w:t>
       </w:r>
-      <w:bookmarkEnd w:id="14"/>
+      <w:bookmarkEnd w:id="16"/>
     </w:p>
     <w:p>
       <w:pPr>
@@ -3123,7 +3926,7 @@
         <w:jc w:val="both"/>
       </w:pPr>
       <w:r>
-        <w:t xml:space="preserve">The questionnaire was built and distributed through Google Forms. Before full distribution, it was pilot-tested with two students to check that the wording, response options, and branching logic were clear and functioned correctly; no substantive issues were raised, and the pilot responses were collected on a separate test form and are not part of the </w:t>
+        <w:t xml:space="preserve">The questionnaire was built and distributed through Google Forms. Before full distribution, it was pilot-tested with two students to check that the wording, response options, and branching logic were clear and functioned correctly; no substantive issues were raised, and the pilot responses were collected separately and are not part of the </w:t>
       </w:r>
       <w:proofErr w:type="spellStart"/>
       <w:r>
@@ -3131,7 +3934,7 @@
       </w:r>
       <w:proofErr w:type="spellEnd"/>
       <w:r>
-        <w:t xml:space="preserve"> data. The final form link was then shared through KIU class group chats, student association channels, and academic networks over an eleven-day collection window from 28 June to 8 July 2026. A single official form link was used throughout to reduce duplicate submissions. Responses were logged automatically to a linked Google Sheet, exported to CSV, and screened for completeness and duplication before analysis.</w:t>
+        <w:t xml:space="preserve"> data. The final form link was then shared through KIU class group chats, student association channels, and academic networks over an eleven-day collection window from 28 June to 8 July 2026. A single official form link was used throughout, and Google Forms was configured to accept only one response per account, which prevented duplicate submissions at the point of collection. No identifying information, including email addresses, was recorded in the exported data. Responses were logged automatically to a linked Google Sheet, exported to CSV, and screened for completeness and duplication before analysis; no duplicate or incomplete records were found.</w:t>
       </w:r>
     </w:p>
     <w:p>
@@ -3139,7 +3942,7 @@
         <w:pStyle w:val="Heading2"/>
         <w:spacing w:before="220" w:after="120" w:line="360" w:lineRule="auto"/>
       </w:pPr>
-      <w:bookmarkStart w:id="15" w:name="_Toc234492059"/>
+      <w:bookmarkStart w:id="17" w:name="_Toc234495280"/>
       <w:r>
         <w:rPr>
           <w:b/>
@@ -3150,7 +3953,7 @@
         </w:rPr>
         <w:t>3.6 Data analysis plan</w:t>
       </w:r>
-      <w:bookmarkEnd w:id="15"/>
+      <w:bookmarkEnd w:id="17"/>
     </w:p>
     <w:p>
       <w:pPr>
@@ -3158,7 +3961,11 @@
         <w:jc w:val="both"/>
       </w:pPr>
       <w:r>
-        <w:t>Analysis was conducted in Python using the pandas and SciPy libraries. Descriptive statistics — frequencies, percentages, means, and standard deviations — were computed for all variables. Cronbach’s alpha was calculated for the satisfaction and readiness composite scores. Open-ended responses were thematically coded, with similar comments grouped into broader categories rather than reported individually.</w:t>
+        <w:t xml:space="preserve">Analysis was conducted in Python, using pandas for data handling, SciPy for the normality and correlation tests, and Matplotlib for figures; the Welch t-test statistic, degrees of freedom, confidence interval, Cohen’s d, and Cronbach’s alpha were computed directly from their formulas </w:t>
+      </w:r>
+      <w:r>
+        <w:lastRenderedPageBreak/>
+        <w:t>within the analysis script. Descriptive statistics — frequencies, percentages, means, and standard deviations — were computed for all variables. Cronbach’s alpha was calculated for the satisfaction and readiness composite scores. Open-ended responses were thematically coded, with similar comments grouped into broader categories rather than reported individually.</w:t>
       </w:r>
     </w:p>
     <w:p>
@@ -3167,8 +3974,7 @@
         <w:jc w:val="both"/>
       </w:pPr>
       <w:r>
-        <w:lastRenderedPageBreak/>
-        <w:t>For the inferential analysis, a Welch independent-samples t-test compared mean readiness scores between students who had used support services and those who had not, reported with group means, the mean difference, the p-value, a 95% confidence interval, and Cohen’s d. Welch’s version of the t-test was chosen because it does not assume equal group sizes or equal variances, both of which were expected given the likely imbalance between users and non-users. Because the design is cross-sectional, the result is interpreted as an association rather than as evidence of a causal effect of support services on readiness. Pearson correlation, with Spearman’s rank correlation as a robustness check, was used to explore the relationships between awareness and readiness, and between year of study and readiness.</w:t>
+        <w:t>For the inferential analysis, a Welch independent-samples t-test compared mean readiness scores between students who had used support services and those who had not, reported with group means, the mean difference, the p-value, a 95% confidence interval, and Cohen’s d. Welch’s version of the t-test was chosen because it does not assume equal group sizes or equal variances, both of which were expected given the likely imbalance between users and non-users. Normality of the readiness score was checked with the Shapiro–Wilk test before running the parametric analyses, with the Mann–Whitney U test held as a non-parametric fallback in case of violation. Because the design is cross-sectional, the result is interpreted as an association rather than as evidence of a causal effect of support services on readiness. Pearson correlation, with Spearman’s rank correlation as a robustness check, was used to explore the relationships between awareness and readiness, and between year of study and readiness.</w:t>
       </w:r>
     </w:p>
     <w:p>
@@ -3176,7 +3982,7 @@
         <w:pStyle w:val="Heading2"/>
         <w:spacing w:before="220" w:after="120" w:line="360" w:lineRule="auto"/>
       </w:pPr>
-      <w:bookmarkStart w:id="16" w:name="_Toc234492060"/>
+      <w:bookmarkStart w:id="18" w:name="_Toc234495281"/>
       <w:r>
         <w:rPr>
           <w:b/>
@@ -3187,7 +3993,7 @@
         </w:rPr>
         <w:t>3.7 Ethical considerations</w:t>
       </w:r>
-      <w:bookmarkEnd w:id="16"/>
+      <w:bookmarkEnd w:id="18"/>
     </w:p>
     <w:p>
       <w:pPr>
@@ -3203,7 +4009,7 @@
         <w:pStyle w:val="Heading1"/>
         <w:spacing w:before="280" w:after="160" w:line="360" w:lineRule="auto"/>
       </w:pPr>
-      <w:bookmarkStart w:id="17" w:name="_Toc234492061"/>
+      <w:bookmarkStart w:id="19" w:name="_Toc234495282"/>
       <w:r>
         <w:rPr>
           <w:b/>
@@ -3214,14 +4020,14 @@
         </w:rPr>
         <w:t>4. Results</w:t>
       </w:r>
-      <w:bookmarkEnd w:id="17"/>
+      <w:bookmarkEnd w:id="19"/>
     </w:p>
     <w:p>
       <w:pPr>
         <w:pStyle w:val="Heading2"/>
         <w:spacing w:before="220" w:after="120" w:line="360" w:lineRule="auto"/>
       </w:pPr>
-      <w:bookmarkStart w:id="18" w:name="_Toc234492062"/>
+      <w:bookmarkStart w:id="20" w:name="_Toc234495283"/>
       <w:r>
         <w:rPr>
           <w:b/>
@@ -3232,7 +4038,7 @@
         </w:rPr>
         <w:t>4.1 Sample characteristics</w:t>
       </w:r>
-      <w:bookmarkEnd w:id="18"/>
+      <w:bookmarkEnd w:id="20"/>
     </w:p>
     <w:p>
       <w:pPr>
@@ -3248,7 +4054,11 @@
       </w:r>
       <w:proofErr w:type="spellEnd"/>
       <w:r>
-        <w:t xml:space="preserve"> the sample. Most respondents were 3rd-year students (68.0%) and enrolled in Computer Science (62.3%). A large majority (78.7%) had searched for an internship during their studies, while 33.6% had completed one.</w:t>
+        <w:t xml:space="preserve"> the sample. Most respondents were 3rd-year students (68.0%) and enrolled in Computer Science (62.3%). A </w:t>
+      </w:r>
+      <w:r>
+        <w:lastRenderedPageBreak/>
+        <w:t>large majority (78.7%) had searched for an internship during their studies, while 33.6% had completed one.</w:t>
       </w:r>
     </w:p>
     <w:p>
@@ -3280,7 +4090,7 @@
           <w:left w:w="10" w:type="dxa"/>
           <w:right w:w="10" w:type="dxa"/>
         </w:tblCellMar>
-        <w:tblLook w:val="0000" w:firstRow="0" w:lastRow="0" w:firstColumn="0" w:lastColumn="0" w:noHBand="0" w:noVBand="0"/>
+        <w:tblLook w:val="04A0" w:firstRow="1" w:lastRow="0" w:firstColumn="1" w:lastColumn="0" w:noHBand="0" w:noVBand="1"/>
       </w:tblPr>
       <w:tblGrid>
         <w:gridCol w:w="3600"/>
@@ -3469,7 +4279,6 @@
                 <w:sz w:val="22"/>
                 <w:szCs w:val="22"/>
               </w:rPr>
-              <w:lastRenderedPageBreak/>
               <w:t>Year of study: 4th year</w:t>
             </w:r>
           </w:p>
@@ -3833,7 +4642,7 @@
         <w:pStyle w:val="Heading2"/>
         <w:spacing w:before="220" w:after="120" w:line="360" w:lineRule="auto"/>
       </w:pPr>
-      <w:bookmarkStart w:id="19" w:name="_Toc234492063"/>
+      <w:bookmarkStart w:id="21" w:name="_Toc234495284"/>
       <w:r>
         <w:rPr>
           <w:b/>
@@ -3844,7 +4653,7 @@
         </w:rPr>
         <w:t>4.2 Awareness, usage, and reasons for non-use</w:t>
       </w:r>
-      <w:bookmarkEnd w:id="19"/>
+      <w:bookmarkEnd w:id="21"/>
     </w:p>
     <w:p>
       <w:pPr>
@@ -3869,7 +4678,7 @@
         <w:pStyle w:val="Heading2"/>
         <w:spacing w:before="220" w:after="120" w:line="360" w:lineRule="auto"/>
       </w:pPr>
-      <w:bookmarkStart w:id="20" w:name="_Toc234492064"/>
+      <w:bookmarkStart w:id="22" w:name="_Toc234495285"/>
       <w:r>
         <w:rPr>
           <w:b/>
@@ -3880,7 +4689,7 @@
         </w:rPr>
         <w:t>4.3 Service evaluation among users</w:t>
       </w:r>
-      <w:bookmarkEnd w:id="20"/>
+      <w:bookmarkEnd w:id="22"/>
     </w:p>
     <w:p>
       <w:pPr>
@@ -3920,7 +4729,7 @@
           <w:left w:w="10" w:type="dxa"/>
           <w:right w:w="10" w:type="dxa"/>
         </w:tblCellMar>
-        <w:tblLook w:val="0000" w:firstRow="0" w:lastRow="0" w:firstColumn="0" w:lastColumn="0" w:noHBand="0" w:noVBand="0"/>
+        <w:tblLook w:val="04A0" w:firstRow="1" w:lastRow="0" w:firstColumn="1" w:lastColumn="0" w:noHBand="0" w:noVBand="1"/>
       </w:tblPr>
       <w:tblGrid>
         <w:gridCol w:w="4200"/>
@@ -3944,6 +4753,7 @@
                 <w:sz w:val="22"/>
                 <w:szCs w:val="22"/>
               </w:rPr>
+              <w:lastRenderedPageBreak/>
               <w:t>Item</w:t>
             </w:r>
           </w:p>
@@ -4268,7 +5078,6 @@
                 <w:sz w:val="22"/>
                 <w:szCs w:val="22"/>
               </w:rPr>
-              <w:lastRenderedPageBreak/>
               <w:t>Overall satisfaction</w:t>
             </w:r>
           </w:p>
@@ -4492,7 +5301,7 @@
           <w:noProof/>
         </w:rPr>
         <w:drawing>
-          <wp:inline distT="0" distB="0" distL="0" distR="0" wp14:anchorId="52614EB8" wp14:editId="7A15CA52">
+          <wp:inline distT="0" distB="0" distL="0" distR="0" wp14:anchorId="2D0F089B" wp14:editId="34C9EAC4">
             <wp:extent cx="5905500" cy="2790825"/>
             <wp:effectExtent l="0" t="0" r="0" b="0"/>
             <wp:docPr id="1" name="Picture 1"/>
@@ -4536,7 +5345,7 @@
         <w:pStyle w:val="Heading2"/>
         <w:spacing w:before="220" w:after="120" w:line="360" w:lineRule="auto"/>
       </w:pPr>
-      <w:bookmarkStart w:id="21" w:name="_Toc234492065"/>
+      <w:bookmarkStart w:id="23" w:name="_Toc234495286"/>
       <w:r>
         <w:rPr>
           <w:b/>
@@ -4547,7 +5356,7 @@
         </w:rPr>
         <w:t>4.4 Internship readiness and hypothesis test</w:t>
       </w:r>
-      <w:bookmarkEnd w:id="21"/>
+      <w:bookmarkEnd w:id="23"/>
     </w:p>
     <w:p>
       <w:pPr>
@@ -4563,7 +5372,7 @@
       </w:r>
       <w:proofErr w:type="gramEnd"/>
       <w:r>
-        <w:t xml:space="preserve"> averaged M = 2.89 (SD = 0.85; Cronbach’s α = .77). Confidence was highest for CV preparation (M = 3.20) and lowest for finding internship opportunities (M = 2.60).</w:t>
+        <w:t xml:space="preserve"> averaged M = 2.89 (SD = 0.85; Cronbach’s α = .77). Confidence was highest for CV preparation (M = 3.20) and lowest for finding internship opportunities (M = 2.60). A Shapiro–Wilk test indicated no significant departure from normality for the readiness score, W = .983, p = .130, supporting the use of parametric tests.</w:t>
       </w:r>
     </w:p>
     <w:p>
@@ -4612,7 +5421,7 @@
           <w:left w:w="10" w:type="dxa"/>
           <w:right w:w="10" w:type="dxa"/>
         </w:tblCellMar>
-        <w:tblLook w:val="0000" w:firstRow="0" w:lastRow="0" w:firstColumn="0" w:lastColumn="0" w:noHBand="0" w:noVBand="0"/>
+        <w:tblLook w:val="04A0" w:firstRow="1" w:lastRow="0" w:firstColumn="1" w:lastColumn="0" w:noHBand="0" w:noVBand="1"/>
       </w:tblPr>
       <w:tblGrid>
         <w:gridCol w:w="3000"/>
@@ -4637,6 +5446,7 @@
                 <w:sz w:val="22"/>
                 <w:szCs w:val="22"/>
               </w:rPr>
+              <w:lastRenderedPageBreak/>
               <w:t>Group</w:t>
             </w:r>
           </w:p>
@@ -4895,12 +5705,11 @@
         <w:rPr>
           <w:noProof/>
         </w:rPr>
-        <w:lastRenderedPageBreak/>
         <w:drawing>
-          <wp:inline distT="0" distB="0" distL="0" distR="0" wp14:anchorId="30FFB80E" wp14:editId="5D44CC1F">
+          <wp:inline distT="0" distB="0" distL="0" distR="0" wp14:anchorId="41402D7B" wp14:editId="561D9E13">
             <wp:extent cx="3810000" cy="2819400"/>
             <wp:effectExtent l="0" t="0" r="0" b="0"/>
-            <wp:docPr id="1050614243" name="Picture 1050614243"/>
+            <wp:docPr id="1209407319" name="Picture 1209407319"/>
             <wp:cNvGraphicFramePr>
               <a:graphicFrameLocks xmlns:a="http://schemas.openxmlformats.org/drawingml/2006/main" noChangeAspect="1"/>
             </wp:cNvGraphicFramePr>
@@ -4950,7 +5759,15 @@
       </w:r>
       <w:proofErr w:type="gramEnd"/>
       <w:r>
-        <w:t>120) = .43, p &lt; .001 (Spearman’s ρ = .44, p &lt; .001), and year of study correlated weakly and positively with readiness, ρ = .26, p = .003.</w:t>
+        <w:t xml:space="preserve">120) = .43, p &lt; .001 (Spearman’s ρ = .44, p &lt; .001), and year of study correlated weakly and positively with readiness, </w:t>
+      </w:r>
+      <w:proofErr w:type="gramStart"/>
+      <w:r>
+        <w:t>r(</w:t>
+      </w:r>
+      <w:proofErr w:type="gramEnd"/>
+      <w:r>
+        <w:t>120) = .27, p = .002 (Spearman’s ρ = .26, p = .003).</w:t>
       </w:r>
     </w:p>
     <w:p>
@@ -4958,7 +5775,7 @@
         <w:pStyle w:val="Heading2"/>
         <w:spacing w:before="220" w:after="120" w:line="360" w:lineRule="auto"/>
       </w:pPr>
-      <w:bookmarkStart w:id="22" w:name="_Toc234492066"/>
+      <w:bookmarkStart w:id="24" w:name="_Toc234495287"/>
       <w:r>
         <w:rPr>
           <w:b/>
@@ -4969,7 +5786,7 @@
         </w:rPr>
         <w:t>4.5 Improvement priorities and open-ended responses</w:t>
       </w:r>
-      <w:bookmarkEnd w:id="22"/>
+      <w:bookmarkEnd w:id="24"/>
     </w:p>
     <w:p>
       <w:pPr>
@@ -4986,7 +5803,11 @@
         <w:jc w:val="both"/>
       </w:pPr>
       <w:r>
-        <w:t>Of the 122 respondents, 76 described a biggest weakness and 70 offered an improvement suggestion. Thematic coding produced four themes. The first and most common theme was lack of awareness and visibility: many students simply did not know the services existed (“I think the biggest weakness is that many students are not even aware that these internship support services exist”). The second was late or infrequent communication (“Information is shared too late”). The third was limited, field-mismatched opportunities, raised especially by Management and Mathematics students (“There are very few internship opportunities related to mathematics, which makes it difficult for students in this field to find relevant placements”). The fourth was a lack of practical preparation support (“we don’t get any tips on how to prepare CVs or for interviews”). Improvement suggestions mirrored these themes: more and earlier communication, a dedicated internship platform, more field-specific partnerships, and more networking events and interview practice.</w:t>
+        <w:t xml:space="preserve">Of the 122 respondents, 76 described a biggest weakness and 70 offered an improvement suggestion. Thematic coding produced four themes. The first and most common theme was lack of awareness and visibility: many students simply did not know the services existed (“I think the biggest weakness is that many students are not even aware that these internship support services exist”). The second was late or infrequent communication (“Information is shared too late”). The third was limited, field-mismatched opportunities, raised especially by Management and Mathematics students (“There are very few internship opportunities related to mathematics, which </w:t>
+      </w:r>
+      <w:r>
+        <w:lastRenderedPageBreak/>
+        <w:t>makes it difficult for students in this field to find relevant placements”). The fourth was a lack of practical preparation support (“we don’t get any tips on how to prepare CVs or for interviews”). Improvement suggestions mirrored these themes: more and earlier communication, a dedicated internship platform, more field-specific partnerships, and more networking events and interview practice.</w:t>
       </w:r>
     </w:p>
     <w:p>
@@ -4994,7 +5815,7 @@
         <w:pStyle w:val="Heading1"/>
         <w:spacing w:before="280" w:after="160" w:line="360" w:lineRule="auto"/>
       </w:pPr>
-      <w:bookmarkStart w:id="23" w:name="_Toc234492067"/>
+      <w:bookmarkStart w:id="25" w:name="_Toc234495288"/>
       <w:r>
         <w:rPr>
           <w:b/>
@@ -5005,14 +5826,14 @@
         </w:rPr>
         <w:t>5. Discussion</w:t>
       </w:r>
-      <w:bookmarkEnd w:id="23"/>
+      <w:bookmarkEnd w:id="25"/>
     </w:p>
     <w:p>
       <w:pPr>
         <w:pStyle w:val="Heading2"/>
         <w:spacing w:before="220" w:after="120" w:line="360" w:lineRule="auto"/>
       </w:pPr>
-      <w:bookmarkStart w:id="24" w:name="_Toc234492068"/>
+      <w:bookmarkStart w:id="26" w:name="_Toc234495289"/>
       <w:r>
         <w:rPr>
           <w:b/>
@@ -5021,10 +5842,9 @@
           <w:sz w:val="24"/>
           <w:szCs w:val="24"/>
         </w:rPr>
-        <w:lastRenderedPageBreak/>
         <w:t>5.1 Interpretation of findings</w:t>
       </w:r>
-      <w:bookmarkEnd w:id="24"/>
+      <w:bookmarkEnd w:id="26"/>
     </w:p>
     <w:p>
       <w:pPr>
@@ -5049,7 +5869,7 @@
         <w:pStyle w:val="Heading2"/>
         <w:spacing w:before="220" w:after="120" w:line="360" w:lineRule="auto"/>
       </w:pPr>
-      <w:bookmarkStart w:id="25" w:name="_Toc234492069"/>
+      <w:bookmarkStart w:id="27" w:name="_Toc234495290"/>
       <w:r>
         <w:rPr>
           <w:b/>
@@ -5060,7 +5880,7 @@
         </w:rPr>
         <w:t>5.2 Connection to the literature</w:t>
       </w:r>
-      <w:bookmarkEnd w:id="25"/>
+      <w:bookmarkEnd w:id="27"/>
     </w:p>
     <w:p>
       <w:pPr>
@@ -5092,7 +5912,11 @@
       </w:r>
       <w:proofErr w:type="spellEnd"/>
       <w:r>
-        <w:t xml:space="preserve"> and SCCT prediction that career development activities build self-efficacy and confidence [6], [9]. Third, however, the results partially contradict the pattern reported in Western studies, where students are typically most satisfied with transactional services such as CV reviews and mock interviews and least satisfied with deep </w:t>
+        <w:t xml:space="preserve"> and SCCT prediction that career development activities build self-efficacy and confidence [6], [9]. Third, however, the results partially contradict the pattern reported in Western studies, where students are typically </w:t>
+      </w:r>
+      <w:r>
+        <w:lastRenderedPageBreak/>
+        <w:t xml:space="preserve">most satisfied with transactional services such as CV reviews and mock interviews and least satisfied with deep </w:t>
       </w:r>
       <w:proofErr w:type="spellStart"/>
       <w:r>
@@ -5108,7 +5932,7 @@
         <w:pStyle w:val="Heading2"/>
         <w:spacing w:before="220" w:after="120" w:line="360" w:lineRule="auto"/>
       </w:pPr>
-      <w:bookmarkStart w:id="26" w:name="_Toc234492070"/>
+      <w:bookmarkStart w:id="28" w:name="_Toc234495291"/>
       <w:r>
         <w:rPr>
           <w:b/>
@@ -5119,7 +5943,7 @@
         </w:rPr>
         <w:t>5.3 Unexpected findings</w:t>
       </w:r>
-      <w:bookmarkEnd w:id="26"/>
+      <w:bookmarkEnd w:id="28"/>
     </w:p>
     <w:p>
       <w:pPr>
@@ -5127,7 +5951,6 @@
         <w:jc w:val="both"/>
       </w:pPr>
       <w:r>
-        <w:lastRenderedPageBreak/>
         <w:t>The extremely low rating for interview preparation (M = 1.55) was more severe than expected, given that mock interviews are among the cheapest and most evidence-supported interventions in the employability literature [8], [9]. Another notable pattern was the concentration of field-relevance complaints among Management and Mathematics students, suggesting the current internship pipeline is perceived as serving Computer Science students first. Finally, although 78.7% of students had searched for an internship, only 31.1% had used the university’s own support to do so — students are clearly motivated, but they are searching alone.</w:t>
       </w:r>
     </w:p>
@@ -5136,7 +5959,7 @@
         <w:pStyle w:val="Heading2"/>
         <w:spacing w:before="220" w:after="120" w:line="360" w:lineRule="auto"/>
       </w:pPr>
-      <w:bookmarkStart w:id="27" w:name="_Toc234492071"/>
+      <w:bookmarkStart w:id="29" w:name="_Toc234495292"/>
       <w:r>
         <w:rPr>
           <w:b/>
@@ -5147,7 +5970,7 @@
         </w:rPr>
         <w:t>5.4 Limitations</w:t>
       </w:r>
-      <w:bookmarkEnd w:id="27"/>
+      <w:bookmarkEnd w:id="29"/>
     </w:p>
     <w:p>
       <w:pPr>
@@ -5171,7 +5994,7 @@
         <w:pStyle w:val="Heading2"/>
         <w:spacing w:before="220" w:after="120" w:line="360" w:lineRule="auto"/>
       </w:pPr>
-      <w:bookmarkStart w:id="28" w:name="_Toc234492072"/>
+      <w:bookmarkStart w:id="30" w:name="_Toc234495293"/>
       <w:r>
         <w:rPr>
           <w:b/>
@@ -5182,7 +6005,7 @@
         </w:rPr>
         <w:t>5.5 Implications</w:t>
       </w:r>
-      <w:bookmarkEnd w:id="28"/>
+      <w:bookmarkEnd w:id="30"/>
     </w:p>
     <w:p>
       <w:pPr>
@@ -5190,7 +6013,11 @@
         <w:jc w:val="both"/>
       </w:pPr>
       <w:r>
-        <w:t xml:space="preserve">The practical implications are straightforward and largely inexpensive. Because the dominant barrier is awareness, the highest-return improvements are promotional and structural rather than resource-intensive: earlier and more visible communication of opportunities (the top student priority, chosen by 38.5%), and a single central internship platform (chosen by 21.3%) so information does not depend on students noticing an email. Because service use is associated with higher readiness, raising </w:t>
+        <w:t xml:space="preserve">The practical implications are straightforward and largely inexpensive. Because the dominant barrier is awareness, the highest-return improvements are promotional and structural rather than resource-intensive: earlier and more visible communication of opportunities (the top student priority, chosen by 38.5%), and a single central internship platform (chosen by 21.3%) so </w:t>
+      </w:r>
+      <w:r>
+        <w:lastRenderedPageBreak/>
+        <w:t xml:space="preserve">information does not depend on students noticing an email. Because service use is associated with higher readiness, raising </w:t>
       </w:r>
       <w:proofErr w:type="spellStart"/>
       <w:r>
@@ -5214,7 +6041,7 @@
         <w:pStyle w:val="Heading2"/>
         <w:spacing w:before="220" w:after="120" w:line="360" w:lineRule="auto"/>
       </w:pPr>
-      <w:bookmarkStart w:id="29" w:name="_Toc234492073"/>
+      <w:bookmarkStart w:id="31" w:name="_Toc234495294"/>
       <w:r>
         <w:rPr>
           <w:b/>
@@ -5223,10 +6050,9 @@
           <w:sz w:val="24"/>
           <w:szCs w:val="24"/>
         </w:rPr>
-        <w:lastRenderedPageBreak/>
         <w:t>5.6 Future research</w:t>
       </w:r>
-      <w:bookmarkEnd w:id="29"/>
+      <w:bookmarkEnd w:id="31"/>
     </w:p>
     <w:p>
       <w:pPr>
@@ -5250,7 +6076,7 @@
         <w:pStyle w:val="Heading1"/>
         <w:spacing w:before="280" w:after="160" w:line="360" w:lineRule="auto"/>
       </w:pPr>
-      <w:bookmarkStart w:id="30" w:name="_Toc234492074"/>
+      <w:bookmarkStart w:id="32" w:name="_Toc234495295"/>
       <w:r>
         <w:rPr>
           <w:b/>
@@ -5261,7 +6087,7 @@
         </w:rPr>
         <w:t>6. Conclusion</w:t>
       </w:r>
-      <w:bookmarkEnd w:id="30"/>
+      <w:bookmarkEnd w:id="32"/>
     </w:p>
     <w:p>
       <w:pPr>
@@ -5303,7 +6129,7 @@
         <w:pStyle w:val="Heading1"/>
         <w:spacing w:before="280" w:after="160" w:line="360" w:lineRule="auto"/>
       </w:pPr>
-      <w:bookmarkStart w:id="31" w:name="_Toc234492075"/>
+      <w:bookmarkStart w:id="33" w:name="_Toc234495296"/>
       <w:r>
         <w:rPr>
           <w:b/>
@@ -5312,9 +6138,10 @@
           <w:sz w:val="28"/>
           <w:szCs w:val="28"/>
         </w:rPr>
+        <w:lastRenderedPageBreak/>
         <w:t>References</w:t>
       </w:r>
-      <w:bookmarkEnd w:id="31"/>
+      <w:bookmarkEnd w:id="33"/>
     </w:p>
     <w:p>
       <w:pPr>
@@ -5331,11 +6158,7 @@
         <w:ind w:left="480" w:hanging="480"/>
       </w:pPr>
       <w:r>
-        <w:t xml:space="preserve">[2] Office for Students, “Preparing for the next steps after higher education: Student insight report,” Office for Students, 2025. [Online]. Available: </w:t>
-      </w:r>
-      <w:r>
-        <w:lastRenderedPageBreak/>
-        <w:t>https://www.officeforstudents.org.uk/publications/preparing-for-the-next-steps-after-higher-education-student-insight-report/</w:t>
+        <w:t>[2] Office for Students, “Preparing for the next steps after higher education: Student insight report,” Office for Students, 2025. [Online]. Available: https://www.officeforstudents.org.uk/publications/preparing-for-the-next-steps-after-higher-education-student-insight-report/</w:t>
       </w:r>
     </w:p>
     <w:p>
@@ -5448,6 +6271,7 @@
         <w:ind w:left="480" w:hanging="480"/>
       </w:pPr>
       <w:r>
+        <w:lastRenderedPageBreak/>
         <w:t>[11] National Association of Colleges and Employers, “What is career readiness?” NACE. [Online]. Available: https://www.naceweb.org/career-readiness/competencies/career-readiness-defined</w:t>
       </w:r>
     </w:p>
@@ -5466,7 +6290,6 @@
         <w:ind w:left="480" w:hanging="480"/>
       </w:pPr>
       <w:r>
-        <w:lastRenderedPageBreak/>
         <w:t>[13] M. T. Hora, Z. Chen, E. Parrott, and P. Her, “Closing the doors of opportunity: How financial, sociocultural, and institutional barriers intersect to inhibit participation in college internships,” Wisconsin Center for Education Research, Working Paper No. 2019-8, 2019.</w:t>
       </w:r>
     </w:p>
@@ -5531,11 +6354,16 @@
       </w:r>
     </w:p>
     <w:p>
+      <w:r>
+        <w:br w:type="page"/>
+      </w:r>
+    </w:p>
+    <w:p>
       <w:pPr>
         <w:pStyle w:val="Heading1"/>
         <w:spacing w:before="280" w:after="160" w:line="360" w:lineRule="auto"/>
       </w:pPr>
-      <w:bookmarkStart w:id="32" w:name="_Toc234492076"/>
+      <w:bookmarkStart w:id="34" w:name="_Toc234495297"/>
       <w:r>
         <w:rPr>
           <w:b/>
@@ -5544,9 +6372,10 @@
           <w:sz w:val="28"/>
           <w:szCs w:val="28"/>
         </w:rPr>
-        <w:t>Appendices</w:t>
-      </w:r>
-      <w:bookmarkEnd w:id="32"/>
+        <w:lastRenderedPageBreak/>
+        <w:t>Appendix A: Survey Questionnaire</w:t>
+      </w:r>
+      <w:bookmarkEnd w:id="34"/>
     </w:p>
     <w:p>
       <w:pPr>
@@ -5558,42 +6387,406 @@
           <w:b/>
           <w:bCs/>
         </w:rPr>
-        <w:t xml:space="preserve">Appendix A: </w:t>
-      </w:r>
-      <w:r>
-        <w:t>Survey questionnaire (full item wording, response options, and branching logic).</w:t>
-      </w:r>
-    </w:p>
-    <w:p>
-      <w:pPr>
-        <w:spacing w:after="120" w:line="360" w:lineRule="auto"/>
-        <w:jc w:val="both"/>
-      </w:pPr>
+        <w:t xml:space="preserve">Title: </w:t>
+      </w:r>
+      <w:r>
+        <w:t>Student Perceptions of KIU Internship Support Services. The form used Google Forms section branching: non-consenting respondents were routed to a thank-you screen; Section 5A was shown only to respondents who answered “Yes” to Q7; Section 5B was shown only to those who answered “No”. All Likert items used a 1 = Strongly disagree to 5 = Strongly agree scale.</w:t>
+      </w:r>
+    </w:p>
+    <w:p>
+      <w:pPr>
+        <w:pStyle w:val="Heading2"/>
+        <w:spacing w:before="220" w:after="120" w:line="360" w:lineRule="auto"/>
+      </w:pPr>
+      <w:bookmarkStart w:id="35" w:name="_Toc234495298"/>
       <w:r>
         <w:rPr>
           <w:b/>
           <w:bCs/>
+          <w:color w:val="000000"/>
+          <w:sz w:val="24"/>
+          <w:szCs w:val="24"/>
         </w:rPr>
-        <w:t xml:space="preserve">Appendix B: </w:t>
-      </w:r>
-      <w:r>
-        <w:t>Informed consent text as shown to respondents.</w:t>
-      </w:r>
-    </w:p>
-    <w:p>
-      <w:pPr>
-        <w:spacing w:after="120" w:line="360" w:lineRule="auto"/>
-        <w:jc w:val="both"/>
-      </w:pPr>
+        <w:t>Section 1: Consent</w:t>
+      </w:r>
+      <w:bookmarkEnd w:id="35"/>
+    </w:p>
+    <w:p>
+      <w:pPr>
+        <w:spacing w:after="60" w:line="360" w:lineRule="auto"/>
+      </w:pPr>
+      <w:r>
+        <w:t>1. Do you agree to participate in this survey? (Yes, I agree to participate / No, I do not agree to participate)</w:t>
+      </w:r>
+    </w:p>
+    <w:p>
+      <w:pPr>
+        <w:pStyle w:val="Heading2"/>
+        <w:spacing w:before="220" w:after="120" w:line="360" w:lineRule="auto"/>
+      </w:pPr>
+      <w:bookmarkStart w:id="36" w:name="_Toc234495299"/>
       <w:r>
         <w:rPr>
           <w:b/>
           <w:bCs/>
+          <w:color w:val="000000"/>
+          <w:sz w:val="24"/>
+          <w:szCs w:val="24"/>
         </w:rPr>
-        <w:t xml:space="preserve">Appendix C: </w:t>
-      </w:r>
-      <w:r>
-        <w:t>Additional frequency and reliability tables.</w:t>
+        <w:t>Section 2: Academic Background</w:t>
+      </w:r>
+      <w:bookmarkEnd w:id="36"/>
+    </w:p>
+    <w:p>
+      <w:pPr>
+        <w:spacing w:after="60" w:line="360" w:lineRule="auto"/>
+      </w:pPr>
+      <w:r>
+        <w:t>2. What is your year of study? (2nd year / 3rd year / 4th year)</w:t>
+      </w:r>
+    </w:p>
+    <w:p>
+      <w:pPr>
+        <w:spacing w:after="60" w:line="360" w:lineRule="auto"/>
+      </w:pPr>
+      <w:r>
+        <w:t>3. Which school are you enrolled in? (Computer Science / Management / Mathematics)</w:t>
+      </w:r>
+    </w:p>
+    <w:p>
+      <w:pPr>
+        <w:pStyle w:val="Heading2"/>
+        <w:spacing w:before="220" w:after="120" w:line="360" w:lineRule="auto"/>
+      </w:pPr>
+      <w:bookmarkStart w:id="37" w:name="_Toc234495300"/>
+      <w:r>
+        <w:rPr>
+          <w:b/>
+          <w:bCs/>
+          <w:color w:val="000000"/>
+          <w:sz w:val="24"/>
+          <w:szCs w:val="24"/>
+        </w:rPr>
+        <w:t>Section 3: Internship Experience</w:t>
+      </w:r>
+      <w:bookmarkEnd w:id="37"/>
+    </w:p>
+    <w:p>
+      <w:pPr>
+        <w:spacing w:after="60" w:line="360" w:lineRule="auto"/>
+      </w:pPr>
+      <w:r>
+        <w:t>4. Have you searched for an internship during your undergraduate studies? (Yes / No)</w:t>
+      </w:r>
+    </w:p>
+    <w:p>
+      <w:pPr>
+        <w:spacing w:after="60" w:line="360" w:lineRule="auto"/>
+      </w:pPr>
+      <w:r>
+        <w:t>5. Have you completed an internship during your undergraduate studies? (Yes / No)</w:t>
+      </w:r>
+    </w:p>
+    <w:p>
+      <w:pPr>
+        <w:pStyle w:val="Heading2"/>
+        <w:spacing w:before="220" w:after="120" w:line="360" w:lineRule="auto"/>
+      </w:pPr>
+      <w:bookmarkStart w:id="38" w:name="_Toc234495301"/>
+      <w:r>
+        <w:rPr>
+          <w:b/>
+          <w:bCs/>
+          <w:color w:val="000000"/>
+          <w:sz w:val="24"/>
+          <w:szCs w:val="24"/>
+        </w:rPr>
+        <w:t>Section 4: Awareness and Usage</w:t>
+      </w:r>
+      <w:bookmarkEnd w:id="38"/>
+    </w:p>
+    <w:p>
+      <w:pPr>
+        <w:spacing w:after="60" w:line="360" w:lineRule="auto"/>
+      </w:pPr>
+      <w:r>
+        <w:t>6. I am aware of KIU internship support services. (1–5)</w:t>
+      </w:r>
+    </w:p>
+    <w:p>
+      <w:pPr>
+        <w:spacing w:after="60" w:line="360" w:lineRule="auto"/>
+      </w:pPr>
+      <w:r>
+        <w:t>7. Have you used any KIU internship support services? (Yes / No)</w:t>
+      </w:r>
+    </w:p>
+    <w:p>
+      <w:pPr>
+        <w:pStyle w:val="Heading2"/>
+        <w:spacing w:before="220" w:after="120" w:line="360" w:lineRule="auto"/>
+      </w:pPr>
+      <w:bookmarkStart w:id="39" w:name="_Toc234495302"/>
+      <w:r>
+        <w:rPr>
+          <w:b/>
+          <w:bCs/>
+          <w:color w:val="000000"/>
+          <w:sz w:val="24"/>
+          <w:szCs w:val="24"/>
+        </w:rPr>
+        <w:t>Section 5A: Support Use Details (users only)</w:t>
+      </w:r>
+      <w:bookmarkEnd w:id="39"/>
+    </w:p>
+    <w:p>
+      <w:pPr>
+        <w:spacing w:after="60" w:line="360" w:lineRule="auto"/>
+      </w:pPr>
+      <w:r>
+        <w:t>8. Which KIU internship support services have you used? Select all that apply. (Internship information or announcements / CV or resume support / Application support / Interview preparation / Employer or alumni events / One-to-one advising / Other)</w:t>
+      </w:r>
+    </w:p>
+    <w:p>
+      <w:pPr>
+        <w:spacing w:after="60" w:line="360" w:lineRule="auto"/>
+      </w:pPr>
+      <w:r>
+        <w:t>9. Internship-related information is easy to find. (1–5)</w:t>
+      </w:r>
+    </w:p>
+    <w:p>
+      <w:pPr>
+        <w:spacing w:after="60" w:line="360" w:lineRule="auto"/>
+      </w:pPr>
+      <w:r>
+        <w:t>10. Communication about internship opportunities is clear and timely. (1–5)</w:t>
+      </w:r>
+    </w:p>
+    <w:p>
+      <w:pPr>
+        <w:spacing w:after="60" w:line="360" w:lineRule="auto"/>
+      </w:pPr>
+      <w:r>
+        <w:t>11. KIU provides useful support for internship applications. (1–5)</w:t>
+      </w:r>
+    </w:p>
+    <w:p>
+      <w:pPr>
+        <w:spacing w:after="60" w:line="360" w:lineRule="auto"/>
+      </w:pPr>
+      <w:r>
+        <w:t>12. KIU provides useful CV or resume support. (1–5)</w:t>
+      </w:r>
+    </w:p>
+    <w:p>
+      <w:pPr>
+        <w:spacing w:after="60" w:line="360" w:lineRule="auto"/>
+      </w:pPr>
+      <w:r>
+        <w:t>13. KIU provides useful interview preparation support. (1–5)</w:t>
+      </w:r>
+    </w:p>
+    <w:p>
+      <w:pPr>
+        <w:spacing w:after="60" w:line="360" w:lineRule="auto"/>
+      </w:pPr>
+      <w:r>
+        <w:t>14. KIU provides helpful employer or industry connections. (1–5)</w:t>
+      </w:r>
+    </w:p>
+    <w:p>
+      <w:pPr>
+        <w:spacing w:after="60" w:line="360" w:lineRule="auto"/>
+      </w:pPr>
+      <w:r>
+        <w:t>15. Internship support services are easy to access. (1–5)</w:t>
+      </w:r>
+    </w:p>
+    <w:p>
+      <w:pPr>
+        <w:spacing w:after="60" w:line="360" w:lineRule="auto"/>
+      </w:pPr>
+      <w:r>
+        <w:lastRenderedPageBreak/>
+        <w:t>16. Overall, I am satisfied with KIU internship support services. (1–5)</w:t>
+      </w:r>
+    </w:p>
+    <w:p>
+      <w:pPr>
+        <w:spacing w:after="60" w:line="360" w:lineRule="auto"/>
+      </w:pPr>
+      <w:r>
+        <w:t>17. KIU support services have improved my internship readiness. (1–5)</w:t>
+      </w:r>
+    </w:p>
+    <w:p>
+      <w:pPr>
+        <w:pStyle w:val="Heading2"/>
+        <w:spacing w:before="220" w:after="120" w:line="360" w:lineRule="auto"/>
+      </w:pPr>
+      <w:bookmarkStart w:id="40" w:name="_Toc234495303"/>
+      <w:r>
+        <w:rPr>
+          <w:b/>
+          <w:bCs/>
+          <w:color w:val="000000"/>
+          <w:sz w:val="24"/>
+          <w:szCs w:val="24"/>
+        </w:rPr>
+        <w:t>Section 5B: Non-Use Reason (non-users only)</w:t>
+      </w:r>
+      <w:bookmarkEnd w:id="40"/>
+    </w:p>
+    <w:p>
+      <w:pPr>
+        <w:spacing w:after="60" w:line="360" w:lineRule="auto"/>
+      </w:pPr>
+      <w:r>
+        <w:t>18. What is the main reason you have not used KIU internship support services? (I did not know the services existed / I knew about them but did not need them / I did not know how to access them / The available services did not seem relevant to my field / I planned to use them later / Other)</w:t>
+      </w:r>
+    </w:p>
+    <w:p>
+      <w:pPr>
+        <w:pStyle w:val="Heading2"/>
+        <w:spacing w:before="220" w:after="120" w:line="360" w:lineRule="auto"/>
+      </w:pPr>
+      <w:bookmarkStart w:id="41" w:name="_Toc234495304"/>
+      <w:r>
+        <w:rPr>
+          <w:b/>
+          <w:bCs/>
+          <w:color w:val="000000"/>
+          <w:sz w:val="24"/>
+          <w:szCs w:val="24"/>
+        </w:rPr>
+        <w:t>Section 6: Internship Readiness (all respondents)</w:t>
+      </w:r>
+      <w:bookmarkEnd w:id="41"/>
+    </w:p>
+    <w:p>
+      <w:pPr>
+        <w:spacing w:after="60" w:line="360" w:lineRule="auto"/>
+      </w:pPr>
+      <w:r>
+        <w:t>19. I feel confident finding internship opportunities. (1–5)</w:t>
+      </w:r>
+    </w:p>
+    <w:p>
+      <w:pPr>
+        <w:spacing w:after="60" w:line="360" w:lineRule="auto"/>
+      </w:pPr>
+      <w:r>
+        <w:t>20. I feel confident preparing a strong CV or resume. (1–5)</w:t>
+      </w:r>
+    </w:p>
+    <w:p>
+      <w:pPr>
+        <w:spacing w:after="60" w:line="360" w:lineRule="auto"/>
+      </w:pPr>
+      <w:r>
+        <w:t>21. I feel confident preparing for internship interviews. (1–5)</w:t>
+      </w:r>
+    </w:p>
+    <w:p>
+      <w:pPr>
+        <w:spacing w:after="60" w:line="360" w:lineRule="auto"/>
+      </w:pPr>
+      <w:r>
+        <w:t>22. I understand what employers expect from interns. (1–5)</w:t>
+      </w:r>
+    </w:p>
+    <w:p>
+      <w:pPr>
+        <w:pStyle w:val="Heading2"/>
+        <w:spacing w:before="220" w:after="120" w:line="360" w:lineRule="auto"/>
+      </w:pPr>
+      <w:bookmarkStart w:id="42" w:name="_Toc234495305"/>
+      <w:r>
+        <w:rPr>
+          <w:b/>
+          <w:bCs/>
+          <w:color w:val="000000"/>
+          <w:sz w:val="24"/>
+          <w:szCs w:val="24"/>
+        </w:rPr>
+        <w:t>Section 7: Improvement Priority</w:t>
+      </w:r>
+      <w:bookmarkEnd w:id="42"/>
+    </w:p>
+    <w:p>
+      <w:pPr>
+        <w:spacing w:after="60" w:line="360" w:lineRule="auto"/>
+      </w:pPr>
+      <w:r>
+        <w:t>23. Which improvement would help students the most? (Earlier communication about internship opportunities / One central internship information platform / More CV or resume support / More mock interview practice / More employer and alumni networking events / More school-specific internship guidance / Other)</w:t>
+      </w:r>
+    </w:p>
+    <w:p>
+      <w:pPr>
+        <w:pStyle w:val="Heading2"/>
+        <w:spacing w:before="220" w:after="120" w:line="360" w:lineRule="auto"/>
+      </w:pPr>
+      <w:bookmarkStart w:id="43" w:name="_Toc234495306"/>
+      <w:r>
+        <w:rPr>
+          <w:b/>
+          <w:bCs/>
+          <w:color w:val="000000"/>
+          <w:sz w:val="24"/>
+          <w:szCs w:val="24"/>
+        </w:rPr>
+        <w:t>Section 8: Open-Ended Questions (optional)</w:t>
+      </w:r>
+      <w:bookmarkEnd w:id="43"/>
+    </w:p>
+    <w:p>
+      <w:pPr>
+        <w:spacing w:after="60" w:line="360" w:lineRule="auto"/>
+      </w:pPr>
+      <w:r>
+        <w:t>24. What is the biggest weakness of KIU internship support services?</w:t>
+      </w:r>
+    </w:p>
+    <w:p>
+      <w:pPr>
+        <w:spacing w:after="60" w:line="360" w:lineRule="auto"/>
+      </w:pPr>
+      <w:r>
+        <w:t>25. What improvement would you suggest for KIU internship support services?</w:t>
+      </w:r>
+    </w:p>
+    <w:p>
+      <w:r>
+        <w:br w:type="page"/>
+      </w:r>
+    </w:p>
+    <w:p>
+      <w:pPr>
+        <w:pStyle w:val="Heading1"/>
+        <w:spacing w:before="280" w:after="160" w:line="360" w:lineRule="auto"/>
+      </w:pPr>
+      <w:bookmarkStart w:id="44" w:name="_Toc234495307"/>
+      <w:r>
+        <w:rPr>
+          <w:b/>
+          <w:bCs/>
+          <w:color w:val="000000"/>
+          <w:sz w:val="28"/>
+          <w:szCs w:val="28"/>
+        </w:rPr>
+        <w:lastRenderedPageBreak/>
+        <w:t>Appendix B: Informed Consent Text</w:t>
+      </w:r>
+      <w:bookmarkEnd w:id="44"/>
+    </w:p>
+    <w:p>
+      <w:pPr>
+        <w:spacing w:after="120" w:line="360" w:lineRule="auto"/>
+        <w:jc w:val="both"/>
+      </w:pPr>
+      <w:r>
+        <w:t>The following text was shown at the start of the questionnaire.</w:t>
       </w:r>
     </w:p>
     <w:p>
@@ -5606,16 +6799,1917 @@
           <w:i/>
           <w:iCs/>
         </w:rPr>
-        <w:t>The appendices are provided in the accompanying appendix document</w:t>
-      </w:r>
+        <w:t>“We are conducting a student research project for the Basic Research Methods and Tools course. The purpose of this survey is to understand how KIU undergraduate students perceive KIU’s internship support services. The survey should take approximately 5–7 minutes. Participation is voluntary, and you may stop before submitting the form. Please do not include your name, student ID, email address, phone number, or other identifying information in open-ended responses. Your answers will be used only for academic purposes and reported in summary form.”</w:t>
+      </w:r>
+    </w:p>
+    <w:p>
+      <w:pPr>
+        <w:spacing w:after="120" w:line="360" w:lineRule="auto"/>
+        <w:jc w:val="both"/>
+      </w:pPr>
+      <w:r>
+        <w:t>Respondents indicated consent by selecting “Yes, I agree to participate” on the first question. Respondents who selected “No” were routed directly to a thank-you screen and the form was submitted without collecting further data.</w:t>
+      </w:r>
+    </w:p>
+    <w:p>
+      <w:r>
+        <w:br w:type="page"/>
+      </w:r>
+    </w:p>
+    <w:p>
+      <w:pPr>
+        <w:pStyle w:val="Heading1"/>
+        <w:spacing w:before="280" w:after="160" w:line="360" w:lineRule="auto"/>
+      </w:pPr>
+      <w:bookmarkStart w:id="45" w:name="_Toc234495308"/>
       <w:r>
         <w:rPr>
-          <w:i/>
-          <w:iCs/>
+          <w:b/>
+          <w:bCs/>
+          <w:color w:val="000000"/>
+          <w:sz w:val="28"/>
+          <w:szCs w:val="28"/>
         </w:rPr>
-        <w:t>.</w:t>
-      </w:r>
-    </w:p>
+        <w:lastRenderedPageBreak/>
+        <w:t>Appendix C: Additional Tables</w:t>
+      </w:r>
+      <w:bookmarkEnd w:id="45"/>
+    </w:p>
+    <w:p>
+      <w:pPr>
+        <w:spacing w:before="120" w:after="120" w:line="360" w:lineRule="auto"/>
+      </w:pPr>
+      <w:r>
+        <w:rPr>
+          <w:b/>
+          <w:bCs/>
+          <w:sz w:val="22"/>
+          <w:szCs w:val="22"/>
+        </w:rPr>
+        <w:t>Table C1. Specific services used among support users (n = 38; multiple selections allowed)</w:t>
+      </w:r>
+    </w:p>
+    <w:tbl>
+      <w:tblPr>
+        <w:tblW w:w="8000" w:type="dxa"/>
+        <w:tblBorders>
+          <w:top w:val="single" w:sz="4" w:space="0" w:color="000000"/>
+          <w:left w:val="single" w:sz="4" w:space="0" w:color="000000"/>
+          <w:bottom w:val="single" w:sz="4" w:space="0" w:color="000000"/>
+          <w:right w:val="single" w:sz="4" w:space="0" w:color="000000"/>
+          <w:insideH w:val="single" w:sz="4" w:space="0" w:color="000000"/>
+          <w:insideV w:val="single" w:sz="4" w:space="0" w:color="000000"/>
+        </w:tblBorders>
+        <w:tblCellMar>
+          <w:left w:w="10" w:type="dxa"/>
+          <w:right w:w="10" w:type="dxa"/>
+        </w:tblCellMar>
+        <w:tblLook w:val="04A0" w:firstRow="1" w:lastRow="0" w:firstColumn="1" w:lastColumn="0" w:noHBand="0" w:noVBand="1"/>
+      </w:tblPr>
+      <w:tblGrid>
+        <w:gridCol w:w="5200"/>
+        <w:gridCol w:w="1400"/>
+        <w:gridCol w:w="1400"/>
+      </w:tblGrid>
+      <w:tr>
+        <w:tc>
+          <w:tcPr>
+            <w:tcW w:w="5200" w:type="dxa"/>
+            <w:shd w:val="clear" w:color="auto" w:fill="E7E6E6"/>
+          </w:tcPr>
+          <w:p>
+            <w:pPr>
+              <w:spacing w:before="20" w:after="20" w:line="276" w:lineRule="auto"/>
+            </w:pPr>
+            <w:r>
+              <w:rPr>
+                <w:b/>
+                <w:bCs/>
+                <w:sz w:val="22"/>
+                <w:szCs w:val="22"/>
+              </w:rPr>
+              <w:t>Service</w:t>
+            </w:r>
+          </w:p>
+        </w:tc>
+        <w:tc>
+          <w:tcPr>
+            <w:tcW w:w="1400" w:type="dxa"/>
+            <w:shd w:val="clear" w:color="auto" w:fill="E7E6E6"/>
+          </w:tcPr>
+          <w:p>
+            <w:pPr>
+              <w:spacing w:before="20" w:after="20" w:line="276" w:lineRule="auto"/>
+            </w:pPr>
+            <w:r>
+              <w:rPr>
+                <w:b/>
+                <w:bCs/>
+                <w:sz w:val="22"/>
+                <w:szCs w:val="22"/>
+              </w:rPr>
+              <w:t>n</w:t>
+            </w:r>
+          </w:p>
+        </w:tc>
+        <w:tc>
+          <w:tcPr>
+            <w:tcW w:w="1400" w:type="dxa"/>
+            <w:shd w:val="clear" w:color="auto" w:fill="E7E6E6"/>
+          </w:tcPr>
+          <w:p>
+            <w:pPr>
+              <w:spacing w:before="20" w:after="20" w:line="276" w:lineRule="auto"/>
+            </w:pPr>
+            <w:r>
+              <w:rPr>
+                <w:b/>
+                <w:bCs/>
+                <w:sz w:val="22"/>
+                <w:szCs w:val="22"/>
+              </w:rPr>
+              <w:t>%</w:t>
+            </w:r>
+          </w:p>
+        </w:tc>
+      </w:tr>
+      <w:tr>
+        <w:tc>
+          <w:tcPr>
+            <w:tcW w:w="5200" w:type="dxa"/>
+          </w:tcPr>
+          <w:p>
+            <w:pPr>
+              <w:spacing w:before="20" w:after="20" w:line="276" w:lineRule="auto"/>
+            </w:pPr>
+            <w:r>
+              <w:rPr>
+                <w:sz w:val="22"/>
+                <w:szCs w:val="22"/>
+              </w:rPr>
+              <w:t>Internship information or announcements</w:t>
+            </w:r>
+          </w:p>
+        </w:tc>
+        <w:tc>
+          <w:tcPr>
+            <w:tcW w:w="1400" w:type="dxa"/>
+          </w:tcPr>
+          <w:p>
+            <w:pPr>
+              <w:spacing w:before="20" w:after="20" w:line="276" w:lineRule="auto"/>
+            </w:pPr>
+            <w:r>
+              <w:rPr>
+                <w:sz w:val="22"/>
+                <w:szCs w:val="22"/>
+              </w:rPr>
+              <w:t>36</w:t>
+            </w:r>
+          </w:p>
+        </w:tc>
+        <w:tc>
+          <w:tcPr>
+            <w:tcW w:w="1400" w:type="dxa"/>
+          </w:tcPr>
+          <w:p>
+            <w:pPr>
+              <w:spacing w:before="20" w:after="20" w:line="276" w:lineRule="auto"/>
+            </w:pPr>
+            <w:r>
+              <w:rPr>
+                <w:sz w:val="22"/>
+                <w:szCs w:val="22"/>
+              </w:rPr>
+              <w:t>94.7</w:t>
+            </w:r>
+          </w:p>
+        </w:tc>
+      </w:tr>
+      <w:tr>
+        <w:tc>
+          <w:tcPr>
+            <w:tcW w:w="5200" w:type="dxa"/>
+          </w:tcPr>
+          <w:p>
+            <w:pPr>
+              <w:spacing w:before="20" w:after="20" w:line="276" w:lineRule="auto"/>
+            </w:pPr>
+            <w:r>
+              <w:rPr>
+                <w:sz w:val="22"/>
+                <w:szCs w:val="22"/>
+              </w:rPr>
+              <w:t>One-to-one advising</w:t>
+            </w:r>
+          </w:p>
+        </w:tc>
+        <w:tc>
+          <w:tcPr>
+            <w:tcW w:w="1400" w:type="dxa"/>
+          </w:tcPr>
+          <w:p>
+            <w:pPr>
+              <w:spacing w:before="20" w:after="20" w:line="276" w:lineRule="auto"/>
+            </w:pPr>
+            <w:r>
+              <w:rPr>
+                <w:sz w:val="22"/>
+                <w:szCs w:val="22"/>
+              </w:rPr>
+              <w:t>5</w:t>
+            </w:r>
+          </w:p>
+        </w:tc>
+        <w:tc>
+          <w:tcPr>
+            <w:tcW w:w="1400" w:type="dxa"/>
+          </w:tcPr>
+          <w:p>
+            <w:pPr>
+              <w:spacing w:before="20" w:after="20" w:line="276" w:lineRule="auto"/>
+            </w:pPr>
+            <w:r>
+              <w:rPr>
+                <w:sz w:val="22"/>
+                <w:szCs w:val="22"/>
+              </w:rPr>
+              <w:t>13.2</w:t>
+            </w:r>
+          </w:p>
+        </w:tc>
+      </w:tr>
+      <w:tr>
+        <w:tc>
+          <w:tcPr>
+            <w:tcW w:w="5200" w:type="dxa"/>
+          </w:tcPr>
+          <w:p>
+            <w:pPr>
+              <w:spacing w:before="20" w:after="20" w:line="276" w:lineRule="auto"/>
+            </w:pPr>
+            <w:r>
+              <w:rPr>
+                <w:sz w:val="22"/>
+                <w:szCs w:val="22"/>
+              </w:rPr>
+              <w:t>Employer or alumni events</w:t>
+            </w:r>
+          </w:p>
+        </w:tc>
+        <w:tc>
+          <w:tcPr>
+            <w:tcW w:w="1400" w:type="dxa"/>
+          </w:tcPr>
+          <w:p>
+            <w:pPr>
+              <w:spacing w:before="20" w:after="20" w:line="276" w:lineRule="auto"/>
+            </w:pPr>
+            <w:r>
+              <w:rPr>
+                <w:sz w:val="22"/>
+                <w:szCs w:val="22"/>
+              </w:rPr>
+              <w:t>4</w:t>
+            </w:r>
+          </w:p>
+        </w:tc>
+        <w:tc>
+          <w:tcPr>
+            <w:tcW w:w="1400" w:type="dxa"/>
+          </w:tcPr>
+          <w:p>
+            <w:pPr>
+              <w:spacing w:before="20" w:after="20" w:line="276" w:lineRule="auto"/>
+            </w:pPr>
+            <w:r>
+              <w:rPr>
+                <w:sz w:val="22"/>
+                <w:szCs w:val="22"/>
+              </w:rPr>
+              <w:t>10.5</w:t>
+            </w:r>
+          </w:p>
+        </w:tc>
+      </w:tr>
+      <w:tr>
+        <w:tc>
+          <w:tcPr>
+            <w:tcW w:w="5200" w:type="dxa"/>
+          </w:tcPr>
+          <w:p>
+            <w:pPr>
+              <w:spacing w:before="20" w:after="20" w:line="276" w:lineRule="auto"/>
+            </w:pPr>
+            <w:r>
+              <w:rPr>
+                <w:sz w:val="22"/>
+                <w:szCs w:val="22"/>
+              </w:rPr>
+              <w:t>CV or resume support</w:t>
+            </w:r>
+          </w:p>
+        </w:tc>
+        <w:tc>
+          <w:tcPr>
+            <w:tcW w:w="1400" w:type="dxa"/>
+          </w:tcPr>
+          <w:p>
+            <w:pPr>
+              <w:spacing w:before="20" w:after="20" w:line="276" w:lineRule="auto"/>
+            </w:pPr>
+            <w:r>
+              <w:rPr>
+                <w:sz w:val="22"/>
+                <w:szCs w:val="22"/>
+              </w:rPr>
+              <w:t>3</w:t>
+            </w:r>
+          </w:p>
+        </w:tc>
+        <w:tc>
+          <w:tcPr>
+            <w:tcW w:w="1400" w:type="dxa"/>
+          </w:tcPr>
+          <w:p>
+            <w:pPr>
+              <w:spacing w:before="20" w:after="20" w:line="276" w:lineRule="auto"/>
+            </w:pPr>
+            <w:r>
+              <w:rPr>
+                <w:sz w:val="22"/>
+                <w:szCs w:val="22"/>
+              </w:rPr>
+              <w:t>7.9</w:t>
+            </w:r>
+          </w:p>
+        </w:tc>
+      </w:tr>
+      <w:tr>
+        <w:tc>
+          <w:tcPr>
+            <w:tcW w:w="5200" w:type="dxa"/>
+          </w:tcPr>
+          <w:p>
+            <w:pPr>
+              <w:spacing w:before="20" w:after="20" w:line="276" w:lineRule="auto"/>
+            </w:pPr>
+            <w:r>
+              <w:rPr>
+                <w:sz w:val="22"/>
+                <w:szCs w:val="22"/>
+              </w:rPr>
+              <w:t>Application support</w:t>
+            </w:r>
+          </w:p>
+        </w:tc>
+        <w:tc>
+          <w:tcPr>
+            <w:tcW w:w="1400" w:type="dxa"/>
+          </w:tcPr>
+          <w:p>
+            <w:pPr>
+              <w:spacing w:before="20" w:after="20" w:line="276" w:lineRule="auto"/>
+            </w:pPr>
+            <w:r>
+              <w:rPr>
+                <w:sz w:val="22"/>
+                <w:szCs w:val="22"/>
+              </w:rPr>
+              <w:t>3</w:t>
+            </w:r>
+          </w:p>
+        </w:tc>
+        <w:tc>
+          <w:tcPr>
+            <w:tcW w:w="1400" w:type="dxa"/>
+          </w:tcPr>
+          <w:p>
+            <w:pPr>
+              <w:spacing w:before="20" w:after="20" w:line="276" w:lineRule="auto"/>
+            </w:pPr>
+            <w:r>
+              <w:rPr>
+                <w:sz w:val="22"/>
+                <w:szCs w:val="22"/>
+              </w:rPr>
+              <w:t>7.9</w:t>
+            </w:r>
+          </w:p>
+        </w:tc>
+      </w:tr>
+      <w:tr>
+        <w:tc>
+          <w:tcPr>
+            <w:tcW w:w="5200" w:type="dxa"/>
+          </w:tcPr>
+          <w:p>
+            <w:pPr>
+              <w:spacing w:before="20" w:after="20" w:line="276" w:lineRule="auto"/>
+            </w:pPr>
+            <w:r>
+              <w:rPr>
+                <w:sz w:val="22"/>
+                <w:szCs w:val="22"/>
+              </w:rPr>
+              <w:t>Interview preparation</w:t>
+            </w:r>
+          </w:p>
+        </w:tc>
+        <w:tc>
+          <w:tcPr>
+            <w:tcW w:w="1400" w:type="dxa"/>
+          </w:tcPr>
+          <w:p>
+            <w:pPr>
+              <w:spacing w:before="20" w:after="20" w:line="276" w:lineRule="auto"/>
+            </w:pPr>
+            <w:r>
+              <w:rPr>
+                <w:sz w:val="22"/>
+                <w:szCs w:val="22"/>
+              </w:rPr>
+              <w:t>2</w:t>
+            </w:r>
+          </w:p>
+        </w:tc>
+        <w:tc>
+          <w:tcPr>
+            <w:tcW w:w="1400" w:type="dxa"/>
+          </w:tcPr>
+          <w:p>
+            <w:pPr>
+              <w:spacing w:before="20" w:after="20" w:line="276" w:lineRule="auto"/>
+            </w:pPr>
+            <w:r>
+              <w:rPr>
+                <w:sz w:val="22"/>
+                <w:szCs w:val="22"/>
+              </w:rPr>
+              <w:t>5.3</w:t>
+            </w:r>
+          </w:p>
+        </w:tc>
+      </w:tr>
+      <w:tr>
+        <w:tc>
+          <w:tcPr>
+            <w:tcW w:w="5200" w:type="dxa"/>
+          </w:tcPr>
+          <w:p>
+            <w:pPr>
+              <w:spacing w:before="20" w:after="20" w:line="276" w:lineRule="auto"/>
+            </w:pPr>
+            <w:r>
+              <w:rPr>
+                <w:sz w:val="22"/>
+                <w:szCs w:val="22"/>
+              </w:rPr>
+              <w:t>Other</w:t>
+            </w:r>
+          </w:p>
+        </w:tc>
+        <w:tc>
+          <w:tcPr>
+            <w:tcW w:w="1400" w:type="dxa"/>
+          </w:tcPr>
+          <w:p>
+            <w:pPr>
+              <w:spacing w:before="20" w:after="20" w:line="276" w:lineRule="auto"/>
+            </w:pPr>
+            <w:r>
+              <w:rPr>
+                <w:sz w:val="22"/>
+                <w:szCs w:val="22"/>
+              </w:rPr>
+              <w:t>4</w:t>
+            </w:r>
+          </w:p>
+        </w:tc>
+        <w:tc>
+          <w:tcPr>
+            <w:tcW w:w="1400" w:type="dxa"/>
+          </w:tcPr>
+          <w:p>
+            <w:pPr>
+              <w:spacing w:before="20" w:after="20" w:line="276" w:lineRule="auto"/>
+            </w:pPr>
+            <w:r>
+              <w:rPr>
+                <w:sz w:val="22"/>
+                <w:szCs w:val="22"/>
+              </w:rPr>
+              <w:t>10.5</w:t>
+            </w:r>
+          </w:p>
+        </w:tc>
+      </w:tr>
+    </w:tbl>
+    <w:p>
+      <w:pPr>
+        <w:spacing w:before="120" w:after="120" w:line="360" w:lineRule="auto"/>
+      </w:pPr>
+      <w:r>
+        <w:rPr>
+          <w:b/>
+          <w:bCs/>
+          <w:sz w:val="22"/>
+          <w:szCs w:val="22"/>
+        </w:rPr>
+        <w:t>Table C2. Reasons for non-use of support services (n = 84)</w:t>
+      </w:r>
+    </w:p>
+    <w:tbl>
+      <w:tblPr>
+        <w:tblW w:w="8000" w:type="dxa"/>
+        <w:tblBorders>
+          <w:top w:val="single" w:sz="4" w:space="0" w:color="000000"/>
+          <w:left w:val="single" w:sz="4" w:space="0" w:color="000000"/>
+          <w:bottom w:val="single" w:sz="4" w:space="0" w:color="000000"/>
+          <w:right w:val="single" w:sz="4" w:space="0" w:color="000000"/>
+          <w:insideH w:val="single" w:sz="4" w:space="0" w:color="000000"/>
+          <w:insideV w:val="single" w:sz="4" w:space="0" w:color="000000"/>
+        </w:tblBorders>
+        <w:tblCellMar>
+          <w:left w:w="10" w:type="dxa"/>
+          <w:right w:w="10" w:type="dxa"/>
+        </w:tblCellMar>
+        <w:tblLook w:val="04A0" w:firstRow="1" w:lastRow="0" w:firstColumn="1" w:lastColumn="0" w:noHBand="0" w:noVBand="1"/>
+      </w:tblPr>
+      <w:tblGrid>
+        <w:gridCol w:w="5200"/>
+        <w:gridCol w:w="1400"/>
+        <w:gridCol w:w="1400"/>
+      </w:tblGrid>
+      <w:tr>
+        <w:tc>
+          <w:tcPr>
+            <w:tcW w:w="5200" w:type="dxa"/>
+            <w:shd w:val="clear" w:color="auto" w:fill="E7E6E6"/>
+          </w:tcPr>
+          <w:p>
+            <w:pPr>
+              <w:spacing w:before="20" w:after="20" w:line="276" w:lineRule="auto"/>
+            </w:pPr>
+            <w:r>
+              <w:rPr>
+                <w:b/>
+                <w:bCs/>
+                <w:sz w:val="22"/>
+                <w:szCs w:val="22"/>
+              </w:rPr>
+              <w:t>Reason</w:t>
+            </w:r>
+          </w:p>
+        </w:tc>
+        <w:tc>
+          <w:tcPr>
+            <w:tcW w:w="1400" w:type="dxa"/>
+            <w:shd w:val="clear" w:color="auto" w:fill="E7E6E6"/>
+          </w:tcPr>
+          <w:p>
+            <w:pPr>
+              <w:spacing w:before="20" w:after="20" w:line="276" w:lineRule="auto"/>
+            </w:pPr>
+            <w:r>
+              <w:rPr>
+                <w:b/>
+                <w:bCs/>
+                <w:sz w:val="22"/>
+                <w:szCs w:val="22"/>
+              </w:rPr>
+              <w:t>n</w:t>
+            </w:r>
+          </w:p>
+        </w:tc>
+        <w:tc>
+          <w:tcPr>
+            <w:tcW w:w="1400" w:type="dxa"/>
+            <w:shd w:val="clear" w:color="auto" w:fill="E7E6E6"/>
+          </w:tcPr>
+          <w:p>
+            <w:pPr>
+              <w:spacing w:before="20" w:after="20" w:line="276" w:lineRule="auto"/>
+            </w:pPr>
+            <w:r>
+              <w:rPr>
+                <w:b/>
+                <w:bCs/>
+                <w:sz w:val="22"/>
+                <w:szCs w:val="22"/>
+              </w:rPr>
+              <w:t>%</w:t>
+            </w:r>
+          </w:p>
+        </w:tc>
+      </w:tr>
+      <w:tr>
+        <w:tc>
+          <w:tcPr>
+            <w:tcW w:w="5200" w:type="dxa"/>
+          </w:tcPr>
+          <w:p>
+            <w:pPr>
+              <w:spacing w:before="20" w:after="20" w:line="276" w:lineRule="auto"/>
+            </w:pPr>
+            <w:r>
+              <w:rPr>
+                <w:sz w:val="22"/>
+                <w:szCs w:val="22"/>
+              </w:rPr>
+              <w:t>I did not know the services existed</w:t>
+            </w:r>
+          </w:p>
+        </w:tc>
+        <w:tc>
+          <w:tcPr>
+            <w:tcW w:w="1400" w:type="dxa"/>
+          </w:tcPr>
+          <w:p>
+            <w:pPr>
+              <w:spacing w:before="20" w:after="20" w:line="276" w:lineRule="auto"/>
+            </w:pPr>
+            <w:r>
+              <w:rPr>
+                <w:sz w:val="22"/>
+                <w:szCs w:val="22"/>
+              </w:rPr>
+              <w:t>27</w:t>
+            </w:r>
+          </w:p>
+        </w:tc>
+        <w:tc>
+          <w:tcPr>
+            <w:tcW w:w="1400" w:type="dxa"/>
+          </w:tcPr>
+          <w:p>
+            <w:pPr>
+              <w:spacing w:before="20" w:after="20" w:line="276" w:lineRule="auto"/>
+            </w:pPr>
+            <w:r>
+              <w:rPr>
+                <w:sz w:val="22"/>
+                <w:szCs w:val="22"/>
+              </w:rPr>
+              <w:t>32.1</w:t>
+            </w:r>
+          </w:p>
+        </w:tc>
+      </w:tr>
+      <w:tr>
+        <w:tc>
+          <w:tcPr>
+            <w:tcW w:w="5200" w:type="dxa"/>
+          </w:tcPr>
+          <w:p>
+            <w:pPr>
+              <w:spacing w:before="20" w:after="20" w:line="276" w:lineRule="auto"/>
+            </w:pPr>
+            <w:r>
+              <w:rPr>
+                <w:sz w:val="22"/>
+                <w:szCs w:val="22"/>
+              </w:rPr>
+              <w:t>The available services did not seem relevant to my field</w:t>
+            </w:r>
+          </w:p>
+        </w:tc>
+        <w:tc>
+          <w:tcPr>
+            <w:tcW w:w="1400" w:type="dxa"/>
+          </w:tcPr>
+          <w:p>
+            <w:pPr>
+              <w:spacing w:before="20" w:after="20" w:line="276" w:lineRule="auto"/>
+            </w:pPr>
+            <w:r>
+              <w:rPr>
+                <w:sz w:val="22"/>
+                <w:szCs w:val="22"/>
+              </w:rPr>
+              <w:t>18</w:t>
+            </w:r>
+          </w:p>
+        </w:tc>
+        <w:tc>
+          <w:tcPr>
+            <w:tcW w:w="1400" w:type="dxa"/>
+          </w:tcPr>
+          <w:p>
+            <w:pPr>
+              <w:spacing w:before="20" w:after="20" w:line="276" w:lineRule="auto"/>
+            </w:pPr>
+            <w:r>
+              <w:rPr>
+                <w:sz w:val="22"/>
+                <w:szCs w:val="22"/>
+              </w:rPr>
+              <w:t>21.4</w:t>
+            </w:r>
+          </w:p>
+        </w:tc>
+      </w:tr>
+      <w:tr>
+        <w:tc>
+          <w:tcPr>
+            <w:tcW w:w="5200" w:type="dxa"/>
+          </w:tcPr>
+          <w:p>
+            <w:pPr>
+              <w:spacing w:before="20" w:after="20" w:line="276" w:lineRule="auto"/>
+            </w:pPr>
+            <w:r>
+              <w:rPr>
+                <w:sz w:val="22"/>
+                <w:szCs w:val="22"/>
+              </w:rPr>
+              <w:t>I did not know how to access them</w:t>
+            </w:r>
+          </w:p>
+        </w:tc>
+        <w:tc>
+          <w:tcPr>
+            <w:tcW w:w="1400" w:type="dxa"/>
+          </w:tcPr>
+          <w:p>
+            <w:pPr>
+              <w:spacing w:before="20" w:after="20" w:line="276" w:lineRule="auto"/>
+            </w:pPr>
+            <w:r>
+              <w:rPr>
+                <w:sz w:val="22"/>
+                <w:szCs w:val="22"/>
+              </w:rPr>
+              <w:t>16</w:t>
+            </w:r>
+          </w:p>
+        </w:tc>
+        <w:tc>
+          <w:tcPr>
+            <w:tcW w:w="1400" w:type="dxa"/>
+          </w:tcPr>
+          <w:p>
+            <w:pPr>
+              <w:spacing w:before="20" w:after="20" w:line="276" w:lineRule="auto"/>
+            </w:pPr>
+            <w:r>
+              <w:rPr>
+                <w:sz w:val="22"/>
+                <w:szCs w:val="22"/>
+              </w:rPr>
+              <w:t>19.0</w:t>
+            </w:r>
+          </w:p>
+        </w:tc>
+      </w:tr>
+      <w:tr>
+        <w:tc>
+          <w:tcPr>
+            <w:tcW w:w="5200" w:type="dxa"/>
+          </w:tcPr>
+          <w:p>
+            <w:pPr>
+              <w:spacing w:before="20" w:after="20" w:line="276" w:lineRule="auto"/>
+            </w:pPr>
+            <w:r>
+              <w:rPr>
+                <w:sz w:val="22"/>
+                <w:szCs w:val="22"/>
+              </w:rPr>
+              <w:t>I planned to use them later</w:t>
+            </w:r>
+          </w:p>
+        </w:tc>
+        <w:tc>
+          <w:tcPr>
+            <w:tcW w:w="1400" w:type="dxa"/>
+          </w:tcPr>
+          <w:p>
+            <w:pPr>
+              <w:spacing w:before="20" w:after="20" w:line="276" w:lineRule="auto"/>
+            </w:pPr>
+            <w:r>
+              <w:rPr>
+                <w:sz w:val="22"/>
+                <w:szCs w:val="22"/>
+              </w:rPr>
+              <w:t>13</w:t>
+            </w:r>
+          </w:p>
+        </w:tc>
+        <w:tc>
+          <w:tcPr>
+            <w:tcW w:w="1400" w:type="dxa"/>
+          </w:tcPr>
+          <w:p>
+            <w:pPr>
+              <w:spacing w:before="20" w:after="20" w:line="276" w:lineRule="auto"/>
+            </w:pPr>
+            <w:r>
+              <w:rPr>
+                <w:sz w:val="22"/>
+                <w:szCs w:val="22"/>
+              </w:rPr>
+              <w:t>15.5</w:t>
+            </w:r>
+          </w:p>
+        </w:tc>
+      </w:tr>
+      <w:tr>
+        <w:tc>
+          <w:tcPr>
+            <w:tcW w:w="5200" w:type="dxa"/>
+          </w:tcPr>
+          <w:p>
+            <w:pPr>
+              <w:spacing w:before="20" w:after="20" w:line="276" w:lineRule="auto"/>
+            </w:pPr>
+            <w:r>
+              <w:rPr>
+                <w:sz w:val="22"/>
+                <w:szCs w:val="22"/>
+              </w:rPr>
+              <w:t>I knew about them but did not need them</w:t>
+            </w:r>
+          </w:p>
+        </w:tc>
+        <w:tc>
+          <w:tcPr>
+            <w:tcW w:w="1400" w:type="dxa"/>
+          </w:tcPr>
+          <w:p>
+            <w:pPr>
+              <w:spacing w:before="20" w:after="20" w:line="276" w:lineRule="auto"/>
+            </w:pPr>
+            <w:r>
+              <w:rPr>
+                <w:sz w:val="22"/>
+                <w:szCs w:val="22"/>
+              </w:rPr>
+              <w:t>8</w:t>
+            </w:r>
+          </w:p>
+        </w:tc>
+        <w:tc>
+          <w:tcPr>
+            <w:tcW w:w="1400" w:type="dxa"/>
+          </w:tcPr>
+          <w:p>
+            <w:pPr>
+              <w:spacing w:before="20" w:after="20" w:line="276" w:lineRule="auto"/>
+            </w:pPr>
+            <w:r>
+              <w:rPr>
+                <w:sz w:val="22"/>
+                <w:szCs w:val="22"/>
+              </w:rPr>
+              <w:t>9.5</w:t>
+            </w:r>
+          </w:p>
+        </w:tc>
+      </w:tr>
+      <w:tr>
+        <w:tc>
+          <w:tcPr>
+            <w:tcW w:w="5200" w:type="dxa"/>
+          </w:tcPr>
+          <w:p>
+            <w:pPr>
+              <w:spacing w:before="20" w:after="20" w:line="276" w:lineRule="auto"/>
+            </w:pPr>
+            <w:r>
+              <w:rPr>
+                <w:sz w:val="22"/>
+                <w:szCs w:val="22"/>
+              </w:rPr>
+              <w:t>Other</w:t>
+            </w:r>
+          </w:p>
+        </w:tc>
+        <w:tc>
+          <w:tcPr>
+            <w:tcW w:w="1400" w:type="dxa"/>
+          </w:tcPr>
+          <w:p>
+            <w:pPr>
+              <w:spacing w:before="20" w:after="20" w:line="276" w:lineRule="auto"/>
+            </w:pPr>
+            <w:r>
+              <w:rPr>
+                <w:sz w:val="22"/>
+                <w:szCs w:val="22"/>
+              </w:rPr>
+              <w:t>2</w:t>
+            </w:r>
+          </w:p>
+        </w:tc>
+        <w:tc>
+          <w:tcPr>
+            <w:tcW w:w="1400" w:type="dxa"/>
+          </w:tcPr>
+          <w:p>
+            <w:pPr>
+              <w:spacing w:before="20" w:after="20" w:line="276" w:lineRule="auto"/>
+            </w:pPr>
+            <w:r>
+              <w:rPr>
+                <w:sz w:val="22"/>
+                <w:szCs w:val="22"/>
+              </w:rPr>
+              <w:t>2.4</w:t>
+            </w:r>
+          </w:p>
+        </w:tc>
+      </w:tr>
+    </w:tbl>
+    <w:p>
+      <w:pPr>
+        <w:spacing w:before="120" w:after="120" w:line="360" w:lineRule="auto"/>
+      </w:pPr>
+      <w:r>
+        <w:rPr>
+          <w:b/>
+          <w:bCs/>
+          <w:sz w:val="22"/>
+          <w:szCs w:val="22"/>
+        </w:rPr>
+        <w:t>Table C3. Preferred improvement priority (N = 122)</w:t>
+      </w:r>
+    </w:p>
+    <w:tbl>
+      <w:tblPr>
+        <w:tblW w:w="8000" w:type="dxa"/>
+        <w:tblBorders>
+          <w:top w:val="single" w:sz="4" w:space="0" w:color="000000"/>
+          <w:left w:val="single" w:sz="4" w:space="0" w:color="000000"/>
+          <w:bottom w:val="single" w:sz="4" w:space="0" w:color="000000"/>
+          <w:right w:val="single" w:sz="4" w:space="0" w:color="000000"/>
+          <w:insideH w:val="single" w:sz="4" w:space="0" w:color="000000"/>
+          <w:insideV w:val="single" w:sz="4" w:space="0" w:color="000000"/>
+        </w:tblBorders>
+        <w:tblCellMar>
+          <w:left w:w="10" w:type="dxa"/>
+          <w:right w:w="10" w:type="dxa"/>
+        </w:tblCellMar>
+        <w:tblLook w:val="04A0" w:firstRow="1" w:lastRow="0" w:firstColumn="1" w:lastColumn="0" w:noHBand="0" w:noVBand="1"/>
+      </w:tblPr>
+      <w:tblGrid>
+        <w:gridCol w:w="5200"/>
+        <w:gridCol w:w="1400"/>
+        <w:gridCol w:w="1400"/>
+      </w:tblGrid>
+      <w:tr>
+        <w:tc>
+          <w:tcPr>
+            <w:tcW w:w="5200" w:type="dxa"/>
+            <w:shd w:val="clear" w:color="auto" w:fill="E7E6E6"/>
+          </w:tcPr>
+          <w:p>
+            <w:pPr>
+              <w:spacing w:before="20" w:after="20" w:line="276" w:lineRule="auto"/>
+            </w:pPr>
+            <w:r>
+              <w:rPr>
+                <w:b/>
+                <w:bCs/>
+                <w:sz w:val="22"/>
+                <w:szCs w:val="22"/>
+              </w:rPr>
+              <w:t>Improvement</w:t>
+            </w:r>
+          </w:p>
+        </w:tc>
+        <w:tc>
+          <w:tcPr>
+            <w:tcW w:w="1400" w:type="dxa"/>
+            <w:shd w:val="clear" w:color="auto" w:fill="E7E6E6"/>
+          </w:tcPr>
+          <w:p>
+            <w:pPr>
+              <w:spacing w:before="20" w:after="20" w:line="276" w:lineRule="auto"/>
+            </w:pPr>
+            <w:r>
+              <w:rPr>
+                <w:b/>
+                <w:bCs/>
+                <w:sz w:val="22"/>
+                <w:szCs w:val="22"/>
+              </w:rPr>
+              <w:t>n</w:t>
+            </w:r>
+          </w:p>
+        </w:tc>
+        <w:tc>
+          <w:tcPr>
+            <w:tcW w:w="1400" w:type="dxa"/>
+            <w:shd w:val="clear" w:color="auto" w:fill="E7E6E6"/>
+          </w:tcPr>
+          <w:p>
+            <w:pPr>
+              <w:spacing w:before="20" w:after="20" w:line="276" w:lineRule="auto"/>
+            </w:pPr>
+            <w:r>
+              <w:rPr>
+                <w:b/>
+                <w:bCs/>
+                <w:sz w:val="22"/>
+                <w:szCs w:val="22"/>
+              </w:rPr>
+              <w:t>%</w:t>
+            </w:r>
+          </w:p>
+        </w:tc>
+      </w:tr>
+      <w:tr>
+        <w:tc>
+          <w:tcPr>
+            <w:tcW w:w="5200" w:type="dxa"/>
+          </w:tcPr>
+          <w:p>
+            <w:pPr>
+              <w:spacing w:before="20" w:after="20" w:line="276" w:lineRule="auto"/>
+            </w:pPr>
+            <w:r>
+              <w:rPr>
+                <w:sz w:val="22"/>
+                <w:szCs w:val="22"/>
+              </w:rPr>
+              <w:t>Earlier communication about internship opportunities</w:t>
+            </w:r>
+          </w:p>
+        </w:tc>
+        <w:tc>
+          <w:tcPr>
+            <w:tcW w:w="1400" w:type="dxa"/>
+          </w:tcPr>
+          <w:p>
+            <w:pPr>
+              <w:spacing w:before="20" w:after="20" w:line="276" w:lineRule="auto"/>
+            </w:pPr>
+            <w:r>
+              <w:rPr>
+                <w:sz w:val="22"/>
+                <w:szCs w:val="22"/>
+              </w:rPr>
+              <w:t>47</w:t>
+            </w:r>
+          </w:p>
+        </w:tc>
+        <w:tc>
+          <w:tcPr>
+            <w:tcW w:w="1400" w:type="dxa"/>
+          </w:tcPr>
+          <w:p>
+            <w:pPr>
+              <w:spacing w:before="20" w:after="20" w:line="276" w:lineRule="auto"/>
+            </w:pPr>
+            <w:r>
+              <w:rPr>
+                <w:sz w:val="22"/>
+                <w:szCs w:val="22"/>
+              </w:rPr>
+              <w:t>38.5</w:t>
+            </w:r>
+          </w:p>
+        </w:tc>
+      </w:tr>
+      <w:tr>
+        <w:tc>
+          <w:tcPr>
+            <w:tcW w:w="5200" w:type="dxa"/>
+          </w:tcPr>
+          <w:p>
+            <w:pPr>
+              <w:spacing w:before="20" w:after="20" w:line="276" w:lineRule="auto"/>
+            </w:pPr>
+            <w:r>
+              <w:rPr>
+                <w:sz w:val="22"/>
+                <w:szCs w:val="22"/>
+              </w:rPr>
+              <w:t>One central internship information platform</w:t>
+            </w:r>
+          </w:p>
+        </w:tc>
+        <w:tc>
+          <w:tcPr>
+            <w:tcW w:w="1400" w:type="dxa"/>
+          </w:tcPr>
+          <w:p>
+            <w:pPr>
+              <w:spacing w:before="20" w:after="20" w:line="276" w:lineRule="auto"/>
+            </w:pPr>
+            <w:r>
+              <w:rPr>
+                <w:sz w:val="22"/>
+                <w:szCs w:val="22"/>
+              </w:rPr>
+              <w:t>26</w:t>
+            </w:r>
+          </w:p>
+        </w:tc>
+        <w:tc>
+          <w:tcPr>
+            <w:tcW w:w="1400" w:type="dxa"/>
+          </w:tcPr>
+          <w:p>
+            <w:pPr>
+              <w:spacing w:before="20" w:after="20" w:line="276" w:lineRule="auto"/>
+            </w:pPr>
+            <w:r>
+              <w:rPr>
+                <w:sz w:val="22"/>
+                <w:szCs w:val="22"/>
+              </w:rPr>
+              <w:t>21.3</w:t>
+            </w:r>
+          </w:p>
+        </w:tc>
+      </w:tr>
+      <w:tr>
+        <w:tc>
+          <w:tcPr>
+            <w:tcW w:w="5200" w:type="dxa"/>
+          </w:tcPr>
+          <w:p>
+            <w:pPr>
+              <w:spacing w:before="20" w:after="20" w:line="276" w:lineRule="auto"/>
+            </w:pPr>
+            <w:r>
+              <w:rPr>
+                <w:sz w:val="22"/>
+                <w:szCs w:val="22"/>
+              </w:rPr>
+              <w:t>More employer and alumni networking events</w:t>
+            </w:r>
+          </w:p>
+        </w:tc>
+        <w:tc>
+          <w:tcPr>
+            <w:tcW w:w="1400" w:type="dxa"/>
+          </w:tcPr>
+          <w:p>
+            <w:pPr>
+              <w:spacing w:before="20" w:after="20" w:line="276" w:lineRule="auto"/>
+            </w:pPr>
+            <w:r>
+              <w:rPr>
+                <w:sz w:val="22"/>
+                <w:szCs w:val="22"/>
+              </w:rPr>
+              <w:t>18</w:t>
+            </w:r>
+          </w:p>
+        </w:tc>
+        <w:tc>
+          <w:tcPr>
+            <w:tcW w:w="1400" w:type="dxa"/>
+          </w:tcPr>
+          <w:p>
+            <w:pPr>
+              <w:spacing w:before="20" w:after="20" w:line="276" w:lineRule="auto"/>
+            </w:pPr>
+            <w:r>
+              <w:rPr>
+                <w:sz w:val="22"/>
+                <w:szCs w:val="22"/>
+              </w:rPr>
+              <w:t>14.8</w:t>
+            </w:r>
+          </w:p>
+        </w:tc>
+      </w:tr>
+      <w:tr>
+        <w:tc>
+          <w:tcPr>
+            <w:tcW w:w="5200" w:type="dxa"/>
+          </w:tcPr>
+          <w:p>
+            <w:pPr>
+              <w:spacing w:before="20" w:after="20" w:line="276" w:lineRule="auto"/>
+            </w:pPr>
+            <w:r>
+              <w:rPr>
+                <w:sz w:val="22"/>
+                <w:szCs w:val="22"/>
+              </w:rPr>
+              <w:t>More school-specific internship guidance</w:t>
+            </w:r>
+          </w:p>
+        </w:tc>
+        <w:tc>
+          <w:tcPr>
+            <w:tcW w:w="1400" w:type="dxa"/>
+          </w:tcPr>
+          <w:p>
+            <w:pPr>
+              <w:spacing w:before="20" w:after="20" w:line="276" w:lineRule="auto"/>
+            </w:pPr>
+            <w:r>
+              <w:rPr>
+                <w:sz w:val="22"/>
+                <w:szCs w:val="22"/>
+              </w:rPr>
+              <w:t>15</w:t>
+            </w:r>
+          </w:p>
+        </w:tc>
+        <w:tc>
+          <w:tcPr>
+            <w:tcW w:w="1400" w:type="dxa"/>
+          </w:tcPr>
+          <w:p>
+            <w:pPr>
+              <w:spacing w:before="20" w:after="20" w:line="276" w:lineRule="auto"/>
+            </w:pPr>
+            <w:r>
+              <w:rPr>
+                <w:sz w:val="22"/>
+                <w:szCs w:val="22"/>
+              </w:rPr>
+              <w:t>12.3</w:t>
+            </w:r>
+          </w:p>
+        </w:tc>
+      </w:tr>
+      <w:tr>
+        <w:tc>
+          <w:tcPr>
+            <w:tcW w:w="5200" w:type="dxa"/>
+          </w:tcPr>
+          <w:p>
+            <w:pPr>
+              <w:spacing w:before="20" w:after="20" w:line="276" w:lineRule="auto"/>
+            </w:pPr>
+            <w:r>
+              <w:rPr>
+                <w:sz w:val="22"/>
+                <w:szCs w:val="22"/>
+              </w:rPr>
+              <w:t>More mock interview practice</w:t>
+            </w:r>
+          </w:p>
+        </w:tc>
+        <w:tc>
+          <w:tcPr>
+            <w:tcW w:w="1400" w:type="dxa"/>
+          </w:tcPr>
+          <w:p>
+            <w:pPr>
+              <w:spacing w:before="20" w:after="20" w:line="276" w:lineRule="auto"/>
+            </w:pPr>
+            <w:r>
+              <w:rPr>
+                <w:sz w:val="22"/>
+                <w:szCs w:val="22"/>
+              </w:rPr>
+              <w:t>7</w:t>
+            </w:r>
+          </w:p>
+        </w:tc>
+        <w:tc>
+          <w:tcPr>
+            <w:tcW w:w="1400" w:type="dxa"/>
+          </w:tcPr>
+          <w:p>
+            <w:pPr>
+              <w:spacing w:before="20" w:after="20" w:line="276" w:lineRule="auto"/>
+            </w:pPr>
+            <w:r>
+              <w:rPr>
+                <w:sz w:val="22"/>
+                <w:szCs w:val="22"/>
+              </w:rPr>
+              <w:t>5.7</w:t>
+            </w:r>
+          </w:p>
+        </w:tc>
+      </w:tr>
+      <w:tr>
+        <w:tc>
+          <w:tcPr>
+            <w:tcW w:w="5200" w:type="dxa"/>
+          </w:tcPr>
+          <w:p>
+            <w:pPr>
+              <w:spacing w:before="20" w:after="20" w:line="276" w:lineRule="auto"/>
+            </w:pPr>
+            <w:r>
+              <w:rPr>
+                <w:sz w:val="22"/>
+                <w:szCs w:val="22"/>
+              </w:rPr>
+              <w:t>More CV or resume support</w:t>
+            </w:r>
+          </w:p>
+        </w:tc>
+        <w:tc>
+          <w:tcPr>
+            <w:tcW w:w="1400" w:type="dxa"/>
+          </w:tcPr>
+          <w:p>
+            <w:pPr>
+              <w:spacing w:before="20" w:after="20" w:line="276" w:lineRule="auto"/>
+            </w:pPr>
+            <w:r>
+              <w:rPr>
+                <w:sz w:val="22"/>
+                <w:szCs w:val="22"/>
+              </w:rPr>
+              <w:t>7</w:t>
+            </w:r>
+          </w:p>
+        </w:tc>
+        <w:tc>
+          <w:tcPr>
+            <w:tcW w:w="1400" w:type="dxa"/>
+          </w:tcPr>
+          <w:p>
+            <w:pPr>
+              <w:spacing w:before="20" w:after="20" w:line="276" w:lineRule="auto"/>
+            </w:pPr>
+            <w:r>
+              <w:rPr>
+                <w:sz w:val="22"/>
+                <w:szCs w:val="22"/>
+              </w:rPr>
+              <w:t>5.7</w:t>
+            </w:r>
+          </w:p>
+        </w:tc>
+      </w:tr>
+      <w:tr>
+        <w:tc>
+          <w:tcPr>
+            <w:tcW w:w="5200" w:type="dxa"/>
+          </w:tcPr>
+          <w:p>
+            <w:pPr>
+              <w:spacing w:before="20" w:after="20" w:line="276" w:lineRule="auto"/>
+            </w:pPr>
+            <w:r>
+              <w:rPr>
+                <w:sz w:val="22"/>
+                <w:szCs w:val="22"/>
+              </w:rPr>
+              <w:t>Other</w:t>
+            </w:r>
+          </w:p>
+        </w:tc>
+        <w:tc>
+          <w:tcPr>
+            <w:tcW w:w="1400" w:type="dxa"/>
+          </w:tcPr>
+          <w:p>
+            <w:pPr>
+              <w:spacing w:before="20" w:after="20" w:line="276" w:lineRule="auto"/>
+            </w:pPr>
+            <w:r>
+              <w:rPr>
+                <w:sz w:val="22"/>
+                <w:szCs w:val="22"/>
+              </w:rPr>
+              <w:t>2</w:t>
+            </w:r>
+          </w:p>
+        </w:tc>
+        <w:tc>
+          <w:tcPr>
+            <w:tcW w:w="1400" w:type="dxa"/>
+          </w:tcPr>
+          <w:p>
+            <w:pPr>
+              <w:spacing w:before="20" w:after="20" w:line="276" w:lineRule="auto"/>
+            </w:pPr>
+            <w:r>
+              <w:rPr>
+                <w:sz w:val="22"/>
+                <w:szCs w:val="22"/>
+              </w:rPr>
+              <w:t>1.6</w:t>
+            </w:r>
+          </w:p>
+        </w:tc>
+      </w:tr>
+    </w:tbl>
+    <w:p>
+      <w:pPr>
+        <w:spacing w:before="120" w:after="120" w:line="360" w:lineRule="auto"/>
+      </w:pPr>
+      <w:r>
+        <w:rPr>
+          <w:b/>
+          <w:bCs/>
+          <w:sz w:val="22"/>
+          <w:szCs w:val="22"/>
+        </w:rPr>
+        <w:t>Table C4. Readiness item means (N = 122)</w:t>
+      </w:r>
+    </w:p>
+    <w:tbl>
+      <w:tblPr>
+        <w:tblW w:w="8000" w:type="dxa"/>
+        <w:tblBorders>
+          <w:top w:val="single" w:sz="4" w:space="0" w:color="000000"/>
+          <w:left w:val="single" w:sz="4" w:space="0" w:color="000000"/>
+          <w:bottom w:val="single" w:sz="4" w:space="0" w:color="000000"/>
+          <w:right w:val="single" w:sz="4" w:space="0" w:color="000000"/>
+          <w:insideH w:val="single" w:sz="4" w:space="0" w:color="000000"/>
+          <w:insideV w:val="single" w:sz="4" w:space="0" w:color="000000"/>
+        </w:tblBorders>
+        <w:tblCellMar>
+          <w:left w:w="10" w:type="dxa"/>
+          <w:right w:w="10" w:type="dxa"/>
+        </w:tblCellMar>
+        <w:tblLook w:val="04A0" w:firstRow="1" w:lastRow="0" w:firstColumn="1" w:lastColumn="0" w:noHBand="0" w:noVBand="1"/>
+      </w:tblPr>
+      <w:tblGrid>
+        <w:gridCol w:w="5200"/>
+        <w:gridCol w:w="1400"/>
+        <w:gridCol w:w="1400"/>
+      </w:tblGrid>
+      <w:tr>
+        <w:tc>
+          <w:tcPr>
+            <w:tcW w:w="5200" w:type="dxa"/>
+            <w:shd w:val="clear" w:color="auto" w:fill="E7E6E6"/>
+          </w:tcPr>
+          <w:p>
+            <w:pPr>
+              <w:spacing w:before="20" w:after="20" w:line="276" w:lineRule="auto"/>
+            </w:pPr>
+            <w:r>
+              <w:rPr>
+                <w:b/>
+                <w:bCs/>
+                <w:sz w:val="22"/>
+                <w:szCs w:val="22"/>
+              </w:rPr>
+              <w:t>Item</w:t>
+            </w:r>
+          </w:p>
+        </w:tc>
+        <w:tc>
+          <w:tcPr>
+            <w:tcW w:w="1400" w:type="dxa"/>
+            <w:shd w:val="clear" w:color="auto" w:fill="E7E6E6"/>
+          </w:tcPr>
+          <w:p>
+            <w:pPr>
+              <w:spacing w:before="20" w:after="20" w:line="276" w:lineRule="auto"/>
+            </w:pPr>
+            <w:r>
+              <w:rPr>
+                <w:b/>
+                <w:bCs/>
+                <w:sz w:val="22"/>
+                <w:szCs w:val="22"/>
+              </w:rPr>
+              <w:t>M</w:t>
+            </w:r>
+          </w:p>
+        </w:tc>
+        <w:tc>
+          <w:tcPr>
+            <w:tcW w:w="1400" w:type="dxa"/>
+            <w:shd w:val="clear" w:color="auto" w:fill="E7E6E6"/>
+          </w:tcPr>
+          <w:p>
+            <w:pPr>
+              <w:spacing w:before="20" w:after="20" w:line="276" w:lineRule="auto"/>
+            </w:pPr>
+            <w:r>
+              <w:rPr>
+                <w:b/>
+                <w:bCs/>
+                <w:sz w:val="22"/>
+                <w:szCs w:val="22"/>
+              </w:rPr>
+              <w:t>SD</w:t>
+            </w:r>
+          </w:p>
+        </w:tc>
+      </w:tr>
+      <w:tr>
+        <w:tc>
+          <w:tcPr>
+            <w:tcW w:w="5200" w:type="dxa"/>
+          </w:tcPr>
+          <w:p>
+            <w:pPr>
+              <w:spacing w:before="20" w:after="20" w:line="276" w:lineRule="auto"/>
+            </w:pPr>
+            <w:r>
+              <w:rPr>
+                <w:sz w:val="22"/>
+                <w:szCs w:val="22"/>
+              </w:rPr>
+              <w:t>I feel confident preparing a strong CV or resume</w:t>
+            </w:r>
+          </w:p>
+        </w:tc>
+        <w:tc>
+          <w:tcPr>
+            <w:tcW w:w="1400" w:type="dxa"/>
+          </w:tcPr>
+          <w:p>
+            <w:pPr>
+              <w:spacing w:before="20" w:after="20" w:line="276" w:lineRule="auto"/>
+            </w:pPr>
+            <w:r>
+              <w:rPr>
+                <w:sz w:val="22"/>
+                <w:szCs w:val="22"/>
+              </w:rPr>
+              <w:t>3.20</w:t>
+            </w:r>
+          </w:p>
+        </w:tc>
+        <w:tc>
+          <w:tcPr>
+            <w:tcW w:w="1400" w:type="dxa"/>
+          </w:tcPr>
+          <w:p>
+            <w:pPr>
+              <w:spacing w:before="20" w:after="20" w:line="276" w:lineRule="auto"/>
+            </w:pPr>
+            <w:r>
+              <w:rPr>
+                <w:sz w:val="22"/>
+                <w:szCs w:val="22"/>
+              </w:rPr>
+              <w:t>1.11</w:t>
+            </w:r>
+          </w:p>
+        </w:tc>
+      </w:tr>
+      <w:tr>
+        <w:tc>
+          <w:tcPr>
+            <w:tcW w:w="5200" w:type="dxa"/>
+          </w:tcPr>
+          <w:p>
+            <w:pPr>
+              <w:spacing w:before="20" w:after="20" w:line="276" w:lineRule="auto"/>
+            </w:pPr>
+            <w:r>
+              <w:rPr>
+                <w:sz w:val="22"/>
+                <w:szCs w:val="22"/>
+              </w:rPr>
+              <w:t>I feel confident preparing for internship interviews</w:t>
+            </w:r>
+          </w:p>
+        </w:tc>
+        <w:tc>
+          <w:tcPr>
+            <w:tcW w:w="1400" w:type="dxa"/>
+          </w:tcPr>
+          <w:p>
+            <w:pPr>
+              <w:spacing w:before="20" w:after="20" w:line="276" w:lineRule="auto"/>
+            </w:pPr>
+            <w:r>
+              <w:rPr>
+                <w:sz w:val="22"/>
+                <w:szCs w:val="22"/>
+              </w:rPr>
+              <w:t>3.00</w:t>
+            </w:r>
+          </w:p>
+        </w:tc>
+        <w:tc>
+          <w:tcPr>
+            <w:tcW w:w="1400" w:type="dxa"/>
+          </w:tcPr>
+          <w:p>
+            <w:pPr>
+              <w:spacing w:before="20" w:after="20" w:line="276" w:lineRule="auto"/>
+            </w:pPr>
+            <w:r>
+              <w:rPr>
+                <w:sz w:val="22"/>
+                <w:szCs w:val="22"/>
+              </w:rPr>
+              <w:t>1.19</w:t>
+            </w:r>
+          </w:p>
+        </w:tc>
+      </w:tr>
+      <w:tr>
+        <w:tc>
+          <w:tcPr>
+            <w:tcW w:w="5200" w:type="dxa"/>
+          </w:tcPr>
+          <w:p>
+            <w:pPr>
+              <w:spacing w:before="20" w:after="20" w:line="276" w:lineRule="auto"/>
+            </w:pPr>
+            <w:r>
+              <w:rPr>
+                <w:sz w:val="22"/>
+                <w:szCs w:val="22"/>
+              </w:rPr>
+              <w:t>I understand what employers expect from interns</w:t>
+            </w:r>
+          </w:p>
+        </w:tc>
+        <w:tc>
+          <w:tcPr>
+            <w:tcW w:w="1400" w:type="dxa"/>
+          </w:tcPr>
+          <w:p>
+            <w:pPr>
+              <w:spacing w:before="20" w:after="20" w:line="276" w:lineRule="auto"/>
+            </w:pPr>
+            <w:r>
+              <w:rPr>
+                <w:sz w:val="22"/>
+                <w:szCs w:val="22"/>
+              </w:rPr>
+              <w:t>2.76</w:t>
+            </w:r>
+          </w:p>
+        </w:tc>
+        <w:tc>
+          <w:tcPr>
+            <w:tcW w:w="1400" w:type="dxa"/>
+          </w:tcPr>
+          <w:p>
+            <w:pPr>
+              <w:spacing w:before="20" w:after="20" w:line="276" w:lineRule="auto"/>
+            </w:pPr>
+            <w:r>
+              <w:rPr>
+                <w:sz w:val="22"/>
+                <w:szCs w:val="22"/>
+              </w:rPr>
+              <w:t>1.06</w:t>
+            </w:r>
+          </w:p>
+        </w:tc>
+      </w:tr>
+      <w:tr>
+        <w:tc>
+          <w:tcPr>
+            <w:tcW w:w="5200" w:type="dxa"/>
+          </w:tcPr>
+          <w:p>
+            <w:pPr>
+              <w:spacing w:before="20" w:after="20" w:line="276" w:lineRule="auto"/>
+            </w:pPr>
+            <w:r>
+              <w:rPr>
+                <w:sz w:val="22"/>
+                <w:szCs w:val="22"/>
+              </w:rPr>
+              <w:t>I feel confident finding internship opportunities</w:t>
+            </w:r>
+          </w:p>
+        </w:tc>
+        <w:tc>
+          <w:tcPr>
+            <w:tcW w:w="1400" w:type="dxa"/>
+          </w:tcPr>
+          <w:p>
+            <w:pPr>
+              <w:spacing w:before="20" w:after="20" w:line="276" w:lineRule="auto"/>
+            </w:pPr>
+            <w:r>
+              <w:rPr>
+                <w:sz w:val="22"/>
+                <w:szCs w:val="22"/>
+              </w:rPr>
+              <w:t>2.60</w:t>
+            </w:r>
+          </w:p>
+        </w:tc>
+        <w:tc>
+          <w:tcPr>
+            <w:tcW w:w="1400" w:type="dxa"/>
+          </w:tcPr>
+          <w:p>
+            <w:pPr>
+              <w:spacing w:before="20" w:after="20" w:line="276" w:lineRule="auto"/>
+            </w:pPr>
+            <w:r>
+              <w:rPr>
+                <w:sz w:val="22"/>
+                <w:szCs w:val="22"/>
+              </w:rPr>
+              <w:t>1.04</w:t>
+            </w:r>
+          </w:p>
+        </w:tc>
+      </w:tr>
+    </w:tbl>
+    <w:p>
+      <w:pPr>
+        <w:spacing w:before="120" w:after="120" w:line="360" w:lineRule="auto"/>
+      </w:pPr>
+      <w:r>
+        <w:rPr>
+          <w:b/>
+          <w:bCs/>
+          <w:sz w:val="22"/>
+          <w:szCs w:val="22"/>
+        </w:rPr>
+        <w:t>Table C5. Reliability of composite scores</w:t>
+      </w:r>
+    </w:p>
+    <w:tbl>
+      <w:tblPr>
+        <w:tblW w:w="8000" w:type="dxa"/>
+        <w:tblBorders>
+          <w:top w:val="single" w:sz="4" w:space="0" w:color="000000"/>
+          <w:left w:val="single" w:sz="4" w:space="0" w:color="000000"/>
+          <w:bottom w:val="single" w:sz="4" w:space="0" w:color="000000"/>
+          <w:right w:val="single" w:sz="4" w:space="0" w:color="000000"/>
+          <w:insideH w:val="single" w:sz="4" w:space="0" w:color="000000"/>
+          <w:insideV w:val="single" w:sz="4" w:space="0" w:color="000000"/>
+        </w:tblBorders>
+        <w:tblCellMar>
+          <w:left w:w="10" w:type="dxa"/>
+          <w:right w:w="10" w:type="dxa"/>
+        </w:tblCellMar>
+        <w:tblLook w:val="04A0" w:firstRow="1" w:lastRow="0" w:firstColumn="1" w:lastColumn="0" w:noHBand="0" w:noVBand="1"/>
+      </w:tblPr>
+      <w:tblGrid>
+        <w:gridCol w:w="4200"/>
+        <w:gridCol w:w="1800"/>
+        <w:gridCol w:w="2000"/>
+      </w:tblGrid>
+      <w:tr>
+        <w:tc>
+          <w:tcPr>
+            <w:tcW w:w="4200" w:type="dxa"/>
+            <w:shd w:val="clear" w:color="auto" w:fill="E7E6E6"/>
+          </w:tcPr>
+          <w:p>
+            <w:pPr>
+              <w:spacing w:before="20" w:after="20" w:line="276" w:lineRule="auto"/>
+            </w:pPr>
+            <w:r>
+              <w:rPr>
+                <w:b/>
+                <w:bCs/>
+                <w:sz w:val="22"/>
+                <w:szCs w:val="22"/>
+              </w:rPr>
+              <w:t>Scale</w:t>
+            </w:r>
+          </w:p>
+        </w:tc>
+        <w:tc>
+          <w:tcPr>
+            <w:tcW w:w="1800" w:type="dxa"/>
+            <w:shd w:val="clear" w:color="auto" w:fill="E7E6E6"/>
+          </w:tcPr>
+          <w:p>
+            <w:pPr>
+              <w:spacing w:before="20" w:after="20" w:line="276" w:lineRule="auto"/>
+            </w:pPr>
+            <w:r>
+              <w:rPr>
+                <w:b/>
+                <w:bCs/>
+                <w:sz w:val="22"/>
+                <w:szCs w:val="22"/>
+              </w:rPr>
+              <w:t>Items / n</w:t>
+            </w:r>
+          </w:p>
+        </w:tc>
+        <w:tc>
+          <w:tcPr>
+            <w:tcW w:w="2000" w:type="dxa"/>
+            <w:shd w:val="clear" w:color="auto" w:fill="E7E6E6"/>
+          </w:tcPr>
+          <w:p>
+            <w:pPr>
+              <w:spacing w:before="20" w:after="20" w:line="276" w:lineRule="auto"/>
+            </w:pPr>
+            <w:r>
+              <w:rPr>
+                <w:b/>
+                <w:bCs/>
+                <w:sz w:val="22"/>
+                <w:szCs w:val="22"/>
+              </w:rPr>
+              <w:t>Cronbach’s α</w:t>
+            </w:r>
+          </w:p>
+        </w:tc>
+      </w:tr>
+      <w:tr>
+        <w:tc>
+          <w:tcPr>
+            <w:tcW w:w="4200" w:type="dxa"/>
+          </w:tcPr>
+          <w:p>
+            <w:pPr>
+              <w:spacing w:before="20" w:after="20" w:line="276" w:lineRule="auto"/>
+            </w:pPr>
+            <w:r>
+              <w:rPr>
+                <w:sz w:val="22"/>
+                <w:szCs w:val="22"/>
+              </w:rPr>
+              <w:t>Readiness score (all respondents)</w:t>
+            </w:r>
+          </w:p>
+        </w:tc>
+        <w:tc>
+          <w:tcPr>
+            <w:tcW w:w="1800" w:type="dxa"/>
+          </w:tcPr>
+          <w:p>
+            <w:pPr>
+              <w:spacing w:before="20" w:after="20" w:line="276" w:lineRule="auto"/>
+            </w:pPr>
+            <w:r>
+              <w:rPr>
+                <w:sz w:val="22"/>
+                <w:szCs w:val="22"/>
+              </w:rPr>
+              <w:t>4 / 122</w:t>
+            </w:r>
+          </w:p>
+        </w:tc>
+        <w:tc>
+          <w:tcPr>
+            <w:tcW w:w="2000" w:type="dxa"/>
+          </w:tcPr>
+          <w:p>
+            <w:pPr>
+              <w:spacing w:before="20" w:after="20" w:line="276" w:lineRule="auto"/>
+            </w:pPr>
+            <w:r>
+              <w:rPr>
+                <w:sz w:val="22"/>
+                <w:szCs w:val="22"/>
+              </w:rPr>
+              <w:t>.77</w:t>
+            </w:r>
+          </w:p>
+        </w:tc>
+      </w:tr>
+      <w:tr>
+        <w:tc>
+          <w:tcPr>
+            <w:tcW w:w="4200" w:type="dxa"/>
+          </w:tcPr>
+          <w:p>
+            <w:pPr>
+              <w:spacing w:before="20" w:after="20" w:line="276" w:lineRule="auto"/>
+            </w:pPr>
+            <w:r>
+              <w:rPr>
+                <w:sz w:val="22"/>
+                <w:szCs w:val="22"/>
+              </w:rPr>
+              <w:lastRenderedPageBreak/>
+              <w:t>Satisfaction score (users only)</w:t>
+            </w:r>
+          </w:p>
+        </w:tc>
+        <w:tc>
+          <w:tcPr>
+            <w:tcW w:w="1800" w:type="dxa"/>
+          </w:tcPr>
+          <w:p>
+            <w:pPr>
+              <w:spacing w:before="20" w:after="20" w:line="276" w:lineRule="auto"/>
+            </w:pPr>
+            <w:r>
+              <w:rPr>
+                <w:sz w:val="22"/>
+                <w:szCs w:val="22"/>
+              </w:rPr>
+              <w:t>8 / 38</w:t>
+            </w:r>
+          </w:p>
+        </w:tc>
+        <w:tc>
+          <w:tcPr>
+            <w:tcW w:w="2000" w:type="dxa"/>
+          </w:tcPr>
+          <w:p>
+            <w:pPr>
+              <w:spacing w:before="20" w:after="20" w:line="276" w:lineRule="auto"/>
+            </w:pPr>
+            <w:r>
+              <w:rPr>
+                <w:sz w:val="22"/>
+                <w:szCs w:val="22"/>
+              </w:rPr>
+              <w:t>.77</w:t>
+            </w:r>
+          </w:p>
+        </w:tc>
+      </w:tr>
+    </w:tbl>
+    <w:p/>
     <w:sectPr>
       <w:footerReference w:type="default" r:id="rId10"/>
       <w:pgSz w:w="11906" w:h="16838"/>
@@ -5761,10 +8855,10 @@
 <file path=word/numbering.xml><?xml version="1.0" encoding="utf-8"?>
 <w:numbering xmlns:wpc="http://schemas.microsoft.com/office/word/2010/wordprocessingCanvas" xmlns:cx="http://schemas.microsoft.com/office/drawing/2014/chartex" xmlns:cx1="http://schemas.microsoft.com/office/drawing/2015/9/8/chartex" xmlns:cx2="http://schemas.microsoft.com/office/drawing/2015/10/21/chartex" xmlns:cx3="http://schemas.microsoft.com/office/drawing/2016/5/9/chartex" xmlns:cx4="http://schemas.microsoft.com/office/drawing/2016/5/10/chartex" xmlns:cx5="http://schemas.microsoft.com/office/drawing/2016/5/11/chartex" xmlns:cx6="http://schemas.microsoft.com/office/drawing/2016/5/12/chartex" xmlns:cx7="http://schemas.microsoft.com/office/drawing/2016/5/13/chartex" xmlns:cx8="http://schemas.microsoft.com/office/drawing/2016/5/14/chartex" xmlns:mc="http://schemas.openxmlformats.org/markup-compatibility/2006" xmlns:aink="http://schemas.microsoft.com/office/drawing/2016/ink" xmlns:am3d="http://schemas.microsoft.com/office/drawing/2017/model3d" xmlns:o="urn:schemas-microsoft-com:office:office" xmlns:oel="http://schemas.microsoft.com/office/2019/extlst" xmlns:r="http://schemas.openxmlformats.org/officeDocument/2006/relationships" xmlns:m="http://schemas.openxmlformats.org/officeDocument/2006/math" xmlns:v="urn:schemas-microsoft-com:vml" xmlns:wp14="http://schemas.microsoft.com/office/word/2010/wordprocessingDrawing" xmlns:wp="http://schemas.openxmlformats.org/drawingml/2006/wordprocessingDrawing" xmlns:w10="urn:schemas-microsoft-com:office:word" xmlns:w="http://schemas.openxmlformats.org/wordprocessingml/2006/main" xmlns:w14="http://schemas.microsoft.com/office/word/2010/wordml" xmlns:w15="http://schemas.microsoft.com/office/word/2012/wordml" xmlns:w16cex="http://schemas.microsoft.com/office/word/2018/wordml/cex" xmlns:w16cid="http://schemas.microsoft.com/office/word/2016/wordml/cid" xmlns:w16="http://schemas.microsoft.com/office/word/2018/wordml" xmlns:w16du="http://schemas.microsoft.com/office/word/2023/wordml/word16du" xmlns:w16sdtdh="http://schemas.microsoft.com/office/word/2020/wordml/sdtdatahash" xmlns:w16sdtfl="http://schemas.microsoft.com/office/word/2024/wordml/sdtformatlock" xmlns:w16se="http://schemas.microsoft.com/office/word/2015/wordml/symex" xmlns:wpg="http://schemas.microsoft.com/office/word/2010/wordprocessingGroup" xmlns:wpi="http://schemas.microsoft.com/office/word/2010/wordprocessingInk" xmlns:wne="http://schemas.microsoft.com/office/word/2006/wordml" xmlns:wps="http://schemas.microsoft.com/office/word/2010/wordprocessingShape" mc:Ignorable="w14 w15 w16se w16cid w16 w16cex w16sdtdh w16sdtfl w16du wp14">
   <w:abstractNum w:abstractNumId="0" w15:restartNumberingAfterBreak="0">
-    <w:nsid w:val="674D35F2"/>
+    <w:nsid w:val="09F07DBE"/>
     <w:multiLevelType w:val="hybridMultilevel"/>
-    <w:tmpl w:val="2F38EFF8"/>
-    <w:lvl w:ilvl="0" w:tplc="B060F7F4">
+    <w:tmpl w:val="6E10C5AE"/>
+    <w:lvl w:ilvl="0" w:tplc="442A681E">
       <w:start w:val="1"/>
       <w:numFmt w:val="bullet"/>
       <w:lvlText w:val="●"/>
@@ -5773,7 +8867,7 @@
         <w:ind w:left="720" w:hanging="360"/>
       </w:pPr>
     </w:lvl>
-    <w:lvl w:ilvl="1" w:tplc="FDF06742">
+    <w:lvl w:ilvl="1" w:tplc="C6AE73D2">
       <w:start w:val="1"/>
       <w:numFmt w:val="bullet"/>
       <w:lvlText w:val="○"/>
@@ -5782,7 +8876,7 @@
         <w:ind w:left="1440" w:hanging="360"/>
       </w:pPr>
     </w:lvl>
-    <w:lvl w:ilvl="2" w:tplc="E674A934">
+    <w:lvl w:ilvl="2" w:tplc="CCD47230">
       <w:start w:val="1"/>
       <w:numFmt w:val="bullet"/>
       <w:lvlText w:val="■"/>
@@ -5791,7 +8885,7 @@
         <w:ind w:left="2160" w:hanging="360"/>
       </w:pPr>
     </w:lvl>
-    <w:lvl w:ilvl="3" w:tplc="A80E9BAC">
+    <w:lvl w:ilvl="3" w:tplc="092071AE">
       <w:start w:val="1"/>
       <w:numFmt w:val="bullet"/>
       <w:lvlText w:val="●"/>
@@ -5800,7 +8894,7 @@
         <w:ind w:left="2880" w:hanging="360"/>
       </w:pPr>
     </w:lvl>
-    <w:lvl w:ilvl="4" w:tplc="C2F0F250">
+    <w:lvl w:ilvl="4" w:tplc="C4C43AE8">
       <w:start w:val="1"/>
       <w:numFmt w:val="bullet"/>
       <w:lvlText w:val="○"/>
@@ -5809,7 +8903,7 @@
         <w:ind w:left="3600" w:hanging="360"/>
       </w:pPr>
     </w:lvl>
-    <w:lvl w:ilvl="5" w:tplc="74FA0CB8">
+    <w:lvl w:ilvl="5" w:tplc="5426B2E8">
       <w:start w:val="1"/>
       <w:numFmt w:val="bullet"/>
       <w:lvlText w:val="■"/>
@@ -5818,7 +8912,7 @@
         <w:ind w:left="4320" w:hanging="360"/>
       </w:pPr>
     </w:lvl>
-    <w:lvl w:ilvl="6" w:tplc="2B22FD36">
+    <w:lvl w:ilvl="6" w:tplc="DFA6A430">
       <w:start w:val="1"/>
       <w:numFmt w:val="bullet"/>
       <w:lvlText w:val="●"/>
@@ -5827,7 +8921,7 @@
         <w:ind w:left="5040" w:hanging="360"/>
       </w:pPr>
     </w:lvl>
-    <w:lvl w:ilvl="7" w:tplc="A1BC358A">
+    <w:lvl w:ilvl="7" w:tplc="758AD1A4">
       <w:start w:val="1"/>
       <w:numFmt w:val="bullet"/>
       <w:lvlText w:val="●"/>
@@ -5836,7 +8930,7 @@
         <w:ind w:left="5760" w:hanging="360"/>
       </w:pPr>
     </w:lvl>
-    <w:lvl w:ilvl="8" w:tplc="67AE1790">
+    <w:lvl w:ilvl="8" w:tplc="05CCC32C">
       <w:start w:val="1"/>
       <w:numFmt w:val="bullet"/>
       <w:lvlText w:val="●"/>
@@ -5846,7 +8940,7 @@
       </w:pPr>
     </w:lvl>
   </w:abstractNum>
-  <w:num w:numId="1" w16cid:durableId="1515611736">
+  <w:num w:numId="1" w16cid:durableId="292293146">
     <w:abstractNumId w:val="0"/>
     <w:lvlOverride w:ilvl="0">
       <w:startOverride w:val="1"/>
@@ -6334,6 +9428,7 @@
   <w:style w:type="character" w:default="1" w:styleId="DefaultParagraphFont">
     <w:name w:val="Default Paragraph Font"/>
     <w:uiPriority w:val="1"/>
+    <w:semiHidden/>
     <w:unhideWhenUsed/>
   </w:style>
   <w:style w:type="table" w:default="1" w:styleId="TableNormal">
@@ -6456,7 +9551,7 @@
     <w:autoRedefine/>
     <w:uiPriority w:val="39"/>
     <w:unhideWhenUsed/>
-    <w:rsid w:val="0043352C"/>
+    <w:rsid w:val="0095101A"/>
     <w:pPr>
       <w:spacing w:after="100"/>
     </w:pPr>
@@ -6468,7 +9563,7 @@
     <w:autoRedefine/>
     <w:uiPriority w:val="39"/>
     <w:unhideWhenUsed/>
-    <w:rsid w:val="0043352C"/>
+    <w:rsid w:val="0095101A"/>
     <w:pPr>
       <w:spacing w:after="100"/>
       <w:ind w:left="240"/>

--- a/report/Evaluating_KIU_Internship_Support_BRMT_FinalProject.docx
+++ b/report/Evaluating_KIU_Internship_Support_BRMT_FinalProject.docx
@@ -5974,27 +5974,47 @@
     </w:p>
     <w:p>
       <w:pPr>
-        <w:spacing w:after="120" w:line="360" w:lineRule="auto"/>
-        <w:jc w:val="both"/>
-      </w:pPr>
-      <w:r>
-        <w:t xml:space="preserve">Several limitations qualify these findings. The convenience sample is heavily weighted toward 3rd-year Computer Science students, so the perceptions of Management and Mathematics students — and of 2nd- and 4th-year students — are represented by small subgroups. The cross-sectional design means the user/non-user difference in readiness is an association, not proof that services caused higher readiness; more confident or proactive students may simply be more likely both to use services and to feel ready (self-selection). All measures are self-reported perceptions rather than actual placement outcomes. The instrument was custom-built and only minimally piloted (two test respondents), so its validity beyond acceptable internal consistency (α = .77 for both composites) is not established. Finally, the study covers a single small institution, which limits </w:t>
-      </w:r>
-      <w:proofErr w:type="spellStart"/>
-      <w:r>
-        <w:t>generalisability</w:t>
-      </w:r>
-      <w:proofErr w:type="spellEnd"/>
-      <w:r>
-        <w:t xml:space="preserve"> — although single-institution evidence was precisely the gap the study set out to fill.</w:t>
-      </w:r>
-    </w:p>
-    <w:p>
-      <w:pPr>
         <w:pStyle w:val="Heading2"/>
         <w:spacing w:before="220" w:after="120" w:line="360" w:lineRule="auto"/>
+        <w:rPr>
+          <w:color w:val="auto"/>
+          <w:sz w:val="24"/>
+          <w:szCs w:val="24"/>
+        </w:rPr>
       </w:pPr>
       <w:bookmarkStart w:id="30" w:name="_Toc234495293"/>
+      <w:r>
+        <w:rPr>
+          <w:color w:val="auto"/>
+          <w:sz w:val="24"/>
+          <w:szCs w:val="24"/>
+        </w:rPr>
+        <w:t xml:space="preserve">Several limitations qualify these findings. Although the final sample of 122 students is useful for an exploratory study, it remains relatively small compared with the full KIU undergraduate population, so estimates and subgroup patterns should be interpreted cautiously rather than treated as definitive. The convenience sample is heavily weighted toward 3rd-year Computer Science students, so the perceptions of Management and Mathematics students — and of 2nd- and 4th-year students — are represented by small subgroups. The cross-sectional design means the user/non-user difference in readiness is an association, not proof that services caused higher readiness; more confident or proactive students may simply be more likely both to use services and to feel ready (self-selection). All measures are self-reported perceptions rather than actual placement outcomes. The instrument was custom-built and only minimally piloted (two test respondents), so its validity beyond acceptable internal consistency (α = .77 for both composites) is not established. Finally, the study covers a single small institution, which limits </w:t>
+      </w:r>
+      <w:proofErr w:type="spellStart"/>
+      <w:r>
+        <w:rPr>
+          <w:color w:val="auto"/>
+          <w:sz w:val="24"/>
+          <w:szCs w:val="24"/>
+        </w:rPr>
+        <w:t>generalisability</w:t>
+      </w:r>
+      <w:proofErr w:type="spellEnd"/>
+      <w:r>
+        <w:rPr>
+          <w:color w:val="auto"/>
+          <w:sz w:val="24"/>
+          <w:szCs w:val="24"/>
+        </w:rPr>
+        <w:t xml:space="preserve"> — although single-institution evidence was precisely the gap the study set out to fill.</w:t>
+      </w:r>
+    </w:p>
+    <w:p>
+      <w:pPr>
+        <w:pStyle w:val="Heading2"/>
+        <w:spacing w:before="220" w:after="120" w:line="360" w:lineRule="auto"/>
+      </w:pPr>
       <w:r>
         <w:rPr>
           <w:b/>
@@ -6013,11 +6033,8 @@
         <w:jc w:val="both"/>
       </w:pPr>
       <w:r>
-        <w:t xml:space="preserve">The practical implications are straightforward and largely inexpensive. Because the dominant barrier is awareness, the highest-return improvements are promotional and structural rather than resource-intensive: earlier and more visible communication of opportunities (the top student priority, chosen by 38.5%), and a single central internship platform (chosen by 21.3%) so </w:t>
-      </w:r>
-      <w:r>
         <w:lastRenderedPageBreak/>
-        <w:t xml:space="preserve">information does not depend on students noticing an email. Because service use is associated with higher readiness, raising </w:t>
+        <w:t xml:space="preserve">The practical implications are straightforward and largely inexpensive. Because the dominant barrier is awareness, the highest-return improvements are promotional and structural rather than resource-intensive: earlier and more visible communication of opportunities (the top student priority, chosen by 38.5%), and a single central internship platform (chosen by 21.3%) so information does not depend on students noticing an email. Because service use is associated with higher readiness, raising </w:t>
       </w:r>
       <w:proofErr w:type="spellStart"/>
       <w:r>
@@ -6121,6 +6138,7 @@
         <w:jc w:val="both"/>
       </w:pPr>
       <w:r>
+        <w:lastRenderedPageBreak/>
         <w:t>The study’s main recommendation is that KIU invest first in visibility — earlier communication and a central internship platform — and second in hands-on preparation and field-specific opportunities. Future research should test these improvements with a pre–post design to move from association to causal evidence.</w:t>
       </w:r>
     </w:p>
@@ -6138,7 +6156,6 @@
           <w:sz w:val="28"/>
           <w:szCs w:val="28"/>
         </w:rPr>
-        <w:lastRenderedPageBreak/>
         <w:t>References</w:t>
       </w:r>
       <w:bookmarkEnd w:id="33"/>
@@ -6254,6 +6271,7 @@
         <w:ind w:left="480" w:hanging="480"/>
       </w:pPr>
       <w:r>
+        <w:lastRenderedPageBreak/>
         <w:t xml:space="preserve">[10] J. Gault, J. Redington, and T. Schlager, “Undergraduate business internships and career success: Are they </w:t>
       </w:r>
       <w:proofErr w:type="gramStart"/>
@@ -6271,7 +6289,6 @@
         <w:ind w:left="480" w:hanging="480"/>
       </w:pPr>
       <w:r>
-        <w:lastRenderedPageBreak/>
         <w:t>[11] National Association of Colleges and Employers, “What is career readiness?” NACE. [Online]. Available: https://www.naceweb.org/career-readiness/competencies/career-readiness-defined</w:t>
       </w:r>
     </w:p>
@@ -9428,7 +9445,6 @@
   <w:style w:type="character" w:default="1" w:styleId="DefaultParagraphFont">
     <w:name w:val="Default Paragraph Font"/>
     <w:uiPriority w:val="1"/>
-    <w:semiHidden/>
     <w:unhideWhenUsed/>
   </w:style>
   <w:style w:type="table" w:default="1" w:styleId="TableNormal">

--- a/report/Evaluating_KIU_Internship_Support_BRMT_FinalProject.docx
+++ b/report/Evaluating_KIU_Internship_Support_BRMT_FinalProject.docx
@@ -160,15 +160,7 @@
       </w:r>
       <w:proofErr w:type="spellEnd"/>
       <w:r>
-        <w:t xml:space="preserve"> using descriptive statistics and a Welch independent-samples t-test. Awareness of the services was low to moderate (M = 2.92 on a 5-point scale) and only 31.1% of respondents had used them, most commonly citing not knowing the services existed. Students who had used support services reported significantly higher perceived internship readiness than non-users, </w:t>
-      </w:r>
-      <w:proofErr w:type="gramStart"/>
-      <w:r>
-        <w:t>t(</w:t>
-      </w:r>
-      <w:proofErr w:type="gramEnd"/>
-      <w:r>
-        <w:t>88.1) = 3.36, p = .001, d = 0.60, so the null hypothesis was rejected. Among users, satisfaction was modest overall, with CV and interview preparation support rated lowest. The results suggest that KIU’s internship support is potentially valuable but under-promoted, and the study recommends earlier and more visible communication, a central internship information platform, and stronger field-specific opportunities.</w:t>
+        <w:t xml:space="preserve"> using descriptive statistics and a Welch independent-samples t-test. Awareness of the services was low to moderate (M = 2.92 on a 5-point scale) and only 31.1% of respondents had used them, most commonly citing not knowing the services existed. Students who had used support services reported significantly higher perceived internship readiness than non-users, t(88.1) = 3.36, p = .001, d = 0.60, so the null hypothesis was rejected. Among users, satisfaction was modest overall, with CV and interview preparation support rated lowest. The results suggest that KIU’s internship support is potentially valuable but under-promoted, and the study recommends earlier and more visible communication, a central internship information platform, and stronger field-specific opportunities.</w:t>
       </w:r>
     </w:p>
     <w:p>
@@ -3480,12 +3472,10 @@
         <w:t xml:space="preserve">psychological — to stay competitive [1], [5]. Where USEM </w:t>
       </w:r>
       <w:proofErr w:type="spellStart"/>
-      <w:proofErr w:type="gramStart"/>
       <w:r>
         <w:t>emphasises</w:t>
       </w:r>
       <w:proofErr w:type="spellEnd"/>
-      <w:proofErr w:type="gramEnd"/>
       <w:r>
         <w:t xml:space="preserve"> what universities should teach, the Graduate Capital Model </w:t>
       </w:r>
@@ -5364,15 +5354,7 @@
         <w:jc w:val="both"/>
       </w:pPr>
       <w:r>
-        <w:t xml:space="preserve">Across all 122 respondents, the composite readiness </w:t>
-      </w:r>
-      <w:proofErr w:type="gramStart"/>
-      <w:r>
-        <w:t>score</w:t>
-      </w:r>
-      <w:proofErr w:type="gramEnd"/>
-      <w:r>
-        <w:t xml:space="preserve"> averaged M = 2.89 (SD = 0.85; Cronbach’s α = .77). Confidence was highest for CV preparation (M = 3.20) and lowest for finding internship opportunities (M = 2.60). A Shapiro–Wilk test indicated no significant departure from normality for the readiness score, W = .983, p = .130, supporting the use of parametric tests.</w:t>
+        <w:t>Across all 122 respondents, the composite readiness score averaged M = 2.89 (SD = 0.85; Cronbach’s α = .77). Confidence was highest for CV preparation (M = 3.20) and lowest for finding internship opportunities (M = 2.60). A Shapiro–Wilk test indicated no significant departure from normality for the readiness score, W = .983, p = .130, supporting the use of parametric tests.</w:t>
       </w:r>
     </w:p>
     <w:p>
@@ -5381,15 +5363,7 @@
         <w:jc w:val="both"/>
       </w:pPr>
       <w:r>
-        <w:t xml:space="preserve">A Welch independent-samples t-test compared readiness between service users and non-users (Table 3, Figure 2). Users reported significantly higher readiness (M = 3.23, SD = 0.70) than non-users (M = 2.74, SD = 0.87), with a mean difference of 0.50 points, 95% CI [0.20, 0.79], </w:t>
-      </w:r>
-      <w:proofErr w:type="gramStart"/>
-      <w:r>
-        <w:t>t(</w:t>
-      </w:r>
-      <w:proofErr w:type="gramEnd"/>
-      <w:r>
-        <w:t>88.1) = 3.36, p = .001, d = 0.60, a medium effect. The evidence was therefore sufficient to reject H₀ at the .05 significance level: students who used KIU internship support services reported significantly higher perceived internship readiness than students who did not.</w:t>
+        <w:t>A Welch independent-samples t-test compared readiness between service users and non-users (Table 3, Figure 2). Users reported significantly higher readiness (M = 3.23, SD = 0.70) than non-users (M = 2.74, SD = 0.87), with a mean difference of 0.50 points, 95% CI [0.20, 0.79], t(88.1) = 3.36, p = .001, d = 0.60, a medium effect. The evidence was therefore sufficient to reject H₀ at the .05 significance level: students who used KIU internship support services reported significantly higher perceived internship readiness than students who did not.</w:t>
       </w:r>
     </w:p>
     <w:p>
@@ -5663,23 +5637,7 @@
           <w:i/>
           <w:iCs/>
         </w:rPr>
-        <w:t xml:space="preserve">Mean difference = 0.50, 95% CI [0.20, 0.79], </w:t>
-      </w:r>
-      <w:proofErr w:type="gramStart"/>
-      <w:r>
-        <w:rPr>
-          <w:i/>
-          <w:iCs/>
-        </w:rPr>
-        <w:t>t(</w:t>
-      </w:r>
-      <w:proofErr w:type="gramEnd"/>
-      <w:r>
-        <w:rPr>
-          <w:i/>
-          <w:iCs/>
-        </w:rPr>
-        <w:t>88.1) = 3.36, p = .001, Cohen’s d = 0.60.</w:t>
+        <w:t>Mean difference = 0.50, 95% CI [0.20, 0.79], t(88.1) = 3.36, p = .001, Cohen’s d = 0.60.</w:t>
       </w:r>
     </w:p>
     <w:p>
@@ -5751,23 +5709,7 @@
         <w:jc w:val="both"/>
       </w:pPr>
       <w:r>
-        <w:t xml:space="preserve">Two exploratory correlations supported the same pattern. Awareness of the services correlated moderately and positively with readiness, </w:t>
-      </w:r>
-      <w:proofErr w:type="gramStart"/>
-      <w:r>
-        <w:t>r(</w:t>
-      </w:r>
-      <w:proofErr w:type="gramEnd"/>
-      <w:r>
-        <w:t xml:space="preserve">120) = .43, p &lt; .001 (Spearman’s ρ = .44, p &lt; .001), and year of study correlated weakly and positively with readiness, </w:t>
-      </w:r>
-      <w:proofErr w:type="gramStart"/>
-      <w:r>
-        <w:t>r(</w:t>
-      </w:r>
-      <w:proofErr w:type="gramEnd"/>
-      <w:r>
-        <w:t>120) = .27, p = .002 (Spearman’s ρ = .26, p = .003).</w:t>
+        <w:t>Two exploratory correlations supported the same pattern. Awareness of the services correlated moderately and positively with readiness, r(120) = .43, p &lt; .001 (Spearman’s ρ = .44, p &lt; .001), and year of study correlated weakly and positively with readiness, r(120) = .27, p = .002 (Spearman’s ρ = .26, p = .003).</w:t>
       </w:r>
     </w:p>
     <w:p>
@@ -6121,15 +6063,7 @@
         <w:jc w:val="both"/>
       </w:pPr>
       <w:r>
-        <w:t>The answer is two-sided. On the one hand, the services appear to matter: students who used them reported significantly higher internship readiness than those who did not (</w:t>
-      </w:r>
-      <w:proofErr w:type="gramStart"/>
-      <w:r>
-        <w:t>t(</w:t>
-      </w:r>
-      <w:proofErr w:type="gramEnd"/>
-      <w:r>
-        <w:t>88.1) = 3.36, p = .001, d = 0.60), and awareness correlated positively with readiness. On the other hand, only 31.1% of students had used any service, nearly a third of non-users did not know the services existed, and users rated CV and interview preparation support as clearly inadequate. KIU’s internship support is therefore best described as promising but under-promoted and underdeveloped in practical preparation.</w:t>
+        <w:t>The answer is two-sided. On the one hand, the services appear to matter: students who used them reported significantly higher internship readiness than those who did not (t(88.1) = 3.36, p = .001, d = 0.60), and awareness correlated positively with readiness. On the other hand, only 31.1% of students had used any service, nearly a third of non-users did not know the services existed, and users rated CV and interview preparation support as clearly inadequate. KIU’s internship support is therefore best described as promising but under-promoted and underdeveloped in practical preparation.</w:t>
       </w:r>
     </w:p>
     <w:p>
@@ -6272,15 +6206,7 @@
       </w:pPr>
       <w:r>
         <w:lastRenderedPageBreak/>
-        <w:t xml:space="preserve">[10] J. Gault, J. Redington, and T. Schlager, “Undergraduate business internships and career success: Are they </w:t>
-      </w:r>
-      <w:proofErr w:type="gramStart"/>
-      <w:r>
-        <w:t>related?,</w:t>
-      </w:r>
-      <w:proofErr w:type="gramEnd"/>
-      <w:r>
-        <w:t>” Journal of Marketing Education, vol. 22, no. 1, pp. 45–53, 2000.</w:t>
+        <w:t>[10] J. Gault, J. Redington, and T. Schlager, “Undergraduate business internships and career success: Are they related?,” Journal of Marketing Education, vol. 22, no. 1, pp. 45–53, 2000.</w:t>
       </w:r>
     </w:p>
     <w:p>
@@ -6316,23 +6242,25 @@
         <w:ind w:left="480" w:hanging="480"/>
       </w:pPr>
       <w:r>
-        <w:t xml:space="preserve">[14] “Levelling the playing field? How social class and internships influence perceived employability amongst UK </w:t>
-      </w:r>
-      <w:proofErr w:type="gramStart"/>
-      <w:r>
-        <w:t>university</w:t>
-      </w:r>
-      <w:proofErr w:type="gramEnd"/>
-      <w:r>
-        <w:t xml:space="preserve"> students,” Studies in Higher Education, 2025, </w:t>
-      </w:r>
-      <w:proofErr w:type="spellStart"/>
-      <w:r>
-        <w:t>doi</w:t>
-      </w:r>
-      <w:proofErr w:type="spellEnd"/>
-      <w:r>
-        <w:t>: 10.1080/03075079.2025.2601096.</w:t>
+        <w:t xml:space="preserve">[14] </w:t>
+      </w:r>
+      <w:r>
+        <w:t xml:space="preserve">Sarah Vines and Matthias S. Gobel, </w:t>
+      </w:r>
+      <w:r>
+        <w:t>“Levelling the playing field? How social class and internships influence perceived employability amongst UK university students,” Studies in Higher Education, 2025</w:t>
+      </w:r>
+      <w:r>
+        <w:t>.</w:t>
+      </w:r>
+      <w:r>
+        <w:t xml:space="preserve"> </w:t>
+      </w:r>
+      <w:r>
+        <w:t xml:space="preserve">[Online]. Available: </w:t>
+      </w:r>
+      <w:r>
+        <w:t>https://www.tandfonline.com/doi/full/10.1080/03075079.2025.2601096</w:t>
       </w:r>
     </w:p>
     <w:p>
@@ -6341,7 +6269,13 @@
         <w:ind w:left="480" w:hanging="480"/>
       </w:pPr>
       <w:r>
-        <w:t>[15] “Empirical research on student satisfaction with career services in public universities,” 2024. [Online]. Available: https://www.researchgate.net/publication/384848789</w:t>
+        <w:t xml:space="preserve">[15] </w:t>
+      </w:r>
+      <w:r>
+        <w:t xml:space="preserve">Chen Zilai, </w:t>
+      </w:r>
+      <w:r>
+        <w:t>“Empirical research on student satisfaction with career services in public universities,” 2024. [Online]. Available: https://www.researchgate.net/publication/384848789</w:t>
       </w:r>
     </w:p>
     <w:p>
@@ -6350,7 +6284,34 @@
         <w:ind w:left="480" w:hanging="480"/>
       </w:pPr>
       <w:r>
-        <w:t>[16] “The impact of service quality on students’ satisfaction in higher education: An empirical investigation,” International Journal of Research and Innovation in Social Science, 2024.</w:t>
+        <w:t xml:space="preserve">[16] </w:t>
+      </w:r>
+      <w:r>
+        <w:t>Romita Devi De Silva</w:t>
+      </w:r>
+      <w:r>
+        <w:t xml:space="preserve">, </w:t>
+      </w:r>
+      <w:r>
+        <w:t>“The impact of service quality on students’ satisfaction in higher education: An empirical investigation,” International Journal of Research and Innovation in Social Science, 2024.</w:t>
+      </w:r>
+      <w:r>
+        <w:t xml:space="preserve"> </w:t>
+      </w:r>
+      <w:r>
+        <w:t>[Online]. Available:</w:t>
+      </w:r>
+      <w:r>
+        <w:t xml:space="preserve"> </w:t>
+      </w:r>
+      <w:r>
+        <w:t>https://www.researchgate.net/profile/Romita-Devi-De</w:t>
+      </w:r>
+      <w:r>
+        <w:t>-</w:t>
+      </w:r>
+      <w:r>
+        <w:t>Silva/publication/407265223_The_Impact_of_Service_Quality_on_Students'_Satisfaction_in_Higher_Education_An_Empirical_Investigation/links/6a341cba3a0dbb76335c9559/The-Impact-of-Service-Quality-on-Students-Satisfaction-in-Higher-Education-An-Empirical-Investigation.pdf</w:t>
       </w:r>
     </w:p>
     <w:p>
@@ -6361,11 +6322,9 @@
       <w:r>
         <w:t xml:space="preserve">[17] </w:t>
       </w:r>
-      <w:proofErr w:type="spellStart"/>
-      <w:r>
-        <w:t>Writesea</w:t>
-      </w:r>
-      <w:proofErr w:type="spellEnd"/>
+      <w:r>
+        <w:t>Leander Howard II</w:t>
+      </w:r>
       <w:r>
         <w:t>, “The 2026 student career readiness report — Trends every university must know,” 2026. [Online]. Available: https://writesea.com/blog/the-2026-student-career-readiness-report/</w:t>
       </w:r>
@@ -9585,6 +9544,18 @@
       <w:ind w:left="240"/>
     </w:pPr>
   </w:style>
+  <w:style w:type="character" w:styleId="UnresolvedMention">
+    <w:name w:val="Unresolved Mention"/>
+    <w:basedOn w:val="DefaultParagraphFont"/>
+    <w:uiPriority w:val="99"/>
+    <w:semiHidden/>
+    <w:unhideWhenUsed/>
+    <w:rsid w:val="00120C48"/>
+    <w:rPr>
+      <w:color w:val="605E5C"/>
+      <w:shd w:val="clear" w:color="auto" w:fill="E1DFDD"/>
+    </w:rPr>
+  </w:style>
 </w:styles>
 </file>
 

--- a/report/Evaluating_KIU_Internship_Support_BRMT_FinalProject.docx
+++ b/report/Evaluating_KIU_Internship_Support_BRMT_FinalProject.docx
@@ -160,7 +160,15 @@
       </w:r>
       <w:proofErr w:type="spellEnd"/>
       <w:r>
-        <w:t xml:space="preserve"> using descriptive statistics and a Welch independent-samples t-test. Awareness of the services was low to moderate (M = 2.92 on a 5-point scale) and only 31.1% of respondents had used them, most commonly citing not knowing the services existed. Students who had used support services reported significantly higher perceived internship readiness than non-users, t(88.1) = 3.36, p = .001, d = 0.60, so the null hypothesis was rejected. Among users, satisfaction was modest overall, with CV and interview preparation support rated lowest. The results suggest that KIU’s internship support is potentially valuable but under-promoted, and the study recommends earlier and more visible communication, a central internship information platform, and stronger field-specific opportunities.</w:t>
+        <w:t xml:space="preserve"> using descriptive statistics and a Welch independent-samples t-test. Awareness of the services was low to moderate (M = 2.92 on a 5-point scale) and only 31.1% of respondents had used them, most commonly citing not knowing the services existed. Students who had used support services reported significantly higher perceived internship readiness than non-users, </w:t>
+      </w:r>
+      <w:proofErr w:type="gramStart"/>
+      <w:r>
+        <w:t>t(</w:t>
+      </w:r>
+      <w:proofErr w:type="gramEnd"/>
+      <w:r>
+        <w:t>88.1) = 3.36, p = .001, d = 0.60, so the null hypothesis was rejected. Among users, satisfaction was modest overall, with CV and interview preparation support rated lowest. The results suggest that KIU’s internship support is potentially valuable but under-promoted, and the study recommends earlier and more visible communication, a central internship information platform, and stronger field-specific opportunities.</w:t>
       </w:r>
     </w:p>
     <w:p>
@@ -1830,7 +1838,7 @@
               <w:rPr>
                 <w:noProof/>
               </w:rPr>
-              <w:t>12</w:t>
+              <w:t>13</w:t>
             </w:r>
             <w:r>
               <w:rPr>
@@ -1893,7 +1901,7 @@
               <w:rPr>
                 <w:noProof/>
               </w:rPr>
-              <w:t>12</w:t>
+              <w:t>13</w:t>
             </w:r>
             <w:r>
               <w:rPr>
@@ -1956,7 +1964,7 @@
               <w:rPr>
                 <w:noProof/>
               </w:rPr>
-              <w:t>12</w:t>
+              <w:t>13</w:t>
             </w:r>
             <w:r>
               <w:rPr>
@@ -2019,7 +2027,7 @@
               <w:rPr>
                 <w:noProof/>
               </w:rPr>
-              <w:t>13</w:t>
+              <w:t>14</w:t>
             </w:r>
             <w:r>
               <w:rPr>
@@ -2082,7 +2090,7 @@
               <w:rPr>
                 <w:noProof/>
               </w:rPr>
-              <w:t>13</w:t>
+              <w:t>14</w:t>
             </w:r>
             <w:r>
               <w:rPr>
@@ -2145,7 +2153,7 @@
               <w:rPr>
                 <w:noProof/>
               </w:rPr>
-              <w:t>13</w:t>
+              <w:t>14</w:t>
             </w:r>
             <w:r>
               <w:rPr>
@@ -2208,7 +2216,7 @@
               <w:rPr>
                 <w:noProof/>
               </w:rPr>
-              <w:t>14</w:t>
+              <w:t>15</w:t>
             </w:r>
             <w:r>
               <w:rPr>
@@ -2271,7 +2279,7 @@
               <w:rPr>
                 <w:noProof/>
               </w:rPr>
-              <w:t>14</w:t>
+              <w:t>15</w:t>
             </w:r>
             <w:r>
               <w:rPr>
@@ -2334,7 +2342,7 @@
               <w:rPr>
                 <w:noProof/>
               </w:rPr>
-              <w:t>15</w:t>
+              <w:t>16</w:t>
             </w:r>
             <w:r>
               <w:rPr>
@@ -2397,7 +2405,7 @@
               <w:rPr>
                 <w:noProof/>
               </w:rPr>
-              <w:t>17</w:t>
+              <w:t>18</w:t>
             </w:r>
             <w:r>
               <w:rPr>
@@ -2460,7 +2468,7 @@
               <w:rPr>
                 <w:noProof/>
               </w:rPr>
-              <w:t>17</w:t>
+              <w:t>18</w:t>
             </w:r>
             <w:r>
               <w:rPr>
@@ -2523,7 +2531,7 @@
               <w:rPr>
                 <w:noProof/>
               </w:rPr>
-              <w:t>17</w:t>
+              <w:t>18</w:t>
             </w:r>
             <w:r>
               <w:rPr>
@@ -2586,7 +2594,7 @@
               <w:rPr>
                 <w:noProof/>
               </w:rPr>
-              <w:t>17</w:t>
+              <w:t>18</w:t>
             </w:r>
             <w:r>
               <w:rPr>
@@ -2649,7 +2657,7 @@
               <w:rPr>
                 <w:noProof/>
               </w:rPr>
-              <w:t>17</w:t>
+              <w:t>18</w:t>
             </w:r>
             <w:r>
               <w:rPr>
@@ -2712,7 +2720,7 @@
               <w:rPr>
                 <w:noProof/>
               </w:rPr>
-              <w:t>17</w:t>
+              <w:t>18</w:t>
             </w:r>
             <w:r>
               <w:rPr>
@@ -2775,7 +2783,7 @@
               <w:rPr>
                 <w:noProof/>
               </w:rPr>
-              <w:t>18</w:t>
+              <w:t>19</w:t>
             </w:r>
             <w:r>
               <w:rPr>
@@ -2838,7 +2846,7 @@
               <w:rPr>
                 <w:noProof/>
               </w:rPr>
-              <w:t>18</w:t>
+              <w:t>19</w:t>
             </w:r>
             <w:r>
               <w:rPr>
@@ -2901,7 +2909,7 @@
               <w:rPr>
                 <w:noProof/>
               </w:rPr>
-              <w:t>18</w:t>
+              <w:t>19</w:t>
             </w:r>
             <w:r>
               <w:rPr>
@@ -2964,7 +2972,7 @@
               <w:rPr>
                 <w:noProof/>
               </w:rPr>
-              <w:t>18</w:t>
+              <w:t>19</w:t>
             </w:r>
             <w:r>
               <w:rPr>
@@ -3027,7 +3035,7 @@
               <w:rPr>
                 <w:noProof/>
               </w:rPr>
-              <w:t>19</w:t>
+              <w:t>20</w:t>
             </w:r>
             <w:r>
               <w:rPr>
@@ -3090,7 +3098,7 @@
               <w:rPr>
                 <w:noProof/>
               </w:rPr>
-              <w:t>20</w:t>
+              <w:t>21</w:t>
             </w:r>
             <w:r>
               <w:rPr>
@@ -3143,6 +3151,11 @@
       <w:pPr>
         <w:spacing w:after="120" w:line="360" w:lineRule="auto"/>
       </w:pPr>
+    </w:p>
+    <w:p>
+      <w:pPr>
+        <w:spacing w:after="120" w:line="360" w:lineRule="auto"/>
+      </w:pPr>
       <w:r>
         <w:t>Table 2. Service-evaluation ratings among support users (n = 38)</w:t>
       </w:r>
@@ -3151,9 +3164,19 @@
       <w:pPr>
         <w:spacing w:after="120" w:line="360" w:lineRule="auto"/>
       </w:pPr>
+    </w:p>
+    <w:p>
+      <w:pPr>
+        <w:spacing w:after="120" w:line="360" w:lineRule="auto"/>
+      </w:pPr>
       <w:r>
         <w:t>Table 3. Welch t-test: readiness score by service usage</w:t>
       </w:r>
+    </w:p>
+    <w:p>
+      <w:pPr>
+        <w:spacing w:after="120" w:line="360" w:lineRule="auto"/>
+      </w:pPr>
     </w:p>
     <w:p>
       <w:pPr>
@@ -3178,7 +3201,7 @@
         <w:spacing w:after="120" w:line="360" w:lineRule="auto"/>
       </w:pPr>
       <w:r>
-        <w:t>Figure 1. Mean service-evaluation ratings among support users (n = 38)</w:t>
+        <w:t xml:space="preserve">Figure 1. Mean service-evaluation ratings among support users </w:t>
       </w:r>
     </w:p>
     <w:p>
@@ -3186,8 +3209,35 @@
         <w:spacing w:after="120" w:line="360" w:lineRule="auto"/>
       </w:pPr>
       <w:r>
+        <w:t>(n = 38</w:t>
+      </w:r>
+      <w:r>
+        <w:t xml:space="preserve">, the dotted line represents </w:t>
+      </w:r>
+      <w:r>
+        <w:t>scale midpoint</w:t>
+      </w:r>
+      <w:r>
+        <w:t>)</w:t>
+      </w:r>
+    </w:p>
+    <w:p>
+      <w:pPr>
+        <w:spacing w:after="120" w:line="360" w:lineRule="auto"/>
+      </w:pPr>
+    </w:p>
+    <w:p>
+      <w:pPr>
+        <w:spacing w:after="120" w:line="360" w:lineRule="auto"/>
+      </w:pPr>
+      <w:r>
         <w:t>Figure 2. Mean readiness score by service usage (error bars show ± 1 SD)</w:t>
       </w:r>
+    </w:p>
+    <w:p>
+      <w:pPr>
+        <w:spacing w:after="120" w:line="360" w:lineRule="auto"/>
+      </w:pPr>
     </w:p>
     <w:p>
       <w:pPr>
@@ -3200,6 +3250,15 @@
           <w:docGrid w:linePitch="360"/>
         </w:sectPr>
       </w:pPr>
+      <w:r>
+        <w:t>Figure 3.</w:t>
+      </w:r>
+      <w:r>
+        <w:t xml:space="preserve"> </w:t>
+      </w:r>
+      <w:r>
+        <w:t>Improvement Priorities Among Respondents</w:t>
+      </w:r>
     </w:p>
     <w:p>
       <w:pPr>
@@ -3472,10 +3531,12 @@
         <w:t xml:space="preserve">psychological — to stay competitive [1], [5]. Where USEM </w:t>
       </w:r>
       <w:proofErr w:type="spellStart"/>
+      <w:proofErr w:type="gramStart"/>
       <w:r>
         <w:t>emphasises</w:t>
       </w:r>
       <w:proofErr w:type="spellEnd"/>
+      <w:proofErr w:type="gramEnd"/>
       <w:r>
         <w:t xml:space="preserve"> what universities should teach, the Graduate Capital Model </w:t>
       </w:r>
@@ -5270,15 +5331,53 @@
     <w:p>
       <w:pPr>
         <w:spacing w:before="120" w:after="120" w:line="360" w:lineRule="auto"/>
-      </w:pPr>
-      <w:r>
         <w:rPr>
           <w:b/>
           <w:bCs/>
           <w:sz w:val="22"/>
           <w:szCs w:val="22"/>
         </w:rPr>
-        <w:t>Figure 1. Mean service-evaluation ratings among support users (n = 38)</w:t>
+      </w:pPr>
+      <w:r>
+        <w:rPr>
+          <w:b/>
+          <w:bCs/>
+          <w:sz w:val="22"/>
+          <w:szCs w:val="22"/>
+        </w:rPr>
+        <w:t xml:space="preserve">Figure 1. Mean service-evaluation ratings among support users </w:t>
+      </w:r>
+    </w:p>
+    <w:p>
+      <w:pPr>
+        <w:spacing w:before="120" w:after="120" w:line="360" w:lineRule="auto"/>
+      </w:pPr>
+      <w:r>
+        <w:rPr>
+          <w:b/>
+          <w:bCs/>
+          <w:sz w:val="22"/>
+          <w:szCs w:val="22"/>
+        </w:rPr>
+        <w:t>(n = 38</w:t>
+      </w:r>
+      <w:r>
+        <w:t xml:space="preserve"> </w:t>
+      </w:r>
+      <w:r>
+        <w:t xml:space="preserve">the dotted line represents </w:t>
+      </w:r>
+      <w:r>
+        <w:t>scale midpoint</w:t>
+      </w:r>
+      <w:r>
+        <w:rPr>
+          <w:b/>
+          <w:bCs/>
+          <w:sz w:val="22"/>
+          <w:szCs w:val="22"/>
+        </w:rPr>
+        <w:t>)</w:t>
       </w:r>
     </w:p>
     <w:p>
@@ -5287,14 +5386,11 @@
         <w:jc w:val="center"/>
       </w:pPr>
       <w:r>
-        <w:rPr>
-          <w:noProof/>
-        </w:rPr>
         <w:drawing>
-          <wp:inline distT="0" distB="0" distL="0" distR="0" wp14:anchorId="2D0F089B" wp14:editId="34C9EAC4">
-            <wp:extent cx="5905500" cy="2790825"/>
-            <wp:effectExtent l="0" t="0" r="0" b="0"/>
-            <wp:docPr id="1" name="Picture 1"/>
+          <wp:inline distT="0" distB="0" distL="0" distR="0" wp14:anchorId="5DAAA60F" wp14:editId="76B46276">
+            <wp:extent cx="5354510" cy="4015740"/>
+            <wp:effectExtent l="0" t="0" r="0" b="3810"/>
+            <wp:docPr id="465137410" name="Picture 12"/>
             <wp:cNvGraphicFramePr>
               <a:graphicFrameLocks xmlns:a="http://schemas.openxmlformats.org/drawingml/2006/main" noChangeAspect="1"/>
             </wp:cNvGraphicFramePr>
@@ -5302,13 +5398,19 @@
               <a:graphicData uri="http://schemas.openxmlformats.org/drawingml/2006/picture">
                 <pic:pic xmlns:pic="http://schemas.openxmlformats.org/drawingml/2006/picture">
                   <pic:nvPicPr>
-                    <pic:cNvPr id="0" name=""/>
+                    <pic:cNvPr id="0" name="Picture 50"/>
                     <pic:cNvPicPr>
                       <a:picLocks noChangeAspect="1" noChangeArrowheads="1"/>
                     </pic:cNvPicPr>
                   </pic:nvPicPr>
                   <pic:blipFill>
-                    <a:blip r:embed="rId8"/>
+                    <a:blip r:embed="rId8">
+                      <a:extLst>
+                        <a:ext uri="{28A0092B-C50C-407E-A947-70E740481C1C}">
+                          <a14:useLocalDpi xmlns:a14="http://schemas.microsoft.com/office/drawing/2010/main" val="0"/>
+                        </a:ext>
+                      </a:extLst>
+                    </a:blip>
                     <a:srcRect/>
                     <a:stretch>
                       <a:fillRect/>
@@ -5317,11 +5419,15 @@
                   <pic:spPr bwMode="auto">
                     <a:xfrm>
                       <a:off x="0" y="0"/>
-                      <a:ext cx="5905500" cy="2790825"/>
+                      <a:ext cx="5381405" cy="4035911"/>
                     </a:xfrm>
                     <a:prstGeom prst="rect">
                       <a:avLst/>
                     </a:prstGeom>
+                    <a:noFill/>
+                    <a:ln>
+                      <a:noFill/>
+                    </a:ln>
                   </pic:spPr>
                 </pic:pic>
               </a:graphicData>
@@ -5329,6 +5435,11 @@
           </wp:inline>
         </w:drawing>
       </w:r>
+    </w:p>
+    <w:p>
+      <w:pPr>
+        <w:spacing w:after="200"/>
+      </w:pPr>
     </w:p>
     <w:p>
       <w:pPr>
@@ -5354,7 +5465,15 @@
         <w:jc w:val="both"/>
       </w:pPr>
       <w:r>
-        <w:t>Across all 122 respondents, the composite readiness score averaged M = 2.89 (SD = 0.85; Cronbach’s α = .77). Confidence was highest for CV preparation (M = 3.20) and lowest for finding internship opportunities (M = 2.60). A Shapiro–Wilk test indicated no significant departure from normality for the readiness score, W = .983, p = .130, supporting the use of parametric tests.</w:t>
+        <w:t xml:space="preserve">Across all 122 respondents, the composite readiness </w:t>
+      </w:r>
+      <w:proofErr w:type="gramStart"/>
+      <w:r>
+        <w:t>score</w:t>
+      </w:r>
+      <w:proofErr w:type="gramEnd"/>
+      <w:r>
+        <w:t xml:space="preserve"> averaged M = 2.89 (SD = 0.85; Cronbach’s α = .77). Confidence was highest for CV preparation (M = 3.20) and lowest for finding internship opportunities (M = 2.60). A Shapiro–Wilk test indicated no significant departure from normality for the readiness score, W = .983, p = .130, supporting the use of parametric tests.</w:t>
       </w:r>
     </w:p>
     <w:p>
@@ -5363,7 +5482,16 @@
         <w:jc w:val="both"/>
       </w:pPr>
       <w:r>
-        <w:t>A Welch independent-samples t-test compared readiness between service users and non-users (Table 3, Figure 2). Users reported significantly higher readiness (M = 3.23, SD = 0.70) than non-users (M = 2.74, SD = 0.87), with a mean difference of 0.50 points, 95% CI [0.20, 0.79], t(88.1) = 3.36, p = .001, d = 0.60, a medium effect. The evidence was therefore sufficient to reject H₀ at the .05 significance level: students who used KIU internship support services reported significantly higher perceived internship readiness than students who did not.</w:t>
+        <w:lastRenderedPageBreak/>
+        <w:t xml:space="preserve">A Welch independent-samples t-test compared readiness between service users and non-users (Table 3, Figure 2). Users reported significantly higher readiness (M = 3.23, SD = 0.70) than non-users (M = 2.74, SD = 0.87), with a mean difference of 0.50 points, 95% CI [0.20, 0.79], </w:t>
+      </w:r>
+      <w:proofErr w:type="gramStart"/>
+      <w:r>
+        <w:t>t(</w:t>
+      </w:r>
+      <w:proofErr w:type="gramEnd"/>
+      <w:r>
+        <w:t>88.1) = 3.36, p = .001, d = 0.60, a medium effect. The evidence was therefore sufficient to reject H₀ at the .05 significance level: students who used KIU internship support services reported significantly higher perceived internship readiness than students who did not.</w:t>
       </w:r>
     </w:p>
     <w:p>
@@ -5420,7 +5548,6 @@
                 <w:sz w:val="22"/>
                 <w:szCs w:val="22"/>
               </w:rPr>
-              <w:lastRenderedPageBreak/>
               <w:t>Group</w:t>
             </w:r>
           </w:p>
@@ -5637,7 +5764,23 @@
           <w:i/>
           <w:iCs/>
         </w:rPr>
-        <w:t>Mean difference = 0.50, 95% CI [0.20, 0.79], t(88.1) = 3.36, p = .001, Cohen’s d = 0.60.</w:t>
+        <w:t xml:space="preserve">Mean difference = 0.50, 95% CI [0.20, 0.79], </w:t>
+      </w:r>
+      <w:proofErr w:type="gramStart"/>
+      <w:r>
+        <w:rPr>
+          <w:i/>
+          <w:iCs/>
+        </w:rPr>
+        <w:t>t(</w:t>
+      </w:r>
+      <w:proofErr w:type="gramEnd"/>
+      <w:r>
+        <w:rPr>
+          <w:i/>
+          <w:iCs/>
+        </w:rPr>
+        <w:t>88.1) = 3.36, p = .001, Cohen’s d = 0.60.</w:t>
       </w:r>
     </w:p>
     <w:p>
@@ -5705,11 +5848,33 @@
     </w:p>
     <w:p>
       <w:pPr>
+        <w:spacing w:after="200"/>
+        <w:jc w:val="center"/>
+      </w:pPr>
+    </w:p>
+    <w:p>
+      <w:pPr>
         <w:spacing w:after="120" w:line="360" w:lineRule="auto"/>
         <w:jc w:val="both"/>
       </w:pPr>
       <w:r>
-        <w:t>Two exploratory correlations supported the same pattern. Awareness of the services correlated moderately and positively with readiness, r(120) = .43, p &lt; .001 (Spearman’s ρ = .44, p &lt; .001), and year of study correlated weakly and positively with readiness, r(120) = .27, p = .002 (Spearman’s ρ = .26, p = .003).</w:t>
+        <w:t xml:space="preserve">Two exploratory correlations supported the same pattern. Awareness of the services correlated moderately and positively with readiness, </w:t>
+      </w:r>
+      <w:proofErr w:type="gramStart"/>
+      <w:r>
+        <w:t>r(</w:t>
+      </w:r>
+      <w:proofErr w:type="gramEnd"/>
+      <w:r>
+        <w:t xml:space="preserve">120) = .43, p &lt; .001 (Spearman’s ρ = .44, p &lt; .001), and year of study correlated weakly and positively with readiness, </w:t>
+      </w:r>
+      <w:proofErr w:type="gramStart"/>
+      <w:r>
+        <w:t>r(</w:t>
+      </w:r>
+      <w:proofErr w:type="gramEnd"/>
+      <w:r>
+        <w:t>120) = .27, p = .002 (Spearman’s ρ = .26, p = .003).</w:t>
       </w:r>
     </w:p>
     <w:p>
@@ -5736,7 +5901,7 @@
         <w:jc w:val="both"/>
       </w:pPr>
       <w:r>
-        <w:t>When asked which single improvement would help students most, the top choice was earlier communication about internship opportunities (n = 47, 38.5%), followed by one central internship information platform (n = 26, 21.3%) and more employer and alumni networking events (n = 18, 14.8%).</w:t>
+        <w:t xml:space="preserve">When asked which single improvement would help students most, the top choice was earlier communication about internship opportunities (n = 47, 38.5%), followed by one central internship information platform (n = 26, 21.3%) </w:t>
       </w:r>
     </w:p>
     <w:p>
@@ -5745,12 +5910,86 @@
         <w:jc w:val="both"/>
       </w:pPr>
       <w:r>
-        <w:t xml:space="preserve">Of the 122 respondents, 76 described a biggest weakness and 70 offered an improvement suggestion. Thematic coding produced four themes. The first and most common theme was lack of awareness and visibility: many students simply did not know the services existed (“I think the biggest weakness is that many students are not even aware that these internship support services exist”). The second was late or infrequent communication (“Information is shared too late”). The third was limited, field-mismatched opportunities, raised especially by Management and Mathematics students (“There are very few internship opportunities related to mathematics, which </w:t>
-      </w:r>
-      <w:r>
         <w:lastRenderedPageBreak/>
-        <w:t>makes it difficult for students in this field to find relevant placements”). The fourth was a lack of practical preparation support (“we don’t get any tips on how to prepare CVs or for interviews”). Improvement suggestions mirrored these themes: more and earlier communication, a dedicated internship platform, more field-specific partnerships, and more networking events and interview practice.</w:t>
-      </w:r>
+        <w:t>Figure 3. Improvement Priorities Among Respondents</w:t>
+      </w:r>
+    </w:p>
+    <w:p>
+      <w:pPr>
+        <w:spacing w:after="120" w:line="360" w:lineRule="auto"/>
+        <w:jc w:val="both"/>
+      </w:pPr>
+      <w:r>
+        <w:drawing>
+          <wp:inline distT="0" distB="0" distL="0" distR="0" wp14:anchorId="45B2BC16" wp14:editId="59D87A01">
+            <wp:extent cx="5940425" cy="4455160"/>
+            <wp:effectExtent l="0" t="0" r="3175" b="2540"/>
+            <wp:docPr id="1785862134" name="Picture 18"/>
+            <wp:cNvGraphicFramePr>
+              <a:graphicFrameLocks xmlns:a="http://schemas.openxmlformats.org/drawingml/2006/main" noChangeAspect="1"/>
+            </wp:cNvGraphicFramePr>
+            <a:graphic xmlns:a="http://schemas.openxmlformats.org/drawingml/2006/main">
+              <a:graphicData uri="http://schemas.openxmlformats.org/drawingml/2006/picture">
+                <pic:pic xmlns:pic="http://schemas.openxmlformats.org/drawingml/2006/picture">
+                  <pic:nvPicPr>
+                    <pic:cNvPr id="0" name="Picture 71"/>
+                    <pic:cNvPicPr>
+                      <a:picLocks noChangeAspect="1" noChangeArrowheads="1"/>
+                    </pic:cNvPicPr>
+                  </pic:nvPicPr>
+                  <pic:blipFill>
+                    <a:blip r:embed="rId10">
+                      <a:extLst>
+                        <a:ext uri="{28A0092B-C50C-407E-A947-70E740481C1C}">
+                          <a14:useLocalDpi xmlns:a14="http://schemas.microsoft.com/office/drawing/2010/main" val="0"/>
+                        </a:ext>
+                      </a:extLst>
+                    </a:blip>
+                    <a:srcRect/>
+                    <a:stretch>
+                      <a:fillRect/>
+                    </a:stretch>
+                  </pic:blipFill>
+                  <pic:spPr bwMode="auto">
+                    <a:xfrm>
+                      <a:off x="0" y="0"/>
+                      <a:ext cx="5940425" cy="4455160"/>
+                    </a:xfrm>
+                    <a:prstGeom prst="rect">
+                      <a:avLst/>
+                    </a:prstGeom>
+                    <a:noFill/>
+                    <a:ln>
+                      <a:noFill/>
+                    </a:ln>
+                  </pic:spPr>
+                </pic:pic>
+              </a:graphicData>
+            </a:graphic>
+          </wp:inline>
+        </w:drawing>
+      </w:r>
+    </w:p>
+    <w:p>
+      <w:pPr>
+        <w:spacing w:after="120" w:line="360" w:lineRule="auto"/>
+        <w:jc w:val="both"/>
+      </w:pPr>
+      <w:r>
+        <w:t>Of the 122 respondents, 76 described a biggest weakness and 70 offered an improvement suggestion. Thematic coding produced four themes. The first and most common theme was lack of awareness and visibility: many students simply did not know the services existed (“I think the biggest weakness is that many students are not even aware that these internship support services exist”). The second was late or infrequent communication (“Information is shared too late”). The third was limited, field-mismatched opportunities, raised especially by Management and Mathematics students (“There are very few internship opportunities related to mathematics, which makes it difficult for students in this field to find relevant placements”). The fourth was a lack of practical preparation support (“we don’t get any tips on how to prepare CVs or for interviews”). Improvement suggestions mirrored these themes: more and earlier communication, a dedicated internship platform, more field-specific partnerships, and more networking events and interview practice.</w:t>
+      </w:r>
+    </w:p>
+    <w:p>
+      <w:pPr>
+        <w:spacing w:after="120" w:line="360" w:lineRule="auto"/>
+        <w:jc w:val="both"/>
+      </w:pPr>
+    </w:p>
+    <w:p>
+      <w:pPr>
+        <w:spacing w:after="120" w:line="360" w:lineRule="auto"/>
+        <w:jc w:val="both"/>
+      </w:pPr>
     </w:p>
     <w:p>
       <w:pPr>
@@ -5766,6 +6005,7 @@
           <w:sz w:val="28"/>
           <w:szCs w:val="28"/>
         </w:rPr>
+        <w:lastRenderedPageBreak/>
         <w:t>5. Discussion</w:t>
       </w:r>
       <w:bookmarkEnd w:id="25"/>
@@ -5854,11 +6094,7 @@
       </w:r>
       <w:proofErr w:type="spellEnd"/>
       <w:r>
-        <w:t xml:space="preserve"> and SCCT prediction that career development activities build self-efficacy and confidence [6], [9]. Third, however, the results partially contradict the pattern reported in Western studies, where students are typically </w:t>
-      </w:r>
-      <w:r>
-        <w:lastRenderedPageBreak/>
-        <w:t xml:space="preserve">most satisfied with transactional services such as CV reviews and mock interviews and least satisfied with deep </w:t>
+        <w:t xml:space="preserve"> and SCCT prediction that career development activities build self-efficacy and confidence [6], [9]. Third, however, the results partially contradict the pattern reported in Western studies, where students are typically most satisfied with transactional services such as CV reviews and mock interviews and least satisfied with deep </w:t>
       </w:r>
       <w:proofErr w:type="spellStart"/>
       <w:r>
@@ -5883,6 +6119,7 @@
           <w:sz w:val="24"/>
           <w:szCs w:val="24"/>
         </w:rPr>
+        <w:lastRenderedPageBreak/>
         <w:t>5.3 Unexpected findings</w:t>
       </w:r>
       <w:bookmarkEnd w:id="28"/>
@@ -5975,16 +6212,19 @@
         <w:jc w:val="both"/>
       </w:pPr>
       <w:r>
+        <w:t xml:space="preserve">The practical implications are straightforward and largely inexpensive. Because the dominant barrier is awareness, the highest-return improvements are promotional and structural rather than resource-intensive: earlier and more visible communication of opportunities (the top student priority, chosen by 38.5%), and a single central internship platform (chosen by 21.3%) so information does not depend on students noticing an email. Because service use is associated with higher readiness, raising </w:t>
+      </w:r>
+      <w:proofErr w:type="spellStart"/>
+      <w:r>
+        <w:t>utilisation</w:t>
+      </w:r>
+      <w:proofErr w:type="spellEnd"/>
+      <w:r>
+        <w:t xml:space="preserve"> is likely to be genuinely valuable rather than cosmetic. The second tier of improvements targets the weakest-rated services: introducing regular CV and </w:t>
+      </w:r>
+      <w:r>
         <w:lastRenderedPageBreak/>
-        <w:t xml:space="preserve">The practical implications are straightforward and largely inexpensive. Because the dominant barrier is awareness, the highest-return improvements are promotional and structural rather than resource-intensive: earlier and more visible communication of opportunities (the top student priority, chosen by 38.5%), and a single central internship platform (chosen by 21.3%) so information does not depend on students noticing an email. Because service use is associated with higher readiness, raising </w:t>
-      </w:r>
-      <w:proofErr w:type="spellStart"/>
-      <w:r>
-        <w:t>utilisation</w:t>
-      </w:r>
-      <w:proofErr w:type="spellEnd"/>
-      <w:r>
-        <w:t xml:space="preserve"> is likely to be genuinely valuable rather than cosmetic. The second tier of improvements targets the weakest-rated services: introducing regular CV and interview preparation support, and building field-specific internship partnerships for Management and Mathematics students. For theory, the study adds a small-institution, non-Western data point confirming that the satisfaction–</w:t>
+        <w:t>interview preparation support, and building field-specific internship partnerships for Management and Mathematics students. For theory, the study adds a small-institution, non-Western data point confirming that the satisfaction–</w:t>
       </w:r>
       <w:proofErr w:type="spellStart"/>
       <w:r>
@@ -6063,7 +6303,15 @@
         <w:jc w:val="both"/>
       </w:pPr>
       <w:r>
-        <w:t>The answer is two-sided. On the one hand, the services appear to matter: students who used them reported significantly higher internship readiness than those who did not (t(88.1) = 3.36, p = .001, d = 0.60), and awareness correlated positively with readiness. On the other hand, only 31.1% of students had used any service, nearly a third of non-users did not know the services existed, and users rated CV and interview preparation support as clearly inadequate. KIU’s internship support is therefore best described as promising but under-promoted and underdeveloped in practical preparation.</w:t>
+        <w:t>The answer is two-sided. On the one hand, the services appear to matter: students who used them reported significantly higher internship readiness than those who did not (</w:t>
+      </w:r>
+      <w:proofErr w:type="gramStart"/>
+      <w:r>
+        <w:t>t(</w:t>
+      </w:r>
+      <w:proofErr w:type="gramEnd"/>
+      <w:r>
+        <w:t>88.1) = 3.36, p = .001, d = 0.60), and awareness correlated positively with readiness. On the other hand, only 31.1% of students had used any service, nearly a third of non-users did not know the services existed, and users rated CV and interview preparation support as clearly inadequate. KIU’s internship support is therefore best described as promising but under-promoted and underdeveloped in practical preparation.</w:t>
       </w:r>
     </w:p>
     <w:p>
@@ -6072,9 +6320,20 @@
         <w:jc w:val="both"/>
       </w:pPr>
       <w:r>
-        <w:lastRenderedPageBreak/>
         <w:t>The study’s main recommendation is that KIU invest first in visibility — earlier communication and a central internship platform — and second in hands-on preparation and field-specific opportunities. Future research should test these improvements with a pre–post design to move from association to causal evidence.</w:t>
       </w:r>
+    </w:p>
+    <w:p>
+      <w:pPr>
+        <w:spacing w:after="120" w:line="360" w:lineRule="auto"/>
+        <w:jc w:val="both"/>
+      </w:pPr>
+    </w:p>
+    <w:p>
+      <w:pPr>
+        <w:spacing w:after="120" w:line="360" w:lineRule="auto"/>
+        <w:jc w:val="both"/>
+      </w:pPr>
     </w:p>
     <w:p>
       <w:pPr>
@@ -6090,6 +6349,7 @@
           <w:sz w:val="28"/>
           <w:szCs w:val="28"/>
         </w:rPr>
+        <w:lastRenderedPageBreak/>
         <w:t>References</w:t>
       </w:r>
       <w:bookmarkEnd w:id="33"/>
@@ -6205,8 +6465,15 @@
         <w:ind w:left="480" w:hanging="480"/>
       </w:pPr>
       <w:r>
-        <w:lastRenderedPageBreak/>
-        <w:t>[10] J. Gault, J. Redington, and T. Schlager, “Undergraduate business internships and career success: Are they related?,” Journal of Marketing Education, vol. 22, no. 1, pp. 45–53, 2000.</w:t>
+        <w:t xml:space="preserve">[10] J. Gault, J. Redington, and T. Schlager, “Undergraduate business internships and career success: Are they </w:t>
+      </w:r>
+      <w:proofErr w:type="gramStart"/>
+      <w:r>
+        <w:t>related?,</w:t>
+      </w:r>
+      <w:proofErr w:type="gramEnd"/>
+      <w:r>
+        <w:t>” Journal of Marketing Education, vol. 22, no. 1, pp. 45–53, 2000.</w:t>
       </w:r>
     </w:p>
     <w:p>
@@ -6215,6 +6482,7 @@
         <w:ind w:left="480" w:hanging="480"/>
       </w:pPr>
       <w:r>
+        <w:lastRenderedPageBreak/>
         <w:t>[11] National Association of Colleges and Employers, “What is career readiness?” NACE. [Online]. Available: https://www.naceweb.org/career-readiness/competencies/career-readiness-defined</w:t>
       </w:r>
     </w:p>
@@ -6248,7 +6516,15 @@
         <w:t xml:space="preserve">Sarah Vines and Matthias S. Gobel, </w:t>
       </w:r>
       <w:r>
-        <w:t>“Levelling the playing field? How social class and internships influence perceived employability amongst UK university students,” Studies in Higher Education, 2025</w:t>
+        <w:t xml:space="preserve">“Levelling the playing field? How social class and internships influence perceived employability amongst UK </w:t>
+      </w:r>
+      <w:proofErr w:type="gramStart"/>
+      <w:r>
+        <w:t>university</w:t>
+      </w:r>
+      <w:proofErr w:type="gramEnd"/>
+      <w:r>
+        <w:t xml:space="preserve"> students,” Studies in Higher Education, 2025</w:t>
       </w:r>
       <w:r>
         <w:t>.</w:t>
@@ -6296,13 +6572,7 @@
         <w:t>“The impact of service quality on students’ satisfaction in higher education: An empirical investigation,” International Journal of Research and Innovation in Social Science, 2024.</w:t>
       </w:r>
       <w:r>
-        <w:t xml:space="preserve"> </w:t>
-      </w:r>
-      <w:r>
-        <w:t>[Online]. Available:</w:t>
-      </w:r>
-      <w:r>
-        <w:t xml:space="preserve"> </w:t>
+        <w:t xml:space="preserve"> [Online]. Available: </w:t>
       </w:r>
       <w:r>
         <w:t>https://www.researchgate.net/profile/Romita-Devi-De</w:t>
@@ -8687,7 +8957,7 @@
     </w:tbl>
     <w:p/>
     <w:sectPr>
-      <w:footerReference w:type="default" r:id="rId10"/>
+      <w:footerReference w:type="default" r:id="rId11"/>
       <w:pgSz w:w="11906" w:h="16838"/>
       <w:pgMar w:top="1417" w:right="850" w:bottom="1417" w:left="1701" w:header="708" w:footer="708" w:gutter="0"/>
       <w:pgNumType w:start="1"/>
